--- a/docs/data_profiling_notes.docx
+++ b/docs/data_profiling_notes.docx
@@ -178,8 +178,108 @@
         <w:t xml:space="preserve">before cleaning or analysing, check whether each important column is correct, complete and usable. Profiling documents problems; it does not fix them.</w:t>
       </w:r>
     </w:p>
+    <w:p>
+      <w:pPr>
+        <w:pStyle w:val="BodyText"/>
+      </w:pPr>
+      <w:r>
+        <w:rPr>
+          <w:b/>
+          <w:bCs/>
+        </w:rPr>
+        <w:t xml:space="preserve">How each question is structured:</w:t>
+      </w:r>
+    </w:p>
+    <w:p>
+      <w:pPr>
+        <w:pStyle w:val="Compact"/>
+        <w:numPr>
+          <w:ilvl w:val="0"/>
+          <w:numId w:val="1001"/>
+        </w:numPr>
+      </w:pPr>
+      <w:r>
+        <w:rPr>
+          <w:b/>
+          <w:bCs/>
+        </w:rPr>
+        <w:t xml:space="preserve">Goal:</w:t>
+      </w:r>
+      <w:r>
+        <w:t xml:space="preserve"> </w:t>
+      </w:r>
+      <w:r>
+        <w:t xml:space="preserve">why the check is done.</w:t>
+      </w:r>
+    </w:p>
+    <w:p>
+      <w:pPr>
+        <w:pStyle w:val="Compact"/>
+        <w:numPr>
+          <w:ilvl w:val="0"/>
+          <w:numId w:val="1001"/>
+        </w:numPr>
+      </w:pPr>
+      <w:r>
+        <w:rPr>
+          <w:b/>
+          <w:bCs/>
+        </w:rPr>
+        <w:t xml:space="preserve">What to look for:</w:t>
+      </w:r>
+      <w:r>
+        <w:t xml:space="preserve"> </w:t>
+      </w:r>
+      <w:r>
+        <w:t xml:space="preserve">what a good or bad result would look like.</w:t>
+      </w:r>
+    </w:p>
+    <w:p>
+      <w:pPr>
+        <w:pStyle w:val="Compact"/>
+        <w:numPr>
+          <w:ilvl w:val="0"/>
+          <w:numId w:val="1001"/>
+        </w:numPr>
+      </w:pPr>
+      <w:r>
+        <w:rPr>
+          <w:b/>
+          <w:bCs/>
+        </w:rPr>
+        <w:t xml:space="preserve">Findings:</w:t>
+      </w:r>
+      <w:r>
+        <w:t xml:space="preserve"> </w:t>
+      </w:r>
+      <w:r>
+        <w:t xml:space="preserve">what the notebook output shows.</w:t>
+      </w:r>
+    </w:p>
+    <w:p>
+      <w:pPr>
+        <w:pStyle w:val="Compact"/>
+        <w:numPr>
+          <w:ilvl w:val="0"/>
+          <w:numId w:val="1001"/>
+        </w:numPr>
+      </w:pPr>
+      <w:r>
+        <w:rPr>
+          <w:b/>
+          <w:bCs/>
+        </w:rPr>
+        <w:t xml:space="preserve">Conclusion:</w:t>
+      </w:r>
+      <w:r>
+        <w:t xml:space="preserve"> </w:t>
+      </w:r>
+      <w:r>
+        <w:t xml:space="preserve">what it means for cleaning and analysis.</w:t>
+      </w:r>
+    </w:p>
     <w:bookmarkEnd w:id="9"/>
-    <w:bookmarkStart w:id="13" w:name="location"/>
+    <w:bookmarkStart w:id="14" w:name="location"/>
     <w:p>
       <w:pPr>
         <w:pStyle w:val="Heading1"/>
@@ -219,10 +319,73 @@
     </w:p>
     <w:p>
       <w:pPr>
-        <w:pStyle w:val="Compact"/>
-        <w:numPr>
-          <w:ilvl w:val="0"/>
-          <w:numId w:val="1001"/>
+        <w:pStyle w:val="BodyText"/>
+      </w:pPr>
+      <w:r>
+        <w:rPr>
+          <w:b/>
+          <w:bCs/>
+        </w:rPr>
+        <w:t xml:space="preserve">What to look for:</w:t>
+      </w:r>
+    </w:p>
+    <w:p>
+      <w:pPr>
+        <w:pStyle w:val="Compact"/>
+        <w:numPr>
+          <w:ilvl w:val="0"/>
+          <w:numId w:val="1002"/>
+        </w:numPr>
+      </w:pPr>
+      <w:r>
+        <w:t xml:space="preserve">Zero missing values.</w:t>
+      </w:r>
+    </w:p>
+    <w:p>
+      <w:pPr>
+        <w:pStyle w:val="Compact"/>
+        <w:numPr>
+          <w:ilvl w:val="0"/>
+          <w:numId w:val="1002"/>
+        </w:numPr>
+      </w:pPr>
+      <w:r>
+        <w:t xml:space="preserve">Every value following the same</w:t>
+      </w:r>
+      <w:r>
+        <w:t xml:space="preserve"> </w:t>
+      </w:r>
+      <w:r>
+        <w:rPr>
+          <w:rStyle w:val="VerbatimChar"/>
+        </w:rPr>
+        <w:t xml:space="preserve">##-##-###-#</w:t>
+      </w:r>
+      <w:r>
+        <w:t xml:space="preserve"> </w:t>
+      </w:r>
+      <w:r>
+        <w:t xml:space="preserve">pattern (0 rows failing).</w:t>
+      </w:r>
+    </w:p>
+    <w:p>
+      <w:pPr>
+        <w:pStyle w:val="FirstParagraph"/>
+      </w:pPr>
+      <w:r>
+        <w:rPr>
+          <w:b/>
+          <w:bCs/>
+        </w:rPr>
+        <w:t xml:space="preserve">Findings:</w:t>
+      </w:r>
+    </w:p>
+    <w:p>
+      <w:pPr>
+        <w:pStyle w:val="Compact"/>
+        <w:numPr>
+          <w:ilvl w:val="0"/>
+          <w:numId w:val="1003"/>
         </w:numPr>
       </w:pPr>
       <w:r>
@@ -247,7 +410,7 @@
         <w:pStyle w:val="Compact"/>
         <w:numPr>
           <w:ilvl w:val="0"/>
-          <w:numId w:val="1001"/>
+          <w:numId w:val="1003"/>
         </w:numPr>
       </w:pPr>
       <w:r>
@@ -320,10 +483,58 @@
     </w:p>
     <w:p>
       <w:pPr>
-        <w:pStyle w:val="Compact"/>
-        <w:numPr>
-          <w:ilvl w:val="0"/>
-          <w:numId w:val="1002"/>
+        <w:pStyle w:val="BodyText"/>
+      </w:pPr>
+      <w:r>
+        <w:rPr>
+          <w:b/>
+          <w:bCs/>
+        </w:rPr>
+        <w:t xml:space="preserve">What to look for:</w:t>
+      </w:r>
+    </w:p>
+    <w:p>
+      <w:pPr>
+        <w:pStyle w:val="Compact"/>
+        <w:numPr>
+          <w:ilvl w:val="0"/>
+          <w:numId w:val="1004"/>
+        </w:numPr>
+      </w:pPr>
+      <w:r>
+        <w:t xml:space="preserve">Parts with only one value, which carry no information.</w:t>
+      </w:r>
+    </w:p>
+    <w:p>
+      <w:pPr>
+        <w:pStyle w:val="Compact"/>
+        <w:numPr>
+          <w:ilvl w:val="0"/>
+          <w:numId w:val="1004"/>
+        </w:numPr>
+      </w:pPr>
+      <w:r>
+        <w:t xml:space="preserve">What each varying part probably represents (aisle, bay, level).</w:t>
+      </w:r>
+    </w:p>
+    <w:p>
+      <w:pPr>
+        <w:pStyle w:val="FirstParagraph"/>
+      </w:pPr>
+      <w:r>
+        <w:rPr>
+          <w:b/>
+          <w:bCs/>
+        </w:rPr>
+        <w:t xml:space="preserve">Findings:</w:t>
+      </w:r>
+    </w:p>
+    <w:p>
+      <w:pPr>
+        <w:pStyle w:val="Compact"/>
+        <w:numPr>
+          <w:ilvl w:val="0"/>
+          <w:numId w:val="1005"/>
         </w:numPr>
       </w:pPr>
       <w:r>
@@ -353,7 +564,7 @@
         <w:pStyle w:val="Compact"/>
         <w:numPr>
           <w:ilvl w:val="0"/>
-          <w:numId w:val="1002"/>
+          <w:numId w:val="1005"/>
         </w:numPr>
       </w:pPr>
       <w:r>
@@ -447,10 +658,58 @@
     </w:p>
     <w:p>
       <w:pPr>
-        <w:pStyle w:val="Compact"/>
-        <w:numPr>
-          <w:ilvl w:val="0"/>
-          <w:numId w:val="1003"/>
+        <w:pStyle w:val="BodyText"/>
+      </w:pPr>
+      <w:r>
+        <w:rPr>
+          <w:b/>
+          <w:bCs/>
+        </w:rPr>
+        <w:t xml:space="preserve">What to look for:</w:t>
+      </w:r>
+    </w:p>
+    <w:p>
+      <w:pPr>
+        <w:pStyle w:val="Compact"/>
+        <w:numPr>
+          <w:ilvl w:val="0"/>
+          <w:numId w:val="1006"/>
+        </w:numPr>
+      </w:pPr>
+      <w:r>
+        <w:t xml:space="preserve">Whether each product has one location and each location one product (both maximums equal 1).</w:t>
+      </w:r>
+    </w:p>
+    <w:p>
+      <w:pPr>
+        <w:pStyle w:val="Compact"/>
+        <w:numPr>
+          <w:ilvl w:val="0"/>
+          <w:numId w:val="1006"/>
+        </w:numPr>
+      </w:pPr>
+      <w:r>
+        <w:t xml:space="preserve">Whether any product moved location during the period (a maximum above 1).</w:t>
+      </w:r>
+    </w:p>
+    <w:p>
+      <w:pPr>
+        <w:pStyle w:val="FirstParagraph"/>
+      </w:pPr>
+      <w:r>
+        <w:rPr>
+          <w:b/>
+          <w:bCs/>
+        </w:rPr>
+        <w:t xml:space="preserve">Findings:</w:t>
+      </w:r>
+    </w:p>
+    <w:p>
+      <w:pPr>
+        <w:pStyle w:val="Compact"/>
+        <w:numPr>
+          <w:ilvl w:val="0"/>
+          <w:numId w:val="1007"/>
         </w:numPr>
       </w:pPr>
       <w:r>
@@ -475,7 +734,7 @@
         <w:pStyle w:val="Compact"/>
         <w:numPr>
           <w:ilvl w:val="0"/>
-          <w:numId w:val="1003"/>
+          <w:numId w:val="1007"/>
         </w:numPr>
       </w:pPr>
       <w:r>
@@ -528,8 +787,66 @@
       </w:r>
     </w:p>
     <w:bookmarkEnd w:id="12"/>
+    <w:bookmarkStart w:id="13" w:name="think-about-this-before-deciding"/>
+    <w:p>
+      <w:pPr>
+        <w:pStyle w:val="Heading3"/>
+      </w:pPr>
+      <w:r>
+        <w:t xml:space="preserve">Think about this before deciding</w:t>
+      </w:r>
+    </w:p>
+    <w:p>
+      <w:pPr>
+        <w:pStyle w:val="Compact"/>
+        <w:numPr>
+          <w:ilvl w:val="0"/>
+          <w:numId w:val="1008"/>
+        </w:numPr>
+      </w:pPr>
+      <w:r>
+        <w:t xml:space="preserve">Aisles have different numbers of locations. Should aisles be compared by total picks, or by picks per location?</w:t>
+      </w:r>
+    </w:p>
+    <w:p>
+      <w:pPr>
+        <w:pStyle w:val="Compact"/>
+        <w:numPr>
+          <w:ilvl w:val="0"/>
+          <w:numId w:val="1008"/>
+        </w:numPr>
+      </w:pPr>
+      <w:r>
+        <w:t xml:space="preserve">Because location and product are 1:1, how will you phrase a</w:t>
+      </w:r>
+      <w:r>
+        <w:t xml:space="preserve"> </w:t>
+      </w:r>
+      <w:r>
+        <w:t xml:space="preserve">“slow aisle”</w:t>
+      </w:r>
+      <w:r>
+        <w:t xml:space="preserve"> </w:t>
+      </w:r>
+      <w:r>
+        <w:t xml:space="preserve">finding so it is not blamed on the layout alone?</w:t>
+      </w:r>
+    </w:p>
+    <w:p>
+      <w:pPr>
+        <w:pStyle w:val="Compact"/>
+        <w:numPr>
+          <w:ilvl w:val="0"/>
+          <w:numId w:val="1008"/>
+        </w:numPr>
+      </w:pPr>
+      <w:r>
+        <w:t xml:space="preserve">Without distance data, what layout claims can you honestly make (concentration, time per pick) and which can you not (walking distance)?</w:t>
+      </w:r>
+    </w:p>
     <w:bookmarkEnd w:id="13"/>
-    <w:bookmarkStart w:id="18" w:name="volume"/>
+    <w:bookmarkEnd w:id="14"/>
+    <w:bookmarkStart w:id="20" w:name="volume"/>
     <w:p>
       <w:pPr>
         <w:pStyle w:val="Heading1"/>
@@ -546,7 +863,7 @@
         <w:t xml:space="preserve">Volume represents the physical size of each pick and is a possible measure of workload.</w:t>
       </w:r>
     </w:p>
-    <w:bookmarkStart w:id="14" w:name="X8165f020fe176c3836fa26684efbf9508f48b22"/>
+    <w:bookmarkStart w:id="15" w:name="X8165f020fe176c3836fa26684efbf9508f48b22"/>
     <w:p>
       <w:pPr>
         <w:pStyle w:val="Heading3"/>
@@ -569,10 +886,70 @@
     </w:p>
     <w:p>
       <w:pPr>
-        <w:pStyle w:val="Compact"/>
-        <w:numPr>
-          <w:ilvl w:val="0"/>
-          <w:numId w:val="1004"/>
+        <w:pStyle w:val="BodyText"/>
+      </w:pPr>
+      <w:r>
+        <w:rPr>
+          <w:b/>
+          <w:bCs/>
+        </w:rPr>
+        <w:t xml:space="preserve">What to look for:</w:t>
+      </w:r>
+    </w:p>
+    <w:p>
+      <w:pPr>
+        <w:pStyle w:val="Compact"/>
+        <w:numPr>
+          <w:ilvl w:val="0"/>
+          <w:numId w:val="1009"/>
+        </w:numPr>
+      </w:pPr>
+      <w:r>
+        <w:t xml:space="preserve">A numeric (float) data type, not text.</w:t>
+      </w:r>
+    </w:p>
+    <w:p>
+      <w:pPr>
+        <w:pStyle w:val="Compact"/>
+        <w:numPr>
+          <w:ilvl w:val="0"/>
+          <w:numId w:val="1009"/>
+        </w:numPr>
+      </w:pPr>
+      <w:r>
+        <w:t xml:space="preserve">Zero missing values.</w:t>
+      </w:r>
+    </w:p>
+    <w:p>
+      <w:pPr>
+        <w:pStyle w:val="Compact"/>
+        <w:numPr>
+          <w:ilvl w:val="0"/>
+          <w:numId w:val="1009"/>
+        </w:numPr>
+      </w:pPr>
+      <w:r>
+        <w:t xml:space="preserve">Realistic minimum and maximum values.</w:t>
+      </w:r>
+    </w:p>
+    <w:p>
+      <w:pPr>
+        <w:pStyle w:val="FirstParagraph"/>
+      </w:pPr>
+      <w:r>
+        <w:rPr>
+          <w:b/>
+          <w:bCs/>
+        </w:rPr>
+        <w:t xml:space="preserve">Findings:</w:t>
+      </w:r>
+    </w:p>
+    <w:p>
+      <w:pPr>
+        <w:pStyle w:val="Compact"/>
+        <w:numPr>
+          <w:ilvl w:val="0"/>
+          <w:numId w:val="1010"/>
         </w:numPr>
       </w:pPr>
       <w:r>
@@ -584,7 +961,7 @@
         <w:pStyle w:val="Compact"/>
         <w:numPr>
           <w:ilvl w:val="0"/>
-          <w:numId w:val="1004"/>
+          <w:numId w:val="1010"/>
         </w:numPr>
       </w:pPr>
       <w:r>
@@ -622,8 +999,8 @@
         <w:t xml:space="preserve">complete and usable. The only fix needed was reading the comma decimal correctly.</w:t>
       </w:r>
     </w:p>
-    <w:bookmarkEnd w:id="14"/>
-    <w:bookmarkStart w:id="15" w:name="X05d5d4d76b3272699d193089abb38d52df05574"/>
+    <w:bookmarkEnd w:id="15"/>
+    <w:bookmarkStart w:id="16" w:name="X05d5d4d76b3272699d193089abb38d52df05574"/>
     <w:p>
       <w:pPr>
         <w:pStyle w:val="Heading3"/>
@@ -646,10 +1023,58 @@
     </w:p>
     <w:p>
       <w:pPr>
-        <w:pStyle w:val="Compact"/>
-        <w:numPr>
-          <w:ilvl w:val="0"/>
-          <w:numId w:val="1005"/>
+        <w:pStyle w:val="BodyText"/>
+      </w:pPr>
+      <w:r>
+        <w:rPr>
+          <w:b/>
+          <w:bCs/>
+        </w:rPr>
+        <w:t xml:space="preserve">What to look for:</w:t>
+      </w:r>
+    </w:p>
+    <w:p>
+      <w:pPr>
+        <w:pStyle w:val="Compact"/>
+        <w:numPr>
+          <w:ilvl w:val="0"/>
+          <w:numId w:val="1011"/>
+        </w:numPr>
+      </w:pPr>
+      <w:r>
+        <w:t xml:space="preserve">Whether negative rows are concentrated in a few products or collis.</w:t>
+      </w:r>
+    </w:p>
+    <w:p>
+      <w:pPr>
+        <w:pStyle w:val="Compact"/>
+        <w:numPr>
+          <w:ilvl w:val="0"/>
+          <w:numId w:val="1011"/>
+        </w:numPr>
+      </w:pPr>
+      <w:r>
+        <w:t xml:space="preserve">Whether zero-volume rows have small quantities (rounding) or normal quantities (missing volume).</w:t>
+      </w:r>
+    </w:p>
+    <w:p>
+      <w:pPr>
+        <w:pStyle w:val="FirstParagraph"/>
+      </w:pPr>
+      <w:r>
+        <w:rPr>
+          <w:b/>
+          <w:bCs/>
+        </w:rPr>
+        <w:t xml:space="preserve">Findings:</w:t>
+      </w:r>
+    </w:p>
+    <w:p>
+      <w:pPr>
+        <w:pStyle w:val="Compact"/>
+        <w:numPr>
+          <w:ilvl w:val="0"/>
+          <w:numId w:val="1012"/>
         </w:numPr>
       </w:pPr>
       <w:r>
@@ -714,7 +1139,7 @@
         <w:pStyle w:val="Compact"/>
         <w:numPr>
           <w:ilvl w:val="0"/>
-          <w:numId w:val="1005"/>
+          <w:numId w:val="1012"/>
         </w:numPr>
       </w:pPr>
       <w:r>
@@ -783,8 +1208,8 @@
         <w:t xml:space="preserve">about 0.1% of rows have unreliable volume. Small impact, but each issue needs its own decision.</w:t>
       </w:r>
     </w:p>
-    <w:bookmarkEnd w:id="15"/>
-    <w:bookmarkStart w:id="16" w:name="q3.-are-there-extreme-values"/>
+    <w:bookmarkEnd w:id="16"/>
+    <w:bookmarkStart w:id="17" w:name="q3.-are-there-extreme-values"/>
     <w:p>
       <w:pPr>
         <w:pStyle w:val="Heading3"/>
@@ -807,10 +1232,58 @@
     </w:p>
     <w:p>
       <w:pPr>
-        <w:pStyle w:val="Compact"/>
-        <w:numPr>
-          <w:ilvl w:val="0"/>
-          <w:numId w:val="1006"/>
+        <w:pStyle w:val="BodyText"/>
+      </w:pPr>
+      <w:r>
+        <w:rPr>
+          <w:b/>
+          <w:bCs/>
+        </w:rPr>
+        <w:t xml:space="preserve">What to look for:</w:t>
+      </w:r>
+    </w:p>
+    <w:p>
+      <w:pPr>
+        <w:pStyle w:val="Compact"/>
+        <w:numPr>
+          <w:ilvl w:val="0"/>
+          <w:numId w:val="1013"/>
+        </w:numPr>
+      </w:pPr>
+      <w:r>
+        <w:t xml:space="preserve">How far the maximum is from the 99th percentile.</w:t>
+      </w:r>
+    </w:p>
+    <w:p>
+      <w:pPr>
+        <w:pStyle w:val="Compact"/>
+        <w:numPr>
+          <w:ilvl w:val="0"/>
+          <w:numId w:val="1013"/>
+        </w:numPr>
+      </w:pPr>
+      <w:r>
+        <w:t xml:space="preserve">Whether the largest volumes also have large quantities (genuine bulk picks) or not (errors).</w:t>
+      </w:r>
+    </w:p>
+    <w:p>
+      <w:pPr>
+        <w:pStyle w:val="FirstParagraph"/>
+      </w:pPr>
+      <w:r>
+        <w:rPr>
+          <w:b/>
+          <w:bCs/>
+        </w:rPr>
+        <w:t xml:space="preserve">Findings:</w:t>
+      </w:r>
+    </w:p>
+    <w:p>
+      <w:pPr>
+        <w:pStyle w:val="Compact"/>
+        <w:numPr>
+          <w:ilvl w:val="0"/>
+          <w:numId w:val="1014"/>
         </w:numPr>
       </w:pPr>
       <w:r>
@@ -835,7 +1308,7 @@
         <w:pStyle w:val="Compact"/>
         <w:numPr>
           <w:ilvl w:val="0"/>
-          <w:numId w:val="1006"/>
+          <w:numId w:val="1014"/>
         </w:numPr>
       </w:pPr>
       <w:r>
@@ -860,7 +1333,7 @@
         <w:pStyle w:val="Compact"/>
         <w:numPr>
           <w:ilvl w:val="0"/>
-          <w:numId w:val="1006"/>
+          <w:numId w:val="1014"/>
         </w:numPr>
       </w:pPr>
       <w:r>
@@ -910,8 +1383,8 @@
         <w:t xml:space="preserve">, to summarise volume.</w:t>
       </w:r>
     </w:p>
-    <w:bookmarkEnd w:id="16"/>
-    <w:bookmarkStart w:id="17" w:name="q4.-is-volume-consistent-with-quantity"/>
+    <w:bookmarkEnd w:id="17"/>
+    <w:bookmarkStart w:id="18" w:name="q4.-is-volume-consistent-with-quantity"/>
     <w:p>
       <w:pPr>
         <w:pStyle w:val="Heading3"/>
@@ -934,10 +1407,58 @@
     </w:p>
     <w:p>
       <w:pPr>
-        <w:pStyle w:val="Compact"/>
-        <w:numPr>
-          <w:ilvl w:val="0"/>
-          <w:numId w:val="1007"/>
+        <w:pStyle w:val="BodyText"/>
+      </w:pPr>
+      <w:r>
+        <w:rPr>
+          <w:b/>
+          <w:bCs/>
+        </w:rPr>
+        <w:t xml:space="preserve">What to look for:</w:t>
+      </w:r>
+    </w:p>
+    <w:p>
+      <w:pPr>
+        <w:pStyle w:val="Compact"/>
+        <w:numPr>
+          <w:ilvl w:val="0"/>
+          <w:numId w:val="1015"/>
+        </w:numPr>
+      </w:pPr>
+      <w:r>
+        <w:t xml:space="preserve">A strong correlation between volume and quantity.</w:t>
+      </w:r>
+    </w:p>
+    <w:p>
+      <w:pPr>
+        <w:pStyle w:val="Compact"/>
+        <w:numPr>
+          <w:ilvl w:val="0"/>
+          <w:numId w:val="1015"/>
+        </w:numPr>
+      </w:pPr>
+      <w:r>
+        <w:t xml:space="preserve">For most products, similar minimum, median and maximum volume per unit (small differences are rounding; large ones are problem rows).</w:t>
+      </w:r>
+    </w:p>
+    <w:p>
+      <w:pPr>
+        <w:pStyle w:val="FirstParagraph"/>
+      </w:pPr>
+      <w:r>
+        <w:rPr>
+          <w:b/>
+          <w:bCs/>
+        </w:rPr>
+        <w:t xml:space="preserve">Findings:</w:t>
+      </w:r>
+    </w:p>
+    <w:p>
+      <w:pPr>
+        <w:pStyle w:val="Compact"/>
+        <w:numPr>
+          <w:ilvl w:val="0"/>
+          <w:numId w:val="1016"/>
         </w:numPr>
       </w:pPr>
       <w:r>
@@ -959,7 +1480,7 @@
         <w:pStyle w:val="Compact"/>
         <w:numPr>
           <w:ilvl w:val="0"/>
-          <w:numId w:val="1007"/>
+          <w:numId w:val="1016"/>
         </w:numPr>
       </w:pPr>
       <w:r>
@@ -993,9 +1514,93 @@
         <w:t xml:space="preserve">) may be enough as the main measure.</w:t>
       </w:r>
     </w:p>
-    <w:bookmarkEnd w:id="17"/>
     <w:bookmarkEnd w:id="18"/>
-    <w:bookmarkStart w:id="24" w:name="colli-id"/>
+    <w:bookmarkStart w:id="19" w:name="think-about-this-before-deciding-1"/>
+    <w:p>
+      <w:pPr>
+        <w:pStyle w:val="Heading3"/>
+      </w:pPr>
+      <w:r>
+        <w:t xml:space="preserve">Think about this before deciding</w:t>
+      </w:r>
+    </w:p>
+    <w:p>
+      <w:pPr>
+        <w:pStyle w:val="Compact"/>
+        <w:numPr>
+          <w:ilvl w:val="0"/>
+          <w:numId w:val="1017"/>
+        </w:numPr>
+      </w:pPr>
+      <w:r>
+        <w:t xml:space="preserve">Should the 5 negative rows be</w:t>
+      </w:r>
+      <w:r>
+        <w:t xml:space="preserve"> </w:t>
+      </w:r>
+      <w:r>
+        <w:rPr>
+          <w:b/>
+          <w:bCs/>
+        </w:rPr>
+        <w:t xml:space="preserve">deleted</w:t>
+      </w:r>
+      <w:r>
+        <w:t xml:space="preserve">, or</w:t>
+      </w:r>
+      <w:r>
+        <w:t xml:space="preserve"> </w:t>
+      </w:r>
+      <w:r>
+        <w:rPr>
+          <w:b/>
+          <w:bCs/>
+        </w:rPr>
+        <w:t xml:space="preserve">netted</w:t>
+      </w:r>
+      <w:r>
+        <w:t xml:space="preserve"> </w:t>
+      </w:r>
+      <w:r>
+        <w:t xml:space="preserve">against the original pick? What does each option do to the pick count?</w:t>
+      </w:r>
+    </w:p>
+    <w:p>
+      <w:pPr>
+        <w:pStyle w:val="Compact"/>
+        <w:numPr>
+          <w:ilvl w:val="0"/>
+          <w:numId w:val="1017"/>
+        </w:numPr>
+      </w:pPr>
+      <w:r>
+        <w:t xml:space="preserve">Should the 199 zero-volume rows be kept for pick counts but excluded from volume calculations?</w:t>
+      </w:r>
+    </w:p>
+    <w:p>
+      <w:pPr>
+        <w:pStyle w:val="Compact"/>
+        <w:numPr>
+          <w:ilvl w:val="0"/>
+          <w:numId w:val="1017"/>
+        </w:numPr>
+      </w:pPr>
+      <w:r>
+        <w:t xml:space="preserve">Is volume needed at all for the productivity question, or is quantity (</w:t>
+      </w:r>
+      <w:r>
+        <w:rPr>
+          <w:rStyle w:val="VerbatimChar"/>
+        </w:rPr>
+        <w:t xml:space="preserve">wm_vsola</w:t>
+      </w:r>
+      <w:r>
+        <w:t xml:space="preserve">) enough as the workload measure?</w:t>
+      </w:r>
+    </w:p>
+    <w:bookmarkEnd w:id="19"/>
+    <w:bookmarkEnd w:id="20"/>
+    <w:bookmarkStart w:id="27" w:name="colli-id"/>
     <w:p>
       <w:pPr>
         <w:pStyle w:val="Heading1"/>
@@ -1012,7 +1617,7 @@
         <w:t xml:space="preserve">A colli is the order unit (one shipping container). It is used to measure order size, complexity and completion time.</w:t>
       </w:r>
     </w:p>
-    <w:bookmarkStart w:id="19" w:name="X0489ae4cc12e5b6d8ed7d0b7617f9169ddf7f06"/>
+    <w:bookmarkStart w:id="21" w:name="X0489ae4cc12e5b6d8ed7d0b7617f9169ddf7f06"/>
     <w:p>
       <w:pPr>
         <w:pStyle w:val="Heading3"/>
@@ -1035,10 +1640,73 @@
     </w:p>
     <w:p>
       <w:pPr>
-        <w:pStyle w:val="Compact"/>
-        <w:numPr>
-          <w:ilvl w:val="0"/>
-          <w:numId w:val="1008"/>
+        <w:pStyle w:val="BodyText"/>
+      </w:pPr>
+      <w:r>
+        <w:rPr>
+          <w:b/>
+          <w:bCs/>
+        </w:rPr>
+        <w:t xml:space="preserve">What to look for:</w:t>
+      </w:r>
+    </w:p>
+    <w:p>
+      <w:pPr>
+        <w:pStyle w:val="Compact"/>
+        <w:numPr>
+          <w:ilvl w:val="0"/>
+          <w:numId w:val="1018"/>
+        </w:numPr>
+      </w:pPr>
+      <w:r>
+        <w:t xml:space="preserve">Zero missing values.</w:t>
+      </w:r>
+    </w:p>
+    <w:p>
+      <w:pPr>
+        <w:pStyle w:val="Compact"/>
+        <w:numPr>
+          <w:ilvl w:val="0"/>
+          <w:numId w:val="1018"/>
+        </w:numPr>
+      </w:pPr>
+      <w:r>
+        <w:t xml:space="preserve">Every ID following the</w:t>
+      </w:r>
+      <w:r>
+        <w:t xml:space="preserve"> </w:t>
+      </w:r>
+      <w:r>
+        <w:rPr>
+          <w:rStyle w:val="VerbatimChar"/>
+        </w:rPr>
+        <w:t xml:space="preserve">colli_&lt;number&gt;</w:t>
+      </w:r>
+      <w:r>
+        <w:t xml:space="preserve"> </w:t>
+      </w:r>
+      <w:r>
+        <w:t xml:space="preserve">pattern (0 rows failing).</w:t>
+      </w:r>
+    </w:p>
+    <w:p>
+      <w:pPr>
+        <w:pStyle w:val="FirstParagraph"/>
+      </w:pPr>
+      <w:r>
+        <w:rPr>
+          <w:b/>
+          <w:bCs/>
+        </w:rPr>
+        <w:t xml:space="preserve">Findings:</w:t>
+      </w:r>
+    </w:p>
+    <w:p>
+      <w:pPr>
+        <w:pStyle w:val="Compact"/>
+        <w:numPr>
+          <w:ilvl w:val="0"/>
+          <w:numId w:val="1019"/>
         </w:numPr>
       </w:pPr>
       <w:r>
@@ -1063,7 +1731,7 @@
         <w:pStyle w:val="Compact"/>
         <w:numPr>
           <w:ilvl w:val="0"/>
-          <w:numId w:val="1008"/>
+          <w:numId w:val="1019"/>
         </w:numPr>
       </w:pPr>
       <w:r>
@@ -1103,8 +1771,8 @@
         <w:t xml:space="preserve">reliable for grouping picks into orders.</w:t>
       </w:r>
     </w:p>
-    <w:bookmarkEnd w:id="19"/>
-    <w:bookmarkStart w:id="20" w:name="q2.-how-many-lines-does-each-colli-have"/>
+    <w:bookmarkEnd w:id="21"/>
+    <w:bookmarkStart w:id="22" w:name="q2.-how-many-lines-does-each-colli-have"/>
     <w:p>
       <w:pPr>
         <w:pStyle w:val="Heading3"/>
@@ -1127,10 +1795,70 @@
     </w:p>
     <w:p>
       <w:pPr>
-        <w:pStyle w:val="Compact"/>
-        <w:numPr>
-          <w:ilvl w:val="0"/>
-          <w:numId w:val="1009"/>
+        <w:pStyle w:val="BodyText"/>
+      </w:pPr>
+      <w:r>
+        <w:rPr>
+          <w:b/>
+          <w:bCs/>
+        </w:rPr>
+        <w:t xml:space="preserve">What to look for:</w:t>
+      </w:r>
+    </w:p>
+    <w:p>
+      <w:pPr>
+        <w:pStyle w:val="Compact"/>
+        <w:numPr>
+          <w:ilvl w:val="0"/>
+          <w:numId w:val="1020"/>
+        </w:numPr>
+      </w:pPr>
+      <w:r>
+        <w:t xml:space="preserve">The typical colli size (median).</w:t>
+      </w:r>
+    </w:p>
+    <w:p>
+      <w:pPr>
+        <w:pStyle w:val="Compact"/>
+        <w:numPr>
+          <w:ilvl w:val="0"/>
+          <w:numId w:val="1020"/>
+        </w:numPr>
+      </w:pPr>
+      <w:r>
+        <w:t xml:space="preserve">How many single-line collis there are.</w:t>
+      </w:r>
+    </w:p>
+    <w:p>
+      <w:pPr>
+        <w:pStyle w:val="Compact"/>
+        <w:numPr>
+          <w:ilvl w:val="0"/>
+          <w:numId w:val="1020"/>
+        </w:numPr>
+      </w:pPr>
+      <w:r>
+        <w:t xml:space="preserve">Collis far outside the normal range.</w:t>
+      </w:r>
+    </w:p>
+    <w:p>
+      <w:pPr>
+        <w:pStyle w:val="FirstParagraph"/>
+      </w:pPr>
+      <w:r>
+        <w:rPr>
+          <w:b/>
+          <w:bCs/>
+        </w:rPr>
+        <w:t xml:space="preserve">Findings:</w:t>
+      </w:r>
+    </w:p>
+    <w:p>
+      <w:pPr>
+        <w:pStyle w:val="Compact"/>
+        <w:numPr>
+          <w:ilvl w:val="0"/>
+          <w:numId w:val="1021"/>
         </w:numPr>
       </w:pPr>
       <w:r>
@@ -1158,7 +1886,7 @@
         <w:pStyle w:val="Compact"/>
         <w:numPr>
           <w:ilvl w:val="0"/>
-          <w:numId w:val="1009"/>
+          <w:numId w:val="1021"/>
         </w:numPr>
       </w:pPr>
       <w:r>
@@ -1180,7 +1908,7 @@
         <w:pStyle w:val="Compact"/>
         <w:numPr>
           <w:ilvl w:val="0"/>
-          <w:numId w:val="1009"/>
+          <w:numId w:val="1021"/>
         </w:numPr>
       </w:pPr>
       <w:r>
@@ -1218,8 +1946,8 @@
         <w:t xml:space="preserve">order sizes vary widely. Single-line collis should be compared separately, and the 727-line colli is a clear outlier.</w:t>
       </w:r>
     </w:p>
-    <w:bookmarkEnd w:id="20"/>
-    <w:bookmarkStart w:id="21" w:name="X92cc7b5b5f21479bbaa04abeb66700ffd041b03"/>
+    <w:bookmarkEnd w:id="22"/>
+    <w:bookmarkStart w:id="23" w:name="X92cc7b5b5f21479bbaa04abeb66700ffd041b03"/>
     <w:p>
       <w:pPr>
         <w:pStyle w:val="Heading3"/>
@@ -1242,10 +1970,58 @@
     </w:p>
     <w:p>
       <w:pPr>
-        <w:pStyle w:val="Compact"/>
-        <w:numPr>
-          <w:ilvl w:val="0"/>
-          <w:numId w:val="1010"/>
+        <w:pStyle w:val="BodyText"/>
+      </w:pPr>
+      <w:r>
+        <w:rPr>
+          <w:b/>
+          <w:bCs/>
+        </w:rPr>
+        <w:t xml:space="preserve">What to look for:</w:t>
+      </w:r>
+    </w:p>
+    <w:p>
+      <w:pPr>
+        <w:pStyle w:val="Compact"/>
+        <w:numPr>
+          <w:ilvl w:val="0"/>
+          <w:numId w:val="1022"/>
+        </w:numPr>
+      </w:pPr>
+      <w:r>
+        <w:t xml:space="preserve">Collis with more than one picker.</w:t>
+      </w:r>
+    </w:p>
+    <w:p>
+      <w:pPr>
+        <w:pStyle w:val="Compact"/>
+        <w:numPr>
+          <w:ilvl w:val="0"/>
+          <w:numId w:val="1022"/>
+        </w:numPr>
+      </w:pPr>
+      <w:r>
+        <w:t xml:space="preserve">Collis spanning two dates: a short span means a midnight crossing (normal); a long span means a problem.</w:t>
+      </w:r>
+    </w:p>
+    <w:p>
+      <w:pPr>
+        <w:pStyle w:val="FirstParagraph"/>
+      </w:pPr>
+      <w:r>
+        <w:rPr>
+          <w:b/>
+          <w:bCs/>
+        </w:rPr>
+        <w:t xml:space="preserve">Findings:</w:t>
+      </w:r>
+    </w:p>
+    <w:p>
+      <w:pPr>
+        <w:pStyle w:val="Compact"/>
+        <w:numPr>
+          <w:ilvl w:val="0"/>
+          <w:numId w:val="1023"/>
         </w:numPr>
       </w:pPr>
       <w:r>
@@ -1273,7 +2049,7 @@
         <w:pStyle w:val="Compact"/>
         <w:numPr>
           <w:ilvl w:val="0"/>
-          <w:numId w:val="1010"/>
+          <w:numId w:val="1023"/>
         </w:numPr>
       </w:pPr>
       <w:r>
@@ -1301,7 +2077,7 @@
         <w:pStyle w:val="Compact"/>
         <w:numPr>
           <w:ilvl w:val="0"/>
-          <w:numId w:val="1010"/>
+          <w:numId w:val="1023"/>
         </w:numPr>
       </w:pPr>
       <w:r>
@@ -1349,8 +2125,8 @@
         <w:t xml:space="preserve">is needed instead of the calendar date.</w:t>
       </w:r>
     </w:p>
-    <w:bookmarkEnd w:id="21"/>
-    <w:bookmarkStart w:id="22" w:name="Xc38e0d65ba07889e4af28cc8da19d8cdf11783f"/>
+    <w:bookmarkEnd w:id="23"/>
+    <w:bookmarkStart w:id="24" w:name="Xc38e0d65ba07889e4af28cc8da19d8cdf11783f"/>
     <w:p>
       <w:pPr>
         <w:pStyle w:val="Heading3"/>
@@ -1373,10 +2149,58 @@
     </w:p>
     <w:p>
       <w:pPr>
-        <w:pStyle w:val="Compact"/>
-        <w:numPr>
-          <w:ilvl w:val="0"/>
-          <w:numId w:val="1011"/>
+        <w:pStyle w:val="BodyText"/>
+      </w:pPr>
+      <w:r>
+        <w:rPr>
+          <w:b/>
+          <w:bCs/>
+        </w:rPr>
+        <w:t xml:space="preserve">What to look for:</w:t>
+      </w:r>
+    </w:p>
+    <w:p>
+      <w:pPr>
+        <w:pStyle w:val="Compact"/>
+        <w:numPr>
+          <w:ilvl w:val="0"/>
+          <w:numId w:val="1024"/>
+        </w:numPr>
+      </w:pPr>
+      <w:r>
+        <w:t xml:space="preserve">In how many ways the colli breaks the normal pattern (pickers, days, missing values, repeats).</w:t>
+      </w:r>
+    </w:p>
+    <w:p>
+      <w:pPr>
+        <w:pStyle w:val="Compact"/>
+        <w:numPr>
+          <w:ilvl w:val="0"/>
+          <w:numId w:val="1024"/>
+        </w:numPr>
+      </w:pPr>
+      <w:r>
+        <w:t xml:space="preserve">Whether it is linked to issues found in other columns.</w:t>
+      </w:r>
+    </w:p>
+    <w:p>
+      <w:pPr>
+        <w:pStyle w:val="FirstParagraph"/>
+      </w:pPr>
+      <w:r>
+        <w:rPr>
+          <w:b/>
+          <w:bCs/>
+        </w:rPr>
+        <w:t xml:space="preserve">Findings:</w:t>
+      </w:r>
+    </w:p>
+    <w:p>
+      <w:pPr>
+        <w:pStyle w:val="Compact"/>
+        <w:numPr>
+          <w:ilvl w:val="0"/>
+          <w:numId w:val="1025"/>
         </w:numPr>
       </w:pPr>
       <w:r>
@@ -1410,7 +2234,7 @@
         <w:pStyle w:val="Compact"/>
         <w:numPr>
           <w:ilvl w:val="0"/>
-          <w:numId w:val="1011"/>
+          <w:numId w:val="1025"/>
         </w:numPr>
       </w:pPr>
       <w:r>
@@ -1477,8 +2301,8 @@
         <w:t xml:space="preserve">.</w:t>
       </w:r>
     </w:p>
-    <w:bookmarkEnd w:id="22"/>
-    <w:bookmarkStart w:id="23" w:name="X4fade5fb1af77798a079a995b265d7fbdb9bb6f"/>
+    <w:bookmarkEnd w:id="24"/>
+    <w:bookmarkStart w:id="25" w:name="X4fade5fb1af77798a079a995b265d7fbdb9bb6f"/>
     <w:p>
       <w:pPr>
         <w:pStyle w:val="Heading3"/>
@@ -1529,10 +2353,85 @@
     </w:p>
     <w:p>
       <w:pPr>
-        <w:pStyle w:val="Compact"/>
-        <w:numPr>
-          <w:ilvl w:val="0"/>
-          <w:numId w:val="1012"/>
+        <w:pStyle w:val="BodyText"/>
+      </w:pPr>
+      <w:r>
+        <w:rPr>
+          <w:b/>
+          <w:bCs/>
+        </w:rPr>
+        <w:t xml:space="preserve">What to look for:</w:t>
+      </w:r>
+    </w:p>
+    <w:p>
+      <w:pPr>
+        <w:pStyle w:val="Compact"/>
+        <w:numPr>
+          <w:ilvl w:val="0"/>
+          <w:numId w:val="1026"/>
+        </w:numPr>
+      </w:pPr>
+      <w:r>
+        <w:t xml:space="preserve">How many lines repeat a product already in the same colli.</w:t>
+      </w:r>
+    </w:p>
+    <w:p>
+      <w:pPr>
+        <w:pStyle w:val="Compact"/>
+        <w:numPr>
+          <w:ilvl w:val="0"/>
+          <w:numId w:val="1026"/>
+        </w:numPr>
+      </w:pPr>
+      <w:r>
+        <w:t xml:space="preserve">Whether</w:t>
+      </w:r>
+      <w:r>
+        <w:t xml:space="preserve"> </w:t>
+      </w:r>
+      <w:r>
+        <w:rPr>
+          <w:rStyle w:val="VerbatimChar"/>
+        </w:rPr>
+        <w:t xml:space="preserve">wm_tapos</w:t>
+      </w:r>
+      <w:r>
+        <w:t xml:space="preserve"> </w:t>
+      </w:r>
+      <w:r>
+        <w:t xml:space="preserve">(2 or 3) explains the repeats, or whether they also occur with</w:t>
+      </w:r>
+      <w:r>
+        <w:t xml:space="preserve"> </w:t>
+      </w:r>
+      <w:r>
+        <w:rPr>
+          <w:rStyle w:val="VerbatimChar"/>
+        </w:rPr>
+        <w:t xml:space="preserve">wm_tapos = 1</w:t>
+      </w:r>
+      <w:r>
+        <w:t xml:space="preserve">.</w:t>
+      </w:r>
+    </w:p>
+    <w:p>
+      <w:pPr>
+        <w:pStyle w:val="FirstParagraph"/>
+      </w:pPr>
+      <w:r>
+        <w:rPr>
+          <w:b/>
+          <w:bCs/>
+        </w:rPr>
+        <w:t xml:space="preserve">Findings:</w:t>
+      </w:r>
+    </w:p>
+    <w:p>
+      <w:pPr>
+        <w:pStyle w:val="Compact"/>
+        <w:numPr>
+          <w:ilvl w:val="0"/>
+          <w:numId w:val="1027"/>
         </w:numPr>
       </w:pPr>
       <w:r>
@@ -1554,34 +2453,77 @@
         <w:pStyle w:val="Compact"/>
         <w:numPr>
           <w:ilvl w:val="0"/>
-          <w:numId w:val="1012"/>
-        </w:numPr>
-      </w:pPr>
-      <w:r>
-        <w:t xml:space="preserve">Of all rows involved in repeats,</w:t>
-      </w:r>
-      <w:r>
-        <w:t xml:space="preserve"> </w:t>
-      </w:r>
-      <w:r>
-        <w:rPr>
-          <w:b/>
-          <w:bCs/>
-        </w:rPr>
-        <w:t xml:space="preserve">13,118 have</w:t>
-      </w:r>
-      <w:r>
-        <w:rPr>
-          <w:b/>
-          <w:bCs/>
-        </w:rPr>
-        <w:t xml:space="preserve"> </w:t>
-      </w:r>
-      <w:r>
-        <w:rPr>
-          <w:rStyle w:val="VerbatimChar"/>
-          <w:b/>
-          <w:bCs/>
+          <w:numId w:val="1027"/>
+        </w:numPr>
+      </w:pPr>
+      <w:r>
+        <w:t xml:space="preserve">Of these repeated lines,</w:t>
+      </w:r>
+      <w:r>
+        <w:t xml:space="preserve"> </w:t>
+      </w:r>
+      <w:r>
+        <w:rPr>
+          <w:b/>
+          <w:bCs/>
+        </w:rPr>
+        <w:t xml:space="preserve">8,912 (76%)</w:t>
+      </w:r>
+      <w:r>
+        <w:t xml:space="preserve"> </w:t>
+      </w:r>
+      <w:r>
+        <w:t xml:space="preserve">have</w:t>
+      </w:r>
+      <w:r>
+        <w:t xml:space="preserve"> </w:t>
+      </w:r>
+      <w:r>
+        <w:rPr>
+          <w:rStyle w:val="VerbatimChar"/>
+        </w:rPr>
+        <w:t xml:space="preserve">wm_tapos = 2</w:t>
+      </w:r>
+      <w:r>
+        <w:t xml:space="preserve"> </w:t>
+      </w:r>
+      <w:r>
+        <w:t xml:space="preserve">or</w:t>
+      </w:r>
+      <w:r>
+        <w:t xml:space="preserve"> </w:t>
+      </w:r>
+      <w:r>
+        <w:rPr>
+          <w:rStyle w:val="VerbatimChar"/>
+        </w:rPr>
+        <w:t xml:space="preserve">3</w:t>
+      </w:r>
+      <w:r>
+        <w:t xml:space="preserve">, and</w:t>
+      </w:r>
+      <w:r>
+        <w:t xml:space="preserve"> </w:t>
+      </w:r>
+      <w:r>
+        <w:rPr>
+          <w:b/>
+          <w:bCs/>
+        </w:rPr>
+        <w:t xml:space="preserve">2,811 (24%)</w:t>
+      </w:r>
+      <w:r>
+        <w:t xml:space="preserve"> </w:t>
+      </w:r>
+      <w:r>
+        <w:t xml:space="preserve">have</w:t>
+      </w:r>
+      <w:r>
+        <w:t xml:space="preserve"> </w:t>
+      </w:r>
+      <w:r>
+        <w:rPr>
+          <w:rStyle w:val="VerbatimChar"/>
         </w:rPr>
         <w:t xml:space="preserve">wm_tapos = 1</w:t>
       </w:r>
@@ -1589,7 +2531,4746 @@
         <w:t xml:space="preserve"> </w:t>
       </w:r>
       <w:r>
-        <w:t xml:space="preserve">and 8,912 have</w:t>
+        <w:t xml:space="preserve">(see wm_tapos Q3).</w:t>
+      </w:r>
+    </w:p>
+    <w:p>
+      <w:pPr>
+        <w:pStyle w:val="FirstParagraph"/>
+      </w:pPr>
+      <w:r>
+        <w:rPr>
+          <w:b/>
+          <w:bCs/>
+        </w:rPr>
+        <w:t xml:space="preserve">Conclusion:</w:t>
+      </w:r>
+      <w:r>
+        <w:t xml:space="preserve"> </w:t>
+      </w:r>
+      <w:r>
+        <w:rPr>
+          <w:rStyle w:val="VerbatimChar"/>
+        </w:rPr>
+        <w:t xml:space="preserve">wm_tapos</w:t>
+      </w:r>
+      <w:r>
+        <w:t xml:space="preserve"> </w:t>
+      </w:r>
+      <w:r>
+        <w:t xml:space="preserve">explains most of the repeats as continuation lines. Raw line counts overstate picks, so decide in cleaning whether a</w:t>
+      </w:r>
+      <w:r>
+        <w:t xml:space="preserve"> </w:t>
+      </w:r>
+      <w:r>
+        <w:t xml:space="preserve">“pick”</w:t>
+      </w:r>
+      <w:r>
+        <w:t xml:space="preserve"> </w:t>
+      </w:r>
+      <w:r>
+        <w:t xml:space="preserve">is a line or a unique product per colli.</w:t>
+      </w:r>
+    </w:p>
+    <w:p>
+      <w:pPr>
+        <w:pStyle w:val="BodyText"/>
+      </w:pPr>
+      <w:r>
+        <w:rPr>
+          <w:i/>
+          <w:iCs/>
+        </w:rPr>
+        <w:t xml:space="preserve">Correction: an earlier version compared 13,118 vs 8,912 rows, but the 13,118 included the first line of each repeated product, which is not a repeat.</w:t>
+      </w:r>
+    </w:p>
+    <w:bookmarkEnd w:id="25"/>
+    <w:bookmarkStart w:id="26" w:name="think-about-this-before-deciding-2"/>
+    <w:p>
+      <w:pPr>
+        <w:pStyle w:val="Heading3"/>
+      </w:pPr>
+      <w:r>
+        <w:t xml:space="preserve">Think about this before deciding</w:t>
+      </w:r>
+    </w:p>
+    <w:p>
+      <w:pPr>
+        <w:pStyle w:val="Compact"/>
+        <w:numPr>
+          <w:ilvl w:val="0"/>
+          <w:numId w:val="1028"/>
+        </w:numPr>
+      </w:pPr>
+      <w:r>
+        <w:t xml:space="preserve">Excluding</w:t>
+      </w:r>
+      <w:r>
+        <w:t xml:space="preserve"> </w:t>
+      </w:r>
+      <w:r>
+        <w:rPr>
+          <w:rStyle w:val="VerbatimChar"/>
+        </w:rPr>
+        <w:t xml:space="preserve">colli_6599</w:t>
+      </w:r>
+      <w:r>
+        <w:t xml:space="preserve"> </w:t>
+      </w:r>
+      <w:r>
+        <w:t xml:space="preserve">loses 727 rows (0.3%). Is that acceptable, and how would you justify it to a manager?</w:t>
+      </w:r>
+    </w:p>
+    <w:p>
+      <w:pPr>
+        <w:pStyle w:val="Compact"/>
+        <w:numPr>
+          <w:ilvl w:val="0"/>
+          <w:numId w:val="1028"/>
+        </w:numPr>
+      </w:pPr>
+      <w:r>
+        <w:t xml:space="preserve">Should single-line collis be compared with normal collis when measuring order completion time, or analysed separately?</w:t>
+      </w:r>
+    </w:p>
+    <w:p>
+      <w:pPr>
+        <w:pStyle w:val="Compact"/>
+        <w:numPr>
+          <w:ilvl w:val="0"/>
+          <w:numId w:val="1028"/>
+        </w:numPr>
+      </w:pPr>
+      <w:r>
+        <w:t xml:space="preserve">Is a repeated line of the same product in one colli</w:t>
+      </w:r>
+      <w:r>
+        <w:t xml:space="preserve"> </w:t>
+      </w:r>
+      <w:r>
+        <w:rPr>
+          <w:b/>
+          <w:bCs/>
+        </w:rPr>
+        <w:t xml:space="preserve">one pick or two</w:t>
+      </w:r>
+      <w:r>
+        <w:t xml:space="preserve">? This directly changes picks per hour.</w:t>
+      </w:r>
+    </w:p>
+    <w:bookmarkEnd w:id="26"/>
+    <w:bookmarkEnd w:id="27"/>
+    <w:bookmarkStart w:id="33" w:name="picker"/>
+    <w:p>
+      <w:pPr>
+        <w:pStyle w:val="Heading1"/>
+      </w:pPr>
+      <w:r>
+        <w:t xml:space="preserve">5. Picker</w:t>
+      </w:r>
+    </w:p>
+    <w:p>
+      <w:pPr>
+        <w:pStyle w:val="FirstParagraph"/>
+      </w:pPr>
+      <w:r>
+        <w:t xml:space="preserve">Picker performance is one of the main drivers in the business question. Profiling checks whether each picker has enough reliable data to be compared fairly, not yet who is fast or slow.</w:t>
+      </w:r>
+    </w:p>
+    <w:bookmarkStart w:id="28" w:name="Xd36913664fbdc950efd545fa8cf3cb29f2483db"/>
+    <w:p>
+      <w:pPr>
+        <w:pStyle w:val="Heading3"/>
+      </w:pPr>
+      <w:r>
+        <w:t xml:space="preserve">Q1. Is picker complete and consistently formatted?</w:t>
+      </w:r>
+    </w:p>
+    <w:p>
+      <w:pPr>
+        <w:pStyle w:val="FirstParagraph"/>
+      </w:pPr>
+      <w:r>
+        <w:rPr>
+          <w:i/>
+          <w:iCs/>
+        </w:rPr>
+        <w:t xml:space="preserve">Goal: make sure every pick is linked to one person, with no IDs split or lost.</w:t>
+      </w:r>
+    </w:p>
+    <w:p>
+      <w:pPr>
+        <w:pStyle w:val="BodyText"/>
+      </w:pPr>
+      <w:r>
+        <w:rPr>
+          <w:b/>
+          <w:bCs/>
+        </w:rPr>
+        <w:t xml:space="preserve">What to look for:</w:t>
+      </w:r>
+    </w:p>
+    <w:p>
+      <w:pPr>
+        <w:pStyle w:val="Compact"/>
+        <w:numPr>
+          <w:ilvl w:val="0"/>
+          <w:numId w:val="1029"/>
+        </w:numPr>
+      </w:pPr>
+      <w:r>
+        <w:t xml:space="preserve">Zero missing values.</w:t>
+      </w:r>
+    </w:p>
+    <w:p>
+      <w:pPr>
+        <w:pStyle w:val="Compact"/>
+        <w:numPr>
+          <w:ilvl w:val="0"/>
+          <w:numId w:val="1029"/>
+        </w:numPr>
+      </w:pPr>
+      <w:r>
+        <w:t xml:space="preserve">Every ID following the</w:t>
+      </w:r>
+      <w:r>
+        <w:t xml:space="preserve"> </w:t>
+      </w:r>
+      <w:r>
+        <w:rPr>
+          <w:rStyle w:val="VerbatimChar"/>
+        </w:rPr>
+        <w:t xml:space="preserve">picker_&lt;number&gt;</w:t>
+      </w:r>
+      <w:r>
+        <w:t xml:space="preserve"> </w:t>
+      </w:r>
+      <w:r>
+        <w:t xml:space="preserve">pattern (0 rows failing).</w:t>
+      </w:r>
+    </w:p>
+    <w:p>
+      <w:pPr>
+        <w:pStyle w:val="FirstParagraph"/>
+      </w:pPr>
+      <w:r>
+        <w:rPr>
+          <w:b/>
+          <w:bCs/>
+        </w:rPr>
+        <w:t xml:space="preserve">Findings:</w:t>
+      </w:r>
+    </w:p>
+    <w:p>
+      <w:pPr>
+        <w:pStyle w:val="Compact"/>
+        <w:numPr>
+          <w:ilvl w:val="0"/>
+          <w:numId w:val="1030"/>
+        </w:numPr>
+      </w:pPr>
+      <w:r>
+        <w:t xml:space="preserve">No missing values and</w:t>
+      </w:r>
+      <w:r>
+        <w:t xml:space="preserve"> </w:t>
+      </w:r>
+      <w:r>
+        <w:rPr>
+          <w:b/>
+          <w:bCs/>
+        </w:rPr>
+        <w:t xml:space="preserve">37 unique pickers</w:t>
+      </w:r>
+      <w:r>
+        <w:t xml:space="preserve">.</w:t>
+      </w:r>
+    </w:p>
+    <w:p>
+      <w:pPr>
+        <w:pStyle w:val="Compact"/>
+        <w:numPr>
+          <w:ilvl w:val="0"/>
+          <w:numId w:val="1030"/>
+        </w:numPr>
+      </w:pPr>
+      <w:r>
+        <w:t xml:space="preserve">Every ID follows the</w:t>
+      </w:r>
+      <w:r>
+        <w:t xml:space="preserve"> </w:t>
+      </w:r>
+      <w:r>
+        <w:rPr>
+          <w:rStyle w:val="VerbatimChar"/>
+        </w:rPr>
+        <w:t xml:space="preserve">picker_&lt;number&gt;</w:t>
+      </w:r>
+      <w:r>
+        <w:t xml:space="preserve"> </w:t>
+      </w:r>
+      <w:r>
+        <w:t xml:space="preserve">format (0 rows fail the pattern).</w:t>
+      </w:r>
+    </w:p>
+    <w:p>
+      <w:pPr>
+        <w:pStyle w:val="FirstParagraph"/>
+      </w:pPr>
+      <w:r>
+        <w:rPr>
+          <w:b/>
+          <w:bCs/>
+        </w:rPr>
+        <w:t xml:space="preserve">Conclusion:</w:t>
+      </w:r>
+      <w:r>
+        <w:t xml:space="preserve"> </w:t>
+      </w:r>
+      <w:r>
+        <w:t xml:space="preserve">the column is clean and reliable. No cleaning needed.</w:t>
+      </w:r>
+    </w:p>
+    <w:bookmarkEnd w:id="28"/>
+    <w:bookmarkStart w:id="29" w:name="X1e9981f79bd3aa8040960f848ac971490cd86cf"/>
+    <w:p>
+      <w:pPr>
+        <w:pStyle w:val="Heading3"/>
+      </w:pPr>
+      <w:r>
+        <w:t xml:space="preserve">Q2. How many picks and active days does each picker have?</w:t>
+      </w:r>
+    </w:p>
+    <w:p>
+      <w:pPr>
+        <w:pStyle w:val="FirstParagraph"/>
+      </w:pPr>
+      <w:r>
+        <w:rPr>
+          <w:i/>
+          <w:iCs/>
+        </w:rPr>
+        <w:t xml:space="preserve">Goal: separate regular pickers from occasional staff, so only like is compared with like.</w:t>
+      </w:r>
+    </w:p>
+    <w:p>
+      <w:pPr>
+        <w:pStyle w:val="BodyText"/>
+      </w:pPr>
+      <w:r>
+        <w:rPr>
+          <w:b/>
+          <w:bCs/>
+        </w:rPr>
+        <w:t xml:space="preserve">What to look for:</w:t>
+      </w:r>
+    </w:p>
+    <w:p>
+      <w:pPr>
+        <w:pStyle w:val="Compact"/>
+        <w:numPr>
+          <w:ilvl w:val="0"/>
+          <w:numId w:val="1031"/>
+        </w:numPr>
+      </w:pPr>
+      <w:r>
+        <w:t xml:space="preserve">Whether the workload is spread evenly or concentrated in a few pickers.</w:t>
+      </w:r>
+    </w:p>
+    <w:p>
+      <w:pPr>
+        <w:pStyle w:val="Compact"/>
+        <w:numPr>
+          <w:ilvl w:val="0"/>
+          <w:numId w:val="1031"/>
+        </w:numPr>
+      </w:pPr>
+      <w:r>
+        <w:t xml:space="preserve">Whether pickers with few picks also have few active days (occasional staff) or many days with very few picks (not doing regular picking).</w:t>
+      </w:r>
+    </w:p>
+    <w:p>
+      <w:pPr>
+        <w:pStyle w:val="FirstParagraph"/>
+      </w:pPr>
+      <w:r>
+        <w:rPr>
+          <w:b/>
+          <w:bCs/>
+        </w:rPr>
+        <w:t xml:space="preserve">Findings:</w:t>
+      </w:r>
+    </w:p>
+    <w:p>
+      <w:pPr>
+        <w:pStyle w:val="Compact"/>
+        <w:numPr>
+          <w:ilvl w:val="0"/>
+          <w:numId w:val="1032"/>
+        </w:numPr>
+      </w:pPr>
+      <w:r>
+        <w:t xml:space="preserve">Picks per picker range from</w:t>
+      </w:r>
+      <w:r>
+        <w:t xml:space="preserve"> </w:t>
+      </w:r>
+      <w:r>
+        <w:rPr>
+          <w:b/>
+          <w:bCs/>
+        </w:rPr>
+        <w:t xml:space="preserve">1 to 13,837</w:t>
+      </w:r>
+      <w:r>
+        <w:t xml:space="preserve"> </w:t>
+      </w:r>
+      <w:r>
+        <w:t xml:space="preserve">(median 6,295).</w:t>
+      </w:r>
+    </w:p>
+    <w:p>
+      <w:pPr>
+        <w:pStyle w:val="Compact"/>
+        <w:numPr>
+          <w:ilvl w:val="0"/>
+          <w:numId w:val="1032"/>
+        </w:numPr>
+      </w:pPr>
+      <w:r>
+        <w:rPr>
+          <w:b/>
+          <w:bCs/>
+        </w:rPr>
+        <w:t xml:space="preserve">28 pickers</w:t>
+      </w:r>
+      <w:r>
+        <w:t xml:space="preserve"> </w:t>
+      </w:r>
+      <w:r>
+        <w:t xml:space="preserve">have between 1,879 and 13,837 picks; the next picker has only</w:t>
+      </w:r>
+      <w:r>
+        <w:t xml:space="preserve"> </w:t>
+      </w:r>
+      <w:r>
+        <w:rPr>
+          <w:b/>
+          <w:bCs/>
+        </w:rPr>
+        <w:t xml:space="preserve">279</w:t>
+      </w:r>
+      <w:r>
+        <w:t xml:space="preserve">. This is a clear gap between regular and non-regular pickers.</w:t>
+      </w:r>
+    </w:p>
+    <w:p>
+      <w:pPr>
+        <w:pStyle w:val="Compact"/>
+        <w:numPr>
+          <w:ilvl w:val="0"/>
+          <w:numId w:val="1032"/>
+        </w:numPr>
+      </w:pPr>
+      <w:r>
+        <w:t xml:space="preserve">Among the 28 regular pickers, active days range from</w:t>
+      </w:r>
+      <w:r>
+        <w:t xml:space="preserve"> </w:t>
+      </w:r>
+      <w:r>
+        <w:rPr>
+          <w:b/>
+          <w:bCs/>
+        </w:rPr>
+        <w:t xml:space="preserve">6 to 20</w:t>
+      </w:r>
+      <w:r>
+        <w:t xml:space="preserve">, so some pickers worked only part of the period.</w:t>
+      </w:r>
+    </w:p>
+    <w:p>
+      <w:pPr>
+        <w:pStyle w:val="Compact"/>
+        <w:numPr>
+          <w:ilvl w:val="0"/>
+          <w:numId w:val="1032"/>
+        </w:numPr>
+      </w:pPr>
+      <w:r>
+        <w:t xml:space="preserve">The 9 low-volume pickers show an unusual pattern: some are active on many days but with very few picks (e.g. </w:t>
+      </w:r>
+      <w:r>
+        <w:rPr>
+          <w:rStyle w:val="VerbatimChar"/>
+        </w:rPr>
+        <w:t xml:space="preserve">picker_31</w:t>
+      </w:r>
+      <w:r>
+        <w:t xml:space="preserve">: 15 days, 79 picks;</w:t>
+      </w:r>
+      <w:r>
+        <w:t xml:space="preserve"> </w:t>
+      </w:r>
+      <w:r>
+        <w:rPr>
+          <w:rStyle w:val="VerbatimChar"/>
+        </w:rPr>
+        <w:t xml:space="preserve">picker_29</w:t>
+      </w:r>
+      <w:r>
+        <w:t xml:space="preserve">: 14 days, 279 picks, all in 1 colli).</w:t>
+      </w:r>
+    </w:p>
+    <w:p>
+      <w:pPr>
+        <w:pStyle w:val="FirstParagraph"/>
+      </w:pPr>
+      <w:r>
+        <w:rPr>
+          <w:b/>
+          <w:bCs/>
+        </w:rPr>
+        <w:t xml:space="preserve">Conclusion:</w:t>
+      </w:r>
+      <w:r>
+        <w:t xml:space="preserve"> </w:t>
+      </w:r>
+      <w:r>
+        <w:t xml:space="preserve">there are two different groups:</w:t>
+      </w:r>
+      <w:r>
+        <w:t xml:space="preserve"> </w:t>
+      </w:r>
+      <w:r>
+        <w:rPr>
+          <w:b/>
+          <w:bCs/>
+        </w:rPr>
+        <w:t xml:space="preserve">28 regular pickers</w:t>
+      </w:r>
+      <w:r>
+        <w:t xml:space="preserve"> </w:t>
+      </w:r>
+      <w:r>
+        <w:t xml:space="preserve">and</w:t>
+      </w:r>
+      <w:r>
+        <w:t xml:space="preserve"> </w:t>
+      </w:r>
+      <w:r>
+        <w:rPr>
+          <w:b/>
+          <w:bCs/>
+        </w:rPr>
+        <w:t xml:space="preserve">9 pickers whose activity does not look like normal picking work</w:t>
+      </w:r>
+      <w:r>
+        <w:t xml:space="preserve">. Differences in active days mean totals must be compared per day or per hour, not as raw counts.</w:t>
+      </w:r>
+    </w:p>
+    <w:bookmarkEnd w:id="29"/>
+    <w:bookmarkStart w:id="30" w:name="X7ca6cb40f0570b2fcc5d9b8b68606f800ca94ac"/>
+    <w:p>
+      <w:pPr>
+        <w:pStyle w:val="Heading3"/>
+      </w:pPr>
+      <w:r>
+        <w:t xml:space="preserve">Q3. Are there pickers with too few records to compare fairly?</w:t>
+      </w:r>
+    </w:p>
+    <w:p>
+      <w:pPr>
+        <w:pStyle w:val="FirstParagraph"/>
+      </w:pPr>
+      <w:r>
+        <w:rPr>
+          <w:i/>
+          <w:iCs/>
+        </w:rPr>
+        <w:t xml:space="preserve">Goal: set a minimum threshold so that averages are not dominated by a handful of picks.</w:t>
+      </w:r>
+    </w:p>
+    <w:p>
+      <w:pPr>
+        <w:pStyle w:val="BodyText"/>
+      </w:pPr>
+      <w:r>
+        <w:rPr>
+          <w:b/>
+          <w:bCs/>
+        </w:rPr>
+        <w:t xml:space="preserve">What to look for:</w:t>
+      </w:r>
+    </w:p>
+    <w:p>
+      <w:pPr>
+        <w:pStyle w:val="Compact"/>
+        <w:numPr>
+          <w:ilvl w:val="0"/>
+          <w:numId w:val="1033"/>
+        </w:numPr>
+      </w:pPr>
+      <w:r>
+        <w:t xml:space="preserve">A natural gap between regular and occasional pickers.</w:t>
+      </w:r>
+    </w:p>
+    <w:p>
+      <w:pPr>
+        <w:pStyle w:val="Compact"/>
+        <w:numPr>
+          <w:ilvl w:val="0"/>
+          <w:numId w:val="1033"/>
+        </w:numPr>
+      </w:pPr>
+      <w:r>
+        <w:t xml:space="preserve">How much data would be lost by excluding pickers below a threshold (it should be a small share).</w:t>
+      </w:r>
+    </w:p>
+    <w:p>
+      <w:pPr>
+        <w:pStyle w:val="FirstParagraph"/>
+      </w:pPr>
+      <w:r>
+        <w:rPr>
+          <w:b/>
+          <w:bCs/>
+        </w:rPr>
+        <w:t xml:space="preserve">Findings:</w:t>
+      </w:r>
+    </w:p>
+    <w:p>
+      <w:pPr>
+        <w:pStyle w:val="Compact"/>
+        <w:numPr>
+          <w:ilvl w:val="0"/>
+          <w:numId w:val="1034"/>
+        </w:numPr>
+      </w:pPr>
+      <w:r>
+        <w:rPr>
+          <w:b/>
+          <w:bCs/>
+        </w:rPr>
+        <w:t xml:space="preserve">7 pickers</w:t>
+      </w:r>
+      <w:r>
+        <w:t xml:space="preserve"> </w:t>
+      </w:r>
+      <w:r>
+        <w:t xml:space="preserve">have fewer than 100 picks (214 picks, 0.10% of rows).</w:t>
+      </w:r>
+    </w:p>
+    <w:p>
+      <w:pPr>
+        <w:pStyle w:val="Compact"/>
+        <w:numPr>
+          <w:ilvl w:val="0"/>
+          <w:numId w:val="1034"/>
+        </w:numPr>
+      </w:pPr>
+      <w:r>
+        <w:rPr>
+          <w:b/>
+          <w:bCs/>
+        </w:rPr>
+        <w:t xml:space="preserve">9 pickers</w:t>
+      </w:r>
+      <w:r>
+        <w:t xml:space="preserve"> </w:t>
+      </w:r>
+      <w:r>
+        <w:t xml:space="preserve">have fewer than 500 picks, and the same 9 have fewer than 1,000 (620 picks,</w:t>
+      </w:r>
+      <w:r>
+        <w:t xml:space="preserve"> </w:t>
+      </w:r>
+      <w:r>
+        <w:rPr>
+          <w:b/>
+          <w:bCs/>
+        </w:rPr>
+        <w:t xml:space="preserve">0.28% of rows</w:t>
+      </w:r>
+      <w:r>
+        <w:t xml:space="preserve">).</w:t>
+      </w:r>
+    </w:p>
+    <w:p>
+      <w:pPr>
+        <w:pStyle w:val="Compact"/>
+        <w:numPr>
+          <w:ilvl w:val="0"/>
+          <w:numId w:val="1034"/>
+        </w:numPr>
+      </w:pPr>
+      <w:r>
+        <w:t xml:space="preserve">The threshold result does not change between 500 and 1,000, which confirms the natural gap between 279 and 1,879 picks.</w:t>
+      </w:r>
+    </w:p>
+    <w:p>
+      <w:pPr>
+        <w:pStyle w:val="FirstParagraph"/>
+      </w:pPr>
+      <w:r>
+        <w:rPr>
+          <w:b/>
+          <w:bCs/>
+        </w:rPr>
+        <w:t xml:space="preserve">Conclusion:</w:t>
+      </w:r>
+      <w:r>
+        <w:t xml:space="preserve"> </w:t>
+      </w:r>
+      <w:r>
+        <w:t xml:space="preserve">a threshold of</w:t>
+      </w:r>
+      <w:r>
+        <w:t xml:space="preserve"> </w:t>
+      </w:r>
+      <w:r>
+        <w:rPr>
+          <w:b/>
+          <w:bCs/>
+        </w:rPr>
+        <w:t xml:space="preserve">at least 1,000 picks</w:t>
+      </w:r>
+      <w:r>
+        <w:t xml:space="preserve"> </w:t>
+      </w:r>
+      <w:r>
+        <w:t xml:space="preserve">keeps all 28 regular pickers and excludes only 0.28% of rows. Exclude the 9 low-volume pickers from picker comparisons.</w:t>
+      </w:r>
+    </w:p>
+    <w:bookmarkEnd w:id="30"/>
+    <w:bookmarkStart w:id="31" w:name="X14d775c81bbcc9bf7efdad44bc9b03a32307488"/>
+    <w:p>
+      <w:pPr>
+        <w:pStyle w:val="Heading3"/>
+      </w:pPr>
+      <w:r>
+        <w:t xml:space="preserve">Q4. Is picker activity linked to the placeholder colli?</w:t>
+      </w:r>
+    </w:p>
+    <w:p>
+      <w:pPr>
+        <w:pStyle w:val="FirstParagraph"/>
+      </w:pPr>
+      <w:r>
+        <w:rPr>
+          <w:i/>
+          <w:iCs/>
+        </w:rPr>
+        <w:t xml:space="preserve">Goal: check whether low-volume pickers are real pickers or linked to non-order activity.</w:t>
+      </w:r>
+    </w:p>
+    <w:p>
+      <w:pPr>
+        <w:pStyle w:val="BodyText"/>
+      </w:pPr>
+      <w:r>
+        <w:rPr>
+          <w:b/>
+          <w:bCs/>
+        </w:rPr>
+        <w:t xml:space="preserve">What to look for:</w:t>
+      </w:r>
+    </w:p>
+    <w:p>
+      <w:pPr>
+        <w:pStyle w:val="Compact"/>
+        <w:numPr>
+          <w:ilvl w:val="0"/>
+          <w:numId w:val="1035"/>
+        </w:numPr>
+      </w:pPr>
+      <w:r>
+        <w:t xml:space="preserve">Pickers whose records are mostly or entirely in</w:t>
+      </w:r>
+      <w:r>
+        <w:t xml:space="preserve"> </w:t>
+      </w:r>
+      <w:r>
+        <w:rPr>
+          <w:rStyle w:val="VerbatimChar"/>
+        </w:rPr>
+        <w:t xml:space="preserve">colli_6599</w:t>
+      </w:r>
+      <w:r>
+        <w:t xml:space="preserve">.</w:t>
+      </w:r>
+    </w:p>
+    <w:p>
+      <w:pPr>
+        <w:pStyle w:val="Compact"/>
+        <w:numPr>
+          <w:ilvl w:val="0"/>
+          <w:numId w:val="1035"/>
+        </w:numPr>
+      </w:pPr>
+      <w:r>
+        <w:t xml:space="preserve">Whether regular pickers are affected by the placeholder colli.</w:t>
+      </w:r>
+    </w:p>
+    <w:p>
+      <w:pPr>
+        <w:pStyle w:val="FirstParagraph"/>
+      </w:pPr>
+      <w:r>
+        <w:rPr>
+          <w:b/>
+          <w:bCs/>
+        </w:rPr>
+        <w:t xml:space="preserve">Findings:</w:t>
+      </w:r>
+    </w:p>
+    <w:p>
+      <w:pPr>
+        <w:pStyle w:val="Compact"/>
+        <w:numPr>
+          <w:ilvl w:val="0"/>
+          <w:numId w:val="1036"/>
+        </w:numPr>
+      </w:pPr>
+      <w:r>
+        <w:rPr>
+          <w:b/>
+          <w:bCs/>
+        </w:rPr>
+        <w:t xml:space="preserve">5 pickers</w:t>
+      </w:r>
+      <w:r>
+        <w:t xml:space="preserve"> </w:t>
+      </w:r>
+      <w:r>
+        <w:t xml:space="preserve">(</w:t>
+      </w:r>
+      <w:r>
+        <w:rPr>
+          <w:rStyle w:val="VerbatimChar"/>
+        </w:rPr>
+        <w:t xml:space="preserve">picker_29</w:t>
+      </w:r>
+      <w:r>
+        <w:t xml:space="preserve">,</w:t>
+      </w:r>
+      <w:r>
+        <w:t xml:space="preserve"> </w:t>
+      </w:r>
+      <w:r>
+        <w:rPr>
+          <w:rStyle w:val="VerbatimChar"/>
+        </w:rPr>
+        <w:t xml:space="preserve">picker_35</w:t>
+      </w:r>
+      <w:r>
+        <w:t xml:space="preserve">,</w:t>
+      </w:r>
+      <w:r>
+        <w:t xml:space="preserve"> </w:t>
+      </w:r>
+      <w:r>
+        <w:rPr>
+          <w:rStyle w:val="VerbatimChar"/>
+        </w:rPr>
+        <w:t xml:space="preserve">picker_28</w:t>
+      </w:r>
+      <w:r>
+        <w:t xml:space="preserve">,</w:t>
+      </w:r>
+      <w:r>
+        <w:t xml:space="preserve"> </w:t>
+      </w:r>
+      <w:r>
+        <w:rPr>
+          <w:rStyle w:val="VerbatimChar"/>
+        </w:rPr>
+        <w:t xml:space="preserve">picker_36</w:t>
+      </w:r>
+      <w:r>
+        <w:t xml:space="preserve">,</w:t>
+      </w:r>
+      <w:r>
+        <w:t xml:space="preserve"> </w:t>
+      </w:r>
+      <w:r>
+        <w:rPr>
+          <w:rStyle w:val="VerbatimChar"/>
+        </w:rPr>
+        <w:t xml:space="preserve">picker_30</w:t>
+      </w:r>
+      <w:r>
+        <w:t xml:space="preserve">) have</w:t>
+      </w:r>
+      <w:r>
+        <w:t xml:space="preserve"> </w:t>
+      </w:r>
+      <w:r>
+        <w:rPr>
+          <w:b/>
+          <w:bCs/>
+        </w:rPr>
+        <w:t xml:space="preserve">100%</w:t>
+      </w:r>
+      <w:r>
+        <w:t xml:space="preserve"> </w:t>
+      </w:r>
+      <w:r>
+        <w:t xml:space="preserve">of their records in</w:t>
+      </w:r>
+      <w:r>
+        <w:t xml:space="preserve"> </w:t>
+      </w:r>
+      <w:r>
+        <w:rPr>
+          <w:rStyle w:val="VerbatimChar"/>
+        </w:rPr>
+        <w:t xml:space="preserve">colli_6599</w:t>
+      </w:r>
+      <w:r>
+        <w:t xml:space="preserve">.</w:t>
+      </w:r>
+    </w:p>
+    <w:p>
+      <w:pPr>
+        <w:pStyle w:val="Compact"/>
+        <w:numPr>
+          <w:ilvl w:val="0"/>
+          <w:numId w:val="1036"/>
+        </w:numPr>
+      </w:pPr>
+      <w:r>
+        <w:rPr>
+          <w:b/>
+          <w:bCs/>
+        </w:rPr>
+        <w:t xml:space="preserve">4 more</w:t>
+      </w:r>
+      <w:r>
+        <w:t xml:space="preserve"> </w:t>
+      </w:r>
+      <w:r>
+        <w:t xml:space="preserve">(</w:t>
+      </w:r>
+      <w:r>
+        <w:rPr>
+          <w:rStyle w:val="VerbatimChar"/>
+        </w:rPr>
+        <w:t xml:space="preserve">picker_31</w:t>
+      </w:r>
+      <w:r>
+        <w:t xml:space="preserve">,</w:t>
+      </w:r>
+      <w:r>
+        <w:t xml:space="preserve"> </w:t>
+      </w:r>
+      <w:r>
+        <w:rPr>
+          <w:rStyle w:val="VerbatimChar"/>
+        </w:rPr>
+        <w:t xml:space="preserve">picker_33</w:t>
+      </w:r>
+      <w:r>
+        <w:t xml:space="preserve">,</w:t>
+      </w:r>
+      <w:r>
+        <w:t xml:space="preserve"> </w:t>
+      </w:r>
+      <w:r>
+        <w:rPr>
+          <w:rStyle w:val="VerbatimChar"/>
+        </w:rPr>
+        <w:t xml:space="preserve">picker_32</w:t>
+      </w:r>
+      <w:r>
+        <w:t xml:space="preserve">,</w:t>
+      </w:r>
+      <w:r>
+        <w:t xml:space="preserve"> </w:t>
+      </w:r>
+      <w:r>
+        <w:rPr>
+          <w:rStyle w:val="VerbatimChar"/>
+        </w:rPr>
+        <w:t xml:space="preserve">picker_34</w:t>
+      </w:r>
+      <w:r>
+        <w:t xml:space="preserve">) have</w:t>
+      </w:r>
+      <w:r>
+        <w:t xml:space="preserve"> </w:t>
+      </w:r>
+      <w:r>
+        <w:rPr>
+          <w:b/>
+          <w:bCs/>
+        </w:rPr>
+        <w:t xml:space="preserve">33–75%</w:t>
+      </w:r>
+      <w:r>
+        <w:t xml:space="preserve"> </w:t>
+      </w:r>
+      <w:r>
+        <w:t xml:space="preserve">of their records there.</w:t>
+      </w:r>
+    </w:p>
+    <w:p>
+      <w:pPr>
+        <w:pStyle w:val="Compact"/>
+        <w:numPr>
+          <w:ilvl w:val="0"/>
+          <w:numId w:val="1036"/>
+        </w:numPr>
+      </w:pPr>
+      <w:r>
+        <w:t xml:space="preserve">These are the</w:t>
+      </w:r>
+      <w:r>
+        <w:t xml:space="preserve"> </w:t>
+      </w:r>
+      <w:r>
+        <w:rPr>
+          <w:b/>
+          <w:bCs/>
+        </w:rPr>
+        <w:t xml:space="preserve">same 9 low-volume pickers</w:t>
+      </w:r>
+      <w:r>
+        <w:t xml:space="preserve"> </w:t>
+      </w:r>
+      <w:r>
+        <w:t xml:space="preserve">found in Q3. Regular pickers are barely affected (e.g. </w:t>
+      </w:r>
+      <w:r>
+        <w:rPr>
+          <w:rStyle w:val="VerbatimChar"/>
+        </w:rPr>
+        <w:t xml:space="preserve">picker_17</w:t>
+      </w:r>
+      <w:r>
+        <w:t xml:space="preserve">: 13 of 13,837 picks).</w:t>
+      </w:r>
+    </w:p>
+    <w:p>
+      <w:pPr>
+        <w:pStyle w:val="FirstParagraph"/>
+      </w:pPr>
+      <w:r>
+        <w:rPr>
+          <w:b/>
+          <w:bCs/>
+        </w:rPr>
+        <w:t xml:space="preserve">Conclusion:</w:t>
+      </w:r>
+      <w:r>
+        <w:t xml:space="preserve"> </w:t>
+      </w:r>
+      <w:r>
+        <w:t xml:space="preserve">the 9 low-volume pickers are closely tied to the placeholder colli, so they are probably not regular pickers (e.g. supervisors, system users or other roles). Excluding</w:t>
+      </w:r>
+      <w:r>
+        <w:t xml:space="preserve"> </w:t>
+      </w:r>
+      <w:r>
+        <w:rPr>
+          <w:rStyle w:val="VerbatimChar"/>
+        </w:rPr>
+        <w:t xml:space="preserve">colli_6599</w:t>
+      </w:r>
+      <w:r>
+        <w:t xml:space="preserve"> </w:t>
+      </w:r>
+      <w:r>
+        <w:t xml:space="preserve">removes 5 of them entirely. Together with the threshold, the picker analysis should use the</w:t>
+      </w:r>
+      <w:r>
+        <w:t xml:space="preserve"> </w:t>
+      </w:r>
+      <w:r>
+        <w:rPr>
+          <w:b/>
+          <w:bCs/>
+        </w:rPr>
+        <w:t xml:space="preserve">28 regular pickers</w:t>
+      </w:r>
+      <w:r>
+        <w:t xml:space="preserve">.</w:t>
+      </w:r>
+    </w:p>
+    <w:bookmarkEnd w:id="31"/>
+    <w:bookmarkStart w:id="32" w:name="think-about-this-before-deciding-3"/>
+    <w:p>
+      <w:pPr>
+        <w:pStyle w:val="Heading3"/>
+      </w:pPr>
+      <w:r>
+        <w:t xml:space="preserve">Think about this before deciding</w:t>
+      </w:r>
+    </w:p>
+    <w:p>
+      <w:pPr>
+        <w:pStyle w:val="Compact"/>
+        <w:numPr>
+          <w:ilvl w:val="0"/>
+          <w:numId w:val="1037"/>
+        </w:numPr>
+      </w:pPr>
+      <w:r>
+        <w:t xml:space="preserve">What minimum threshold (e.g. at least X picks across Y days) would you use for picker comparisons, and why?</w:t>
+      </w:r>
+    </w:p>
+    <w:p>
+      <w:pPr>
+        <w:pStyle w:val="Compact"/>
+        <w:numPr>
+          <w:ilvl w:val="0"/>
+          <w:numId w:val="1037"/>
+        </w:numPr>
+      </w:pPr>
+      <w:r>
+        <w:t xml:space="preserve">Is a low pick count a data-quality problem, or a real business fact (e.g. temporary staff) that belongs in the analysis?</w:t>
+      </w:r>
+    </w:p>
+    <w:p>
+      <w:pPr>
+        <w:pStyle w:val="Compact"/>
+        <w:numPr>
+          <w:ilvl w:val="0"/>
+          <w:numId w:val="1037"/>
+        </w:numPr>
+      </w:pPr>
+      <w:r>
+        <w:t xml:space="preserve">Should the 9 low-volume pickers stay in overall totals but be excluded only from picker comparisons?</w:t>
+      </w:r>
+    </w:p>
+    <w:bookmarkEnd w:id="32"/>
+    <w:bookmarkEnd w:id="33"/>
+    <w:bookmarkStart w:id="39" w:name="quantity-wm_vsola"/>
+    <w:p>
+      <w:pPr>
+        <w:pStyle w:val="Heading1"/>
+      </w:pPr>
+      <w:r>
+        <w:t xml:space="preserve">6. Quantity (wm_vsola)</w:t>
+      </w:r>
+    </w:p>
+    <w:p>
+      <w:pPr>
+        <w:pStyle w:val="FirstParagraph"/>
+      </w:pPr>
+      <w:r>
+        <w:t xml:space="preserve">Quantity is the number of units picked on each line. It is the main measure of workload and will be used for units-per-hour metrics.</w:t>
+      </w:r>
+    </w:p>
+    <w:bookmarkStart w:id="34" w:name="X8c5352ab647a046010dbf24d600b6b8324b01f2"/>
+    <w:p>
+      <w:pPr>
+        <w:pStyle w:val="Heading3"/>
+      </w:pPr>
+      <w:r>
+        <w:t xml:space="preserve">Q1. Is wm_vsola complete and stored correctly?</w:t>
+      </w:r>
+    </w:p>
+    <w:p>
+      <w:pPr>
+        <w:pStyle w:val="FirstParagraph"/>
+      </w:pPr>
+      <w:r>
+        <w:rPr>
+          <w:i/>
+          <w:iCs/>
+        </w:rPr>
+        <w:t xml:space="preserve">Goal: make sure quantity can be summed and averaged in workload metrics.</w:t>
+      </w:r>
+    </w:p>
+    <w:p>
+      <w:pPr>
+        <w:pStyle w:val="BodyText"/>
+      </w:pPr>
+      <w:r>
+        <w:rPr>
+          <w:b/>
+          <w:bCs/>
+        </w:rPr>
+        <w:t xml:space="preserve">What to look for:</w:t>
+      </w:r>
+    </w:p>
+    <w:p>
+      <w:pPr>
+        <w:pStyle w:val="Compact"/>
+        <w:numPr>
+          <w:ilvl w:val="0"/>
+          <w:numId w:val="1038"/>
+        </w:numPr>
+      </w:pPr>
+      <w:r>
+        <w:t xml:space="preserve">A numeric data type, not text.</w:t>
+      </w:r>
+    </w:p>
+    <w:p>
+      <w:pPr>
+        <w:pStyle w:val="Compact"/>
+        <w:numPr>
+          <w:ilvl w:val="0"/>
+          <w:numId w:val="1038"/>
+        </w:numPr>
+      </w:pPr>
+      <w:r>
+        <w:t xml:space="preserve">Zero missing values.</w:t>
+      </w:r>
+    </w:p>
+    <w:p>
+      <w:pPr>
+        <w:pStyle w:val="Compact"/>
+        <w:numPr>
+          <w:ilvl w:val="0"/>
+          <w:numId w:val="1038"/>
+        </w:numPr>
+      </w:pPr>
+      <w:r>
+        <w:t xml:space="preserve">A realistic minimum and maximum.</w:t>
+      </w:r>
+    </w:p>
+    <w:p>
+      <w:pPr>
+        <w:pStyle w:val="FirstParagraph"/>
+      </w:pPr>
+      <w:r>
+        <w:rPr>
+          <w:b/>
+          <w:bCs/>
+        </w:rPr>
+        <w:t xml:space="preserve">Findings:</w:t>
+      </w:r>
+    </w:p>
+    <w:p>
+      <w:pPr>
+        <w:pStyle w:val="Compact"/>
+        <w:numPr>
+          <w:ilvl w:val="0"/>
+          <w:numId w:val="1039"/>
+        </w:numPr>
+      </w:pPr>
+      <w:r>
+        <w:t xml:space="preserve">Numeric (float) once the comma decimal is read correctly;</w:t>
+      </w:r>
+      <w:r>
+        <w:t xml:space="preserve"> </w:t>
+      </w:r>
+      <w:r>
+        <w:rPr>
+          <w:b/>
+          <w:bCs/>
+        </w:rPr>
+        <w:t xml:space="preserve">no missing values</w:t>
+      </w:r>
+      <w:r>
+        <w:t xml:space="preserve"> </w:t>
+      </w:r>
+      <w:r>
+        <w:t xml:space="preserve">and 165 unique values.</w:t>
+      </w:r>
+    </w:p>
+    <w:p>
+      <w:pPr>
+        <w:pStyle w:val="Compact"/>
+        <w:numPr>
+          <w:ilvl w:val="0"/>
+          <w:numId w:val="1039"/>
+        </w:numPr>
+      </w:pPr>
+      <w:r>
+        <w:t xml:space="preserve">Quantities range from</w:t>
+      </w:r>
+      <w:r>
+        <w:t xml:space="preserve"> </w:t>
+      </w:r>
+      <w:r>
+        <w:rPr>
+          <w:b/>
+          <w:bCs/>
+        </w:rPr>
+        <w:t xml:space="preserve">1 to 1,008 units</w:t>
+      </w:r>
+      <w:r>
+        <w:t xml:space="preserve">; the median is</w:t>
+      </w:r>
+      <w:r>
+        <w:t xml:space="preserve"> </w:t>
+      </w:r>
+      <w:r>
+        <w:rPr>
+          <w:b/>
+          <w:bCs/>
+        </w:rPr>
+        <w:t xml:space="preserve">6 units</w:t>
+      </w:r>
+      <w:r>
+        <w:t xml:space="preserve"> </w:t>
+      </w:r>
+      <w:r>
+        <w:t xml:space="preserve">and 75% of lines are 12 units or fewer.</w:t>
+      </w:r>
+    </w:p>
+    <w:p>
+      <w:pPr>
+        <w:pStyle w:val="FirstParagraph"/>
+      </w:pPr>
+      <w:r>
+        <w:rPr>
+          <w:b/>
+          <w:bCs/>
+        </w:rPr>
+        <w:t xml:space="preserve">Conclusion:</w:t>
+      </w:r>
+      <w:r>
+        <w:t xml:space="preserve"> </w:t>
+      </w:r>
+      <w:r>
+        <w:t xml:space="preserve">complete and usable. Reading the comma decimal correctly at load time is essential; the old cleaning code turned the whole column into missing values.</w:t>
+      </w:r>
+    </w:p>
+    <w:bookmarkEnd w:id="34"/>
+    <w:bookmarkStart w:id="35" w:name="Xeacedd668b21a98748a414fa100a4e3d839c356"/>
+    <w:p>
+      <w:pPr>
+        <w:pStyle w:val="Heading3"/>
+      </w:pPr>
+      <w:r>
+        <w:t xml:space="preserve">Q2. Are there invalid values (zero, negative or decimals)?</w:t>
+      </w:r>
+    </w:p>
+    <w:p>
+      <w:pPr>
+        <w:pStyle w:val="FirstParagraph"/>
+      </w:pPr>
+      <w:r>
+        <w:rPr>
+          <w:i/>
+          <w:iCs/>
+        </w:rPr>
+        <w:t xml:space="preserve">Goal: find quantities that cannot represent a real pick.</w:t>
+      </w:r>
+    </w:p>
+    <w:p>
+      <w:pPr>
+        <w:pStyle w:val="BodyText"/>
+      </w:pPr>
+      <w:r>
+        <w:rPr>
+          <w:b/>
+          <w:bCs/>
+        </w:rPr>
+        <w:t xml:space="preserve">What to look for:</w:t>
+      </w:r>
+    </w:p>
+    <w:p>
+      <w:pPr>
+        <w:pStyle w:val="Compact"/>
+        <w:numPr>
+          <w:ilvl w:val="0"/>
+          <w:numId w:val="1040"/>
+        </w:numPr>
+      </w:pPr>
+      <w:r>
+        <w:t xml:space="preserve">Zero or negative quantities.</w:t>
+      </w:r>
+    </w:p>
+    <w:p>
+      <w:pPr>
+        <w:pStyle w:val="Compact"/>
+        <w:numPr>
+          <w:ilvl w:val="0"/>
+          <w:numId w:val="1040"/>
+        </w:numPr>
+      </w:pPr>
+      <w:r>
+        <w:t xml:space="preserve">Non-whole quantities (half units are not possible).</w:t>
+      </w:r>
+    </w:p>
+    <w:p>
+      <w:pPr>
+        <w:pStyle w:val="FirstParagraph"/>
+      </w:pPr>
+      <w:r>
+        <w:rPr>
+          <w:b/>
+          <w:bCs/>
+        </w:rPr>
+        <w:t xml:space="preserve">Findings:</w:t>
+      </w:r>
+    </w:p>
+    <w:p>
+      <w:pPr>
+        <w:pStyle w:val="Compact"/>
+        <w:numPr>
+          <w:ilvl w:val="0"/>
+          <w:numId w:val="1041"/>
+        </w:numPr>
+      </w:pPr>
+      <w:r>
+        <w:rPr>
+          <w:b/>
+          <w:bCs/>
+        </w:rPr>
+        <w:t xml:space="preserve">0 zero</w:t>
+      </w:r>
+      <w:r>
+        <w:t xml:space="preserve">,</w:t>
+      </w:r>
+      <w:r>
+        <w:t xml:space="preserve"> </w:t>
+      </w:r>
+      <w:r>
+        <w:rPr>
+          <w:b/>
+          <w:bCs/>
+        </w:rPr>
+        <w:t xml:space="preserve">0 negative</w:t>
+      </w:r>
+      <w:r>
+        <w:t xml:space="preserve"> </w:t>
+      </w:r>
+      <w:r>
+        <w:t xml:space="preserve">and</w:t>
+      </w:r>
+      <w:r>
+        <w:t xml:space="preserve"> </w:t>
+      </w:r>
+      <w:r>
+        <w:rPr>
+          <w:b/>
+          <w:bCs/>
+        </w:rPr>
+        <w:t xml:space="preserve">0 non-whole</w:t>
+      </w:r>
+      <w:r>
+        <w:t xml:space="preserve"> </w:t>
+      </w:r>
+      <w:r>
+        <w:t xml:space="preserve">quantities.</w:t>
+      </w:r>
+    </w:p>
+    <w:p>
+      <w:pPr>
+        <w:pStyle w:val="FirstParagraph"/>
+      </w:pPr>
+      <w:r>
+        <w:rPr>
+          <w:b/>
+          <w:bCs/>
+        </w:rPr>
+        <w:t xml:space="preserve">Conclusion:</w:t>
+      </w:r>
+      <w:r>
+        <w:t xml:space="preserve"> </w:t>
+      </w:r>
+      <w:r>
+        <w:t xml:space="preserve">every quantity is a valid, whole, positive number. The column can be converted to an integer in cleaning. Unlike volume, quantity has no invalid values, which makes it the more reliable workload measure.</w:t>
+      </w:r>
+    </w:p>
+    <w:bookmarkEnd w:id="35"/>
+    <w:bookmarkStart w:id="36" w:name="q3.-are-there-extreme-values-1"/>
+    <w:p>
+      <w:pPr>
+        <w:pStyle w:val="Heading3"/>
+      </w:pPr>
+      <w:r>
+        <w:t xml:space="preserve">Q3. Are there extreme values?</w:t>
+      </w:r>
+    </w:p>
+    <w:p>
+      <w:pPr>
+        <w:pStyle w:val="FirstParagraph"/>
+      </w:pPr>
+      <w:r>
+        <w:rPr>
+          <w:i/>
+          <w:iCs/>
+        </w:rPr>
+        <w:t xml:space="preserve">Goal: check whether large quantities are errors or genuine bulk picks, and whether they would distort averages.</w:t>
+      </w:r>
+    </w:p>
+    <w:p>
+      <w:pPr>
+        <w:pStyle w:val="BodyText"/>
+      </w:pPr>
+      <w:r>
+        <w:rPr>
+          <w:b/>
+          <w:bCs/>
+        </w:rPr>
+        <w:t xml:space="preserve">What to look for:</w:t>
+      </w:r>
+    </w:p>
+    <w:p>
+      <w:pPr>
+        <w:pStyle w:val="Compact"/>
+        <w:numPr>
+          <w:ilvl w:val="0"/>
+          <w:numId w:val="1042"/>
+        </w:numPr>
+      </w:pPr>
+      <w:r>
+        <w:t xml:space="preserve">How far the maximum is from the 99th percentile.</w:t>
+      </w:r>
+    </w:p>
+    <w:p>
+      <w:pPr>
+        <w:pStyle w:val="Compact"/>
+        <w:numPr>
+          <w:ilvl w:val="0"/>
+          <w:numId w:val="1042"/>
+        </w:numPr>
+      </w:pPr>
+      <w:r>
+        <w:t xml:space="preserve">Whether the largest quantities also have large volumes.</w:t>
+      </w:r>
+    </w:p>
+    <w:p>
+      <w:pPr>
+        <w:pStyle w:val="Compact"/>
+        <w:numPr>
+          <w:ilvl w:val="0"/>
+          <w:numId w:val="1042"/>
+        </w:numPr>
+      </w:pPr>
+      <w:r>
+        <w:t xml:space="preserve">How many of the largest belong to</w:t>
+      </w:r>
+      <w:r>
+        <w:t xml:space="preserve"> </w:t>
+      </w:r>
+      <w:r>
+        <w:rPr>
+          <w:rStyle w:val="VerbatimChar"/>
+        </w:rPr>
+        <w:t xml:space="preserve">colli_6599</w:t>
+      </w:r>
+      <w:r>
+        <w:t xml:space="preserve">.</w:t>
+      </w:r>
+    </w:p>
+    <w:p>
+      <w:pPr>
+        <w:pStyle w:val="FirstParagraph"/>
+      </w:pPr>
+      <w:r>
+        <w:rPr>
+          <w:b/>
+          <w:bCs/>
+        </w:rPr>
+        <w:t xml:space="preserve">Findings:</w:t>
+      </w:r>
+    </w:p>
+    <w:p>
+      <w:pPr>
+        <w:pStyle w:val="Compact"/>
+        <w:numPr>
+          <w:ilvl w:val="0"/>
+          <w:numId w:val="1043"/>
+        </w:numPr>
+      </w:pPr>
+      <w:r>
+        <w:t xml:space="preserve">Heavily right-skewed: 99% of lines are</w:t>
+      </w:r>
+      <w:r>
+        <w:t xml:space="preserve"> </w:t>
+      </w:r>
+      <w:r>
+        <w:rPr>
+          <w:b/>
+          <w:bCs/>
+        </w:rPr>
+        <w:t xml:space="preserve">56 units or fewer</w:t>
+      </w:r>
+      <w:r>
+        <w:t xml:space="preserve">, but the maximum is</w:t>
+      </w:r>
+      <w:r>
+        <w:t xml:space="preserve"> </w:t>
+      </w:r>
+      <w:r>
+        <w:rPr>
+          <w:b/>
+          <w:bCs/>
+        </w:rPr>
+        <w:t xml:space="preserve">1,008</w:t>
+      </w:r>
+      <w:r>
+        <w:t xml:space="preserve">.</w:t>
+      </w:r>
+    </w:p>
+    <w:p>
+      <w:pPr>
+        <w:pStyle w:val="Compact"/>
+        <w:numPr>
+          <w:ilvl w:val="0"/>
+          <w:numId w:val="1043"/>
+        </w:numPr>
+      </w:pPr>
+      <w:r>
+        <w:rPr>
+          <w:b/>
+          <w:bCs/>
+        </w:rPr>
+        <w:t xml:space="preserve">9 of the 15 largest quantities</w:t>
+      </w:r>
+      <w:r>
+        <w:t xml:space="preserve"> </w:t>
+      </w:r>
+      <w:r>
+        <w:t xml:space="preserve">belong to</w:t>
+      </w:r>
+      <w:r>
+        <w:t xml:space="preserve"> </w:t>
+      </w:r>
+      <w:r>
+        <w:rPr>
+          <w:rStyle w:val="VerbatimChar"/>
+        </w:rPr>
+        <w:t xml:space="preserve">colli_6599</w:t>
+      </w:r>
+      <w:r>
+        <w:t xml:space="preserve">, all by</w:t>
+      </w:r>
+      <w:r>
+        <w:t xml:space="preserve"> </w:t>
+      </w:r>
+      <w:r>
+        <w:rPr>
+          <w:rStyle w:val="VerbatimChar"/>
+        </w:rPr>
+        <w:t xml:space="preserve">picker_35</w:t>
+      </w:r>
+      <w:r>
+        <w:t xml:space="preserve"> </w:t>
+      </w:r>
+      <w:r>
+        <w:t xml:space="preserve">(a picker with 100% of records in the placeholder colli).</w:t>
+      </w:r>
+    </w:p>
+    <w:p>
+      <w:pPr>
+        <w:pStyle w:val="Compact"/>
+        <w:numPr>
+          <w:ilvl w:val="0"/>
+          <w:numId w:val="1043"/>
+        </w:numPr>
+      </w:pPr>
+      <w:r>
+        <w:t xml:space="preserve">The other large quantities (384–486 units) are mostly</w:t>
+      </w:r>
+      <w:r>
+        <w:t xml:space="preserve"> </w:t>
+      </w:r>
+      <w:r>
+        <w:rPr>
+          <w:rStyle w:val="VerbatimChar"/>
+        </w:rPr>
+        <w:t xml:space="preserve">product_83</w:t>
+      </w:r>
+      <w:r>
+        <w:t xml:space="preserve"> </w:t>
+      </w:r>
+      <w:r>
+        <w:t xml:space="preserve">and</w:t>
+      </w:r>
+      <w:r>
+        <w:t xml:space="preserve"> </w:t>
+      </w:r>
+      <w:r>
+        <w:rPr>
+          <w:rStyle w:val="VerbatimChar"/>
+        </w:rPr>
+        <w:t xml:space="preserve">product_107</w:t>
+      </w:r>
+      <w:r>
+        <w:t xml:space="preserve"> </w:t>
+      </w:r>
+      <w:r>
+        <w:t xml:space="preserve">in collis</w:t>
+      </w:r>
+      <w:r>
+        <w:t xml:space="preserve"> </w:t>
+      </w:r>
+      <w:r>
+        <w:rPr>
+          <w:rStyle w:val="VerbatimChar"/>
+        </w:rPr>
+        <w:t xml:space="preserve">colli_3209</w:t>
+      </w:r>
+      <w:r>
+        <w:t xml:space="preserve">,</w:t>
+      </w:r>
+      <w:r>
+        <w:t xml:space="preserve"> </w:t>
+      </w:r>
+      <w:r>
+        <w:rPr>
+          <w:rStyle w:val="VerbatimChar"/>
+        </w:rPr>
+        <w:t xml:space="preserve">colli_7747</w:t>
+      </w:r>
+      <w:r>
+        <w:t xml:space="preserve">,</w:t>
+      </w:r>
+      <w:r>
+        <w:t xml:space="preserve"> </w:t>
+      </w:r>
+      <w:r>
+        <w:rPr>
+          <w:rStyle w:val="VerbatimChar"/>
+        </w:rPr>
+        <w:t xml:space="preserve">colli_2255</w:t>
+      </w:r>
+      <w:r>
+        <w:t xml:space="preserve"> </w:t>
+      </w:r>
+      <w:r>
+        <w:t xml:space="preserve">and</w:t>
+      </w:r>
+      <w:r>
+        <w:t xml:space="preserve"> </w:t>
+      </w:r>
+      <w:r>
+        <w:rPr>
+          <w:rStyle w:val="VerbatimChar"/>
+        </w:rPr>
+        <w:t xml:space="preserve">colli_3901</w:t>
+      </w:r>
+      <w:r>
+        <w:t xml:space="preserve">. These are the</w:t>
+      </w:r>
+      <w:r>
+        <w:t xml:space="preserve"> </w:t>
+      </w:r>
+      <w:r>
+        <w:rPr>
+          <w:b/>
+          <w:bCs/>
+        </w:rPr>
+        <w:t xml:space="preserve">same collis that have the negative-volume correction rows</w:t>
+      </w:r>
+      <w:r>
+        <w:t xml:space="preserve">.</w:t>
+      </w:r>
+    </w:p>
+    <w:p>
+      <w:pPr>
+        <w:pStyle w:val="Compact"/>
+        <w:numPr>
+          <w:ilvl w:val="0"/>
+          <w:numId w:val="1043"/>
+        </w:numPr>
+      </w:pPr>
+      <w:r>
+        <w:t xml:space="preserve">The largest quantities also have large volumes, so they are consistent bulk picks rather than typing errors.</w:t>
+      </w:r>
+    </w:p>
+    <w:p>
+      <w:pPr>
+        <w:pStyle w:val="FirstParagraph"/>
+      </w:pPr>
+      <w:r>
+        <w:rPr>
+          <w:b/>
+          <w:bCs/>
+        </w:rPr>
+        <w:t xml:space="preserve">Conclusion:</w:t>
+      </w:r>
+      <w:r>
+        <w:t xml:space="preserve"> </w:t>
+      </w:r>
+      <w:r>
+        <w:t xml:space="preserve">most extreme quantities come from the placeholder colli, which will be excluded. The remaining large picks are linked to corrections, so they should be reviewed together with the negative-volume rows. Use the</w:t>
+      </w:r>
+      <w:r>
+        <w:t xml:space="preserve"> </w:t>
+      </w:r>
+      <w:r>
+        <w:rPr>
+          <w:b/>
+          <w:bCs/>
+        </w:rPr>
+        <w:t xml:space="preserve">median</w:t>
+      </w:r>
+      <w:r>
+        <w:t xml:space="preserve"> </w:t>
+      </w:r>
+      <w:r>
+        <w:t xml:space="preserve">for typical quantity.</w:t>
+      </w:r>
+    </w:p>
+    <w:bookmarkEnd w:id="36"/>
+    <w:bookmarkStart w:id="37" w:name="Xd3520742291cb82c8ec520ca18c793771694e04"/>
+    <w:p>
+      <w:pPr>
+        <w:pStyle w:val="Heading3"/>
+      </w:pPr>
+      <w:r>
+        <w:t xml:space="preserve">Q4. What does quantity look like per colli?</w:t>
+      </w:r>
+    </w:p>
+    <w:p>
+      <w:pPr>
+        <w:pStyle w:val="FirstParagraph"/>
+      </w:pPr>
+      <w:r>
+        <w:rPr>
+          <w:i/>
+          <w:iCs/>
+        </w:rPr>
+        <w:t xml:space="preserve">Goal: understand colli workload in units, not just lines.</w:t>
+      </w:r>
+    </w:p>
+    <w:p>
+      <w:pPr>
+        <w:pStyle w:val="BodyText"/>
+      </w:pPr>
+      <w:r>
+        <w:rPr>
+          <w:b/>
+          <w:bCs/>
+        </w:rPr>
+        <w:t xml:space="preserve">What to look for:</w:t>
+      </w:r>
+    </w:p>
+    <w:p>
+      <w:pPr>
+        <w:pStyle w:val="Compact"/>
+        <w:numPr>
+          <w:ilvl w:val="0"/>
+          <w:numId w:val="1044"/>
+        </w:numPr>
+      </w:pPr>
+      <w:r>
+        <w:t xml:space="preserve">How many units a typical colli contains.</w:t>
+      </w:r>
+    </w:p>
+    <w:p>
+      <w:pPr>
+        <w:pStyle w:val="Compact"/>
+        <w:numPr>
+          <w:ilvl w:val="0"/>
+          <w:numId w:val="1044"/>
+        </w:numPr>
+      </w:pPr>
+      <w:r>
+        <w:t xml:space="preserve">Whether more lines mean more units (a strong correlation), or whether lines and units measure different workload.</w:t>
+      </w:r>
+    </w:p>
+    <w:p>
+      <w:pPr>
+        <w:pStyle w:val="FirstParagraph"/>
+      </w:pPr>
+      <w:r>
+        <w:rPr>
+          <w:b/>
+          <w:bCs/>
+        </w:rPr>
+        <w:t xml:space="preserve">Findings:</w:t>
+      </w:r>
+    </w:p>
+    <w:p>
+      <w:pPr>
+        <w:pStyle w:val="Compact"/>
+        <w:numPr>
+          <w:ilvl w:val="0"/>
+          <w:numId w:val="1045"/>
+        </w:numPr>
+      </w:pPr>
+      <w:r>
+        <w:t xml:space="preserve">A typical colli contains</w:t>
+      </w:r>
+      <w:r>
+        <w:t xml:space="preserve"> </w:t>
+      </w:r>
+      <w:r>
+        <w:rPr>
+          <w:b/>
+          <w:bCs/>
+        </w:rPr>
+        <w:t xml:space="preserve">247 units</w:t>
+      </w:r>
+      <w:r>
+        <w:t xml:space="preserve"> </w:t>
+      </w:r>
+      <w:r>
+        <w:t xml:space="preserve">(median); 99% contain 482 units or fewer. The maximum (</w:t>
+      </w:r>
+      <w:r>
+        <w:rPr>
+          <w:b/>
+          <w:bCs/>
+        </w:rPr>
+        <w:t xml:space="preserve">13,213 units</w:t>
+      </w:r>
+      <w:r>
+        <w:t xml:space="preserve">) is far outside this range.</w:t>
+      </w:r>
+    </w:p>
+    <w:p>
+      <w:pPr>
+        <w:pStyle w:val="Compact"/>
+        <w:numPr>
+          <w:ilvl w:val="0"/>
+          <w:numId w:val="1045"/>
+        </w:numPr>
+      </w:pPr>
+      <w:r>
+        <w:t xml:space="preserve">A typical line has</w:t>
+      </w:r>
+      <w:r>
+        <w:t xml:space="preserve"> </w:t>
+      </w:r>
+      <w:r>
+        <w:rPr>
+          <w:b/>
+          <w:bCs/>
+        </w:rPr>
+        <w:t xml:space="preserve">6 units</w:t>
+      </w:r>
+      <w:r>
+        <w:t xml:space="preserve"> </w:t>
+      </w:r>
+      <w:r>
+        <w:t xml:space="preserve">(median per colli), but some collis average up to 180 units per line.</w:t>
+      </w:r>
+    </w:p>
+    <w:p>
+      <w:pPr>
+        <w:pStyle w:val="Compact"/>
+        <w:numPr>
+          <w:ilvl w:val="0"/>
+          <w:numId w:val="1045"/>
+        </w:numPr>
+      </w:pPr>
+      <w:r>
+        <w:t xml:space="preserve">Lines and units per colli have a</w:t>
+      </w:r>
+      <w:r>
+        <w:t xml:space="preserve"> </w:t>
+      </w:r>
+      <w:r>
+        <w:rPr>
+          <w:b/>
+          <w:bCs/>
+        </w:rPr>
+        <w:t xml:space="preserve">strong but not perfect correlation (r = 0.79)</w:t>
+      </w:r>
+      <w:r>
+        <w:t xml:space="preserve">.</w:t>
+      </w:r>
+    </w:p>
+    <w:p>
+      <w:pPr>
+        <w:pStyle w:val="FirstParagraph"/>
+      </w:pPr>
+      <w:r>
+        <w:rPr>
+          <w:b/>
+          <w:bCs/>
+        </w:rPr>
+        <w:t xml:space="preserve">Conclusion:</w:t>
+      </w:r>
+      <w:r>
+        <w:t xml:space="preserve"> </w:t>
+      </w:r>
+      <w:r>
+        <w:t xml:space="preserve">lines and units are related but not the same. Two collis with the same number of lines can differ a lot in units. Productivity should be measured with</w:t>
+      </w:r>
+      <w:r>
+        <w:t xml:space="preserve"> </w:t>
+      </w:r>
+      <w:r>
+        <w:rPr>
+          <w:b/>
+          <w:bCs/>
+        </w:rPr>
+        <w:t xml:space="preserve">both lines per hour and units per hour</w:t>
+      </w:r>
+      <w:r>
+        <w:t xml:space="preserve">.</w:t>
+      </w:r>
+    </w:p>
+    <w:bookmarkEnd w:id="37"/>
+    <w:bookmarkStart w:id="38" w:name="think-about-this-before-deciding-4"/>
+    <w:p>
+      <w:pPr>
+        <w:pStyle w:val="Heading3"/>
+      </w:pPr>
+      <w:r>
+        <w:t xml:space="preserve">Think about this before deciding</w:t>
+      </w:r>
+    </w:p>
+    <w:p>
+      <w:pPr>
+        <w:pStyle w:val="Compact"/>
+        <w:numPr>
+          <w:ilvl w:val="0"/>
+          <w:numId w:val="1046"/>
+        </w:numPr>
+      </w:pPr>
+      <w:r>
+        <w:t xml:space="preserve">Should productivity be measured as</w:t>
+      </w:r>
+      <w:r>
+        <w:t xml:space="preserve"> </w:t>
+      </w:r>
+      <w:r>
+        <w:rPr>
+          <w:b/>
+          <w:bCs/>
+        </w:rPr>
+        <w:t xml:space="preserve">lines per hour</w:t>
+      </w:r>
+      <w:r>
+        <w:t xml:space="preserve">,</w:t>
+      </w:r>
+      <w:r>
+        <w:t xml:space="preserve"> </w:t>
+      </w:r>
+      <w:r>
+        <w:rPr>
+          <w:b/>
+          <w:bCs/>
+        </w:rPr>
+        <w:t xml:space="preserve">units per hour</w:t>
+      </w:r>
+      <w:r>
+        <w:t xml:space="preserve">, or both? What would a warehouse manager care about more?</w:t>
+      </w:r>
+    </w:p>
+    <w:p>
+      <w:pPr>
+        <w:pStyle w:val="Compact"/>
+        <w:numPr>
+          <w:ilvl w:val="0"/>
+          <w:numId w:val="1046"/>
+        </w:numPr>
+      </w:pPr>
+      <w:r>
+        <w:t xml:space="preserve">Should extreme quantities be kept, capped or excluded? Think about what each option does to an average and to a median.</w:t>
+      </w:r>
+    </w:p>
+    <w:p>
+      <w:pPr>
+        <w:pStyle w:val="Compact"/>
+        <w:numPr>
+          <w:ilvl w:val="0"/>
+          <w:numId w:val="1046"/>
+        </w:numPr>
+      </w:pPr>
+      <w:r>
+        <w:t xml:space="preserve">Should the large picks linked to the negative-volume corrections be reviewed together with those correction rows?</w:t>
+      </w:r>
+    </w:p>
+    <w:bookmarkEnd w:id="38"/>
+    <w:bookmarkEnd w:id="39"/>
+    <w:bookmarkStart w:id="47" w:name="timestamps-start_time-and-finish_time"/>
+    <w:p>
+      <w:pPr>
+        <w:pStyle w:val="Heading1"/>
+      </w:pPr>
+      <w:r>
+        <w:t xml:space="preserve">7. Timestamps (start_time and finish_time)</w:t>
+      </w:r>
+    </w:p>
+    <w:p>
+      <w:pPr>
+        <w:pStyle w:val="FirstParagraph"/>
+      </w:pPr>
+      <w:r>
+        <w:t xml:space="preserve">Every productivity metric (picks per hour, time per pick, colli duration) is built on these two columns, so this is the most important profiling step.</w:t>
+      </w:r>
+    </w:p>
+    <w:bookmarkStart w:id="40" w:name="X48777216764fab969e30a3b995c9dc55bdb4681"/>
+    <w:p>
+      <w:pPr>
+        <w:pStyle w:val="Heading3"/>
+      </w:pPr>
+      <w:r>
+        <w:t xml:space="preserve">Q1. Are the timestamps complete, and do the missing values share a pattern?</w:t>
+      </w:r>
+    </w:p>
+    <w:p>
+      <w:pPr>
+        <w:pStyle w:val="FirstParagraph"/>
+      </w:pPr>
+      <w:r>
+        <w:rPr>
+          <w:i/>
+          <w:iCs/>
+        </w:rPr>
+        <w:t xml:space="preserve">Goal: know whether missing timestamps are random or linked to specific pickers or collis.</w:t>
+      </w:r>
+    </w:p>
+    <w:p>
+      <w:pPr>
+        <w:pStyle w:val="BodyText"/>
+      </w:pPr>
+      <w:r>
+        <w:rPr>
+          <w:b/>
+          <w:bCs/>
+        </w:rPr>
+        <w:t xml:space="preserve">What to look for:</w:t>
+      </w:r>
+    </w:p>
+    <w:p>
+      <w:pPr>
+        <w:pStyle w:val="Compact"/>
+        <w:numPr>
+          <w:ilvl w:val="0"/>
+          <w:numId w:val="1047"/>
+        </w:numPr>
+      </w:pPr>
+      <w:r>
+        <w:t xml:space="preserve">Which timestamp is complete and which is not.</w:t>
+      </w:r>
+    </w:p>
+    <w:p>
+      <w:pPr>
+        <w:pStyle w:val="Compact"/>
+        <w:numPr>
+          <w:ilvl w:val="0"/>
+          <w:numId w:val="1047"/>
+        </w:numPr>
+      </w:pPr>
+      <w:r>
+        <w:t xml:space="preserve">Whether missing values belong to regular pickers or to the low-volume pickers.</w:t>
+      </w:r>
+    </w:p>
+    <w:p>
+      <w:pPr>
+        <w:pStyle w:val="FirstParagraph"/>
+      </w:pPr>
+      <w:r>
+        <w:rPr>
+          <w:b/>
+          <w:bCs/>
+        </w:rPr>
+        <w:t xml:space="preserve">Findings:</w:t>
+      </w:r>
+    </w:p>
+    <w:p>
+      <w:pPr>
+        <w:pStyle w:val="Compact"/>
+        <w:numPr>
+          <w:ilvl w:val="0"/>
+          <w:numId w:val="1048"/>
+        </w:numPr>
+      </w:pPr>
+      <w:r>
+        <w:rPr>
+          <w:rStyle w:val="VerbatimChar"/>
+        </w:rPr>
+        <w:t xml:space="preserve">finish_time</w:t>
+      </w:r>
+      <w:r>
+        <w:t xml:space="preserve"> </w:t>
+      </w:r>
+      <w:r>
+        <w:t xml:space="preserve">is</w:t>
+      </w:r>
+      <w:r>
+        <w:t xml:space="preserve"> </w:t>
+      </w:r>
+      <w:r>
+        <w:rPr>
+          <w:b/>
+          <w:bCs/>
+        </w:rPr>
+        <w:t xml:space="preserve">complete</w:t>
+      </w:r>
+      <w:r>
+        <w:t xml:space="preserve">;</w:t>
+      </w:r>
+      <w:r>
+        <w:t xml:space="preserve"> </w:t>
+      </w:r>
+      <w:r>
+        <w:rPr>
+          <w:rStyle w:val="VerbatimChar"/>
+        </w:rPr>
+        <w:t xml:space="preserve">start_time</w:t>
+      </w:r>
+      <w:r>
+        <w:t xml:space="preserve"> </w:t>
+      </w:r>
+      <w:r>
+        <w:t xml:space="preserve">has</w:t>
+      </w:r>
+      <w:r>
+        <w:t xml:space="preserve"> </w:t>
+      </w:r>
+      <w:r>
+        <w:rPr>
+          <w:b/>
+          <w:bCs/>
+        </w:rPr>
+        <w:t xml:space="preserve">94 missing values</w:t>
+      </w:r>
+      <w:r>
+        <w:t xml:space="preserve"> </w:t>
+      </w:r>
+      <w:r>
+        <w:t xml:space="preserve">(0.04%).</w:t>
+      </w:r>
+    </w:p>
+    <w:p>
+      <w:pPr>
+        <w:pStyle w:val="Compact"/>
+        <w:numPr>
+          <w:ilvl w:val="0"/>
+          <w:numId w:val="1048"/>
+        </w:numPr>
+      </w:pPr>
+      <w:r>
+        <w:t xml:space="preserve">All 94 belong to</w:t>
+      </w:r>
+      <w:r>
+        <w:t xml:space="preserve"> </w:t>
+      </w:r>
+      <w:r>
+        <w:rPr>
+          <w:b/>
+          <w:bCs/>
+        </w:rPr>
+        <w:t xml:space="preserve">4 low-volume pickers</w:t>
+      </w:r>
+      <w:r>
+        <w:t xml:space="preserve"> </w:t>
+      </w:r>
+      <w:r>
+        <w:t xml:space="preserve">(</w:t>
+      </w:r>
+      <w:r>
+        <w:rPr>
+          <w:rStyle w:val="VerbatimChar"/>
+        </w:rPr>
+        <w:t xml:space="preserve">picker_33</w:t>
+      </w:r>
+      <w:r>
+        <w:t xml:space="preserve">,</w:t>
+      </w:r>
+      <w:r>
+        <w:t xml:space="preserve"> </w:t>
+      </w:r>
+      <w:r>
+        <w:rPr>
+          <w:rStyle w:val="VerbatimChar"/>
+        </w:rPr>
+        <w:t xml:space="preserve">picker_31</w:t>
+      </w:r>
+      <w:r>
+        <w:t xml:space="preserve">,</w:t>
+      </w:r>
+      <w:r>
+        <w:t xml:space="preserve"> </w:t>
+      </w:r>
+      <w:r>
+        <w:rPr>
+          <w:rStyle w:val="VerbatimChar"/>
+        </w:rPr>
+        <w:t xml:space="preserve">picker_32</w:t>
+      </w:r>
+      <w:r>
+        <w:t xml:space="preserve">,</w:t>
+      </w:r>
+      <w:r>
+        <w:t xml:space="preserve"> </w:t>
+      </w:r>
+      <w:r>
+        <w:rPr>
+          <w:rStyle w:val="VerbatimChar"/>
+        </w:rPr>
+        <w:t xml:space="preserve">picker_34</w:t>
+      </w:r>
+      <w:r>
+        <w:t xml:space="preserve">) and to collis</w:t>
+      </w:r>
+      <w:r>
+        <w:t xml:space="preserve"> </w:t>
+      </w:r>
+      <w:r>
+        <w:rPr>
+          <w:rStyle w:val="VerbatimChar"/>
+        </w:rPr>
+        <w:t xml:space="preserve">colli_6599</w:t>
+      </w:r>
+      <w:r>
+        <w:t xml:space="preserve">–</w:t>
+      </w:r>
+      <w:r>
+        <w:rPr>
+          <w:rStyle w:val="VerbatimChar"/>
+        </w:rPr>
+        <w:t xml:space="preserve">colli_6608</w:t>
+      </w:r>
+      <w:r>
+        <w:t xml:space="preserve">, including the placeholder colli.</w:t>
+      </w:r>
+    </w:p>
+    <w:p>
+      <w:pPr>
+        <w:pStyle w:val="FirstParagraph"/>
+      </w:pPr>
+      <w:r>
+        <w:rPr>
+          <w:b/>
+          <w:bCs/>
+        </w:rPr>
+        <w:t xml:space="preserve">Conclusion:</w:t>
+      </w:r>
+      <w:r>
+        <w:t xml:space="preserve"> </w:t>
+      </w:r>
+      <w:r>
+        <w:t xml:space="preserve">the missing start times are not random; they come from the non-regular pickers identified earlier, so they do not affect the regular picking data.</w:t>
+      </w:r>
+      <w:r>
+        <w:t xml:space="preserve"> </w:t>
+      </w:r>
+      <w:r>
+        <w:rPr>
+          <w:rStyle w:val="VerbatimChar"/>
+        </w:rPr>
+        <w:t xml:space="preserve">finish_time</w:t>
+      </w:r>
+      <w:r>
+        <w:t xml:space="preserve"> </w:t>
+      </w:r>
+      <w:r>
+        <w:t xml:space="preserve">is the more reliable timestamp.</w:t>
+      </w:r>
+    </w:p>
+    <w:bookmarkEnd w:id="40"/>
+    <w:bookmarkStart w:id="41" w:name="X0c71ee174fdcfaaa4d50325f3476f086aa46059"/>
+    <w:p>
+      <w:pPr>
+        <w:pStyle w:val="Heading3"/>
+      </w:pPr>
+      <w:r>
+        <w:t xml:space="preserve">Q2. Do the timestamps fall within the expected period and shift?</w:t>
+      </w:r>
+    </w:p>
+    <w:p>
+      <w:pPr>
+        <w:pStyle w:val="FirstParagraph"/>
+      </w:pPr>
+      <w:r>
+        <w:rPr>
+          <w:i/>
+          <w:iCs/>
+        </w:rPr>
+        <w:t xml:space="preserve">Goal: find the actual shift window and how much activity falls outside it.</w:t>
+      </w:r>
+    </w:p>
+    <w:p>
+      <w:pPr>
+        <w:pStyle w:val="BodyText"/>
+      </w:pPr>
+      <w:r>
+        <w:rPr>
+          <w:b/>
+          <w:bCs/>
+        </w:rPr>
+        <w:t xml:space="preserve">What to look for:</w:t>
+      </w:r>
+    </w:p>
+    <w:p>
+      <w:pPr>
+        <w:pStyle w:val="Compact"/>
+        <w:numPr>
+          <w:ilvl w:val="0"/>
+          <w:numId w:val="1049"/>
+        </w:numPr>
+      </w:pPr>
+      <w:r>
+        <w:t xml:space="preserve">The first and last timestamp.</w:t>
+      </w:r>
+    </w:p>
+    <w:p>
+      <w:pPr>
+        <w:pStyle w:val="Compact"/>
+        <w:numPr>
+          <w:ilvl w:val="0"/>
+          <w:numId w:val="1049"/>
+        </w:numPr>
+      </w:pPr>
+      <w:r>
+        <w:t xml:space="preserve">Where the shift clearly starts and ends.</w:t>
+      </w:r>
+    </w:p>
+    <w:p>
+      <w:pPr>
+        <w:pStyle w:val="Compact"/>
+        <w:numPr>
+          <w:ilvl w:val="0"/>
+          <w:numId w:val="1049"/>
+        </w:numPr>
+      </w:pPr>
+      <w:r>
+        <w:t xml:space="preserve">How many picks fall outside that window.</w:t>
+      </w:r>
+    </w:p>
+    <w:p>
+      <w:pPr>
+        <w:pStyle w:val="FirstParagraph"/>
+      </w:pPr>
+      <w:r>
+        <w:rPr>
+          <w:b/>
+          <w:bCs/>
+        </w:rPr>
+        <w:t xml:space="preserve">Findings:</w:t>
+      </w:r>
+    </w:p>
+    <w:p>
+      <w:pPr>
+        <w:pStyle w:val="Compact"/>
+        <w:numPr>
+          <w:ilvl w:val="0"/>
+          <w:numId w:val="1050"/>
+        </w:numPr>
+      </w:pPr>
+      <w:r>
+        <w:t xml:space="preserve">Finish times cover</w:t>
+      </w:r>
+      <w:r>
+        <w:t xml:space="preserve"> </w:t>
+      </w:r>
+      <w:r>
+        <w:rPr>
+          <w:b/>
+          <w:bCs/>
+        </w:rPr>
+        <w:t xml:space="preserve">1 April 00:00 to 20 April 23:59</w:t>
+      </w:r>
+      <w:r>
+        <w:t xml:space="preserve">, matching the 20-day period.</w:t>
+      </w:r>
+    </w:p>
+    <w:p>
+      <w:pPr>
+        <w:pStyle w:val="Compact"/>
+        <w:numPr>
+          <w:ilvl w:val="0"/>
+          <w:numId w:val="1050"/>
+        </w:numPr>
+      </w:pPr>
+      <w:r>
+        <w:rPr>
+          <w:b/>
+          <w:bCs/>
+        </w:rPr>
+        <w:t xml:space="preserve">98.5% of picks</w:t>
+      </w:r>
+      <w:r>
+        <w:t xml:space="preserve"> </w:t>
+      </w:r>
+      <w:r>
+        <w:t xml:space="preserve">(214,724) finish between</w:t>
+      </w:r>
+      <w:r>
+        <w:t xml:space="preserve"> </w:t>
+      </w:r>
+      <w:r>
+        <w:rPr>
+          <w:b/>
+          <w:bCs/>
+        </w:rPr>
+        <w:t xml:space="preserve">21:00 and 02:59</w:t>
+      </w:r>
+      <w:r>
+        <w:t xml:space="preserve">. The busiest hours are</w:t>
+      </w:r>
+      <w:r>
+        <w:t xml:space="preserve"> </w:t>
+      </w:r>
+      <w:r>
+        <w:rPr>
+          <w:b/>
+          <w:bCs/>
+        </w:rPr>
+        <w:t xml:space="preserve">22:00</w:t>
+      </w:r>
+      <w:r>
+        <w:t xml:space="preserve"> </w:t>
+      </w:r>
+      <w:r>
+        <w:t xml:space="preserve">(44,505) and</w:t>
+      </w:r>
+      <w:r>
+        <w:t xml:space="preserve"> </w:t>
+      </w:r>
+      <w:r>
+        <w:rPr>
+          <w:b/>
+          <w:bCs/>
+        </w:rPr>
+        <w:t xml:space="preserve">00:00</w:t>
+      </w:r>
+      <w:r>
+        <w:t xml:space="preserve"> </w:t>
+      </w:r>
+      <w:r>
+        <w:t xml:space="preserve">(43,691).</w:t>
+      </w:r>
+    </w:p>
+    <w:p>
+      <w:pPr>
+        <w:pStyle w:val="Compact"/>
+        <w:numPr>
+          <w:ilvl w:val="0"/>
+          <w:numId w:val="1050"/>
+        </w:numPr>
+      </w:pPr>
+      <w:r>
+        <w:t xml:space="preserve">Activity drops sharply at 03:00 (2,769 picks), which looks like the end of the shift.</w:t>
+      </w:r>
+    </w:p>
+    <w:p>
+      <w:pPr>
+        <w:pStyle w:val="Compact"/>
+        <w:numPr>
+          <w:ilvl w:val="0"/>
+          <w:numId w:val="1050"/>
+        </w:numPr>
+      </w:pPr>
+      <w:r>
+        <w:t xml:space="preserve">Only</w:t>
+      </w:r>
+      <w:r>
+        <w:t xml:space="preserve"> </w:t>
+      </w:r>
+      <w:r>
+        <w:rPr>
+          <w:b/>
+          <w:bCs/>
+        </w:rPr>
+        <w:t xml:space="preserve">470 picks</w:t>
+      </w:r>
+      <w:r>
+        <w:t xml:space="preserve"> </w:t>
+      </w:r>
+      <w:r>
+        <w:t xml:space="preserve">(0.2%) finish between 04:00 and 20:59.</w:t>
+      </w:r>
+    </w:p>
+    <w:p>
+      <w:pPr>
+        <w:pStyle w:val="FirstParagraph"/>
+      </w:pPr>
+      <w:r>
+        <w:rPr>
+          <w:b/>
+          <w:bCs/>
+        </w:rPr>
+        <w:t xml:space="preserve">Conclusion:</w:t>
+      </w:r>
+      <w:r>
+        <w:t xml:space="preserve"> </w:t>
+      </w:r>
+      <w:r>
+        <w:t xml:space="preserve">this is a clear</w:t>
+      </w:r>
+      <w:r>
+        <w:t xml:space="preserve"> </w:t>
+      </w:r>
+      <w:r>
+        <w:rPr>
+          <w:b/>
+          <w:bCs/>
+        </w:rPr>
+        <w:t xml:space="preserve">night shift from 21:00 to about 03:00</w:t>
+      </w:r>
+      <w:r>
+        <w:t xml:space="preserve">. Activity outside it is very small and should be checked against the placeholder colli and low-volume pickers in cleaning.</w:t>
+      </w:r>
+    </w:p>
+    <w:bookmarkEnd w:id="41"/>
+    <w:bookmarkStart w:id="42" w:name="X7ef08f6a9e8af4f6e2ead036a69c83024b616f1"/>
+    <w:p>
+      <w:pPr>
+        <w:pStyle w:val="Heading3"/>
+      </w:pPr>
+      <w:r>
+        <w:t xml:space="preserve">Q3. Are the timestamps logically consistent?</w:t>
+      </w:r>
+    </w:p>
+    <w:p>
+      <w:pPr>
+        <w:pStyle w:val="FirstParagraph"/>
+      </w:pPr>
+      <w:r>
+        <w:rPr>
+          <w:i/>
+          <w:iCs/>
+        </w:rPr>
+        <w:t xml:space="preserve">Goal: catch system errors with basic logic checks.</w:t>
+      </w:r>
+    </w:p>
+    <w:p>
+      <w:pPr>
+        <w:pStyle w:val="BodyText"/>
+      </w:pPr>
+      <w:r>
+        <w:rPr>
+          <w:b/>
+          <w:bCs/>
+        </w:rPr>
+        <w:t xml:space="preserve">What to look for:</w:t>
+      </w:r>
+    </w:p>
+    <w:p>
+      <w:pPr>
+        <w:pStyle w:val="Compact"/>
+        <w:numPr>
+          <w:ilvl w:val="0"/>
+          <w:numId w:val="1051"/>
+        </w:numPr>
+      </w:pPr>
+      <w:r>
+        <w:t xml:space="preserve">Picks that finish before they start (there should be none).</w:t>
+      </w:r>
+    </w:p>
+    <w:p>
+      <w:pPr>
+        <w:pStyle w:val="Compact"/>
+        <w:numPr>
+          <w:ilvl w:val="0"/>
+          <w:numId w:val="1051"/>
+        </w:numPr>
+      </w:pPr>
+      <w:r>
+        <w:t xml:space="preserve">Whether</w:t>
+      </w:r>
+      <w:r>
+        <w:t xml:space="preserve"> </w:t>
+      </w:r>
+      <w:r>
+        <w:rPr>
+          <w:rStyle w:val="VerbatimChar"/>
+        </w:rPr>
+        <w:t xml:space="preserve">calday</w:t>
+      </w:r>
+      <w:r>
+        <w:t xml:space="preserve"> </w:t>
+      </w:r>
+      <w:r>
+        <w:t xml:space="preserve">matches the date of</w:t>
+      </w:r>
+      <w:r>
+        <w:t xml:space="preserve"> </w:t>
+      </w:r>
+      <w:r>
+        <w:rPr>
+          <w:rStyle w:val="VerbatimChar"/>
+        </w:rPr>
+        <w:t xml:space="preserve">finish_time</w:t>
+      </w:r>
+      <w:r>
+        <w:t xml:space="preserve">.</w:t>
+      </w:r>
+    </w:p>
+    <w:p>
+      <w:pPr>
+        <w:pStyle w:val="FirstParagraph"/>
+      </w:pPr>
+      <w:r>
+        <w:rPr>
+          <w:b/>
+          <w:bCs/>
+        </w:rPr>
+        <w:t xml:space="preserve">Findings:</w:t>
+      </w:r>
+    </w:p>
+    <w:p>
+      <w:pPr>
+        <w:pStyle w:val="Compact"/>
+        <w:numPr>
+          <w:ilvl w:val="0"/>
+          <w:numId w:val="1052"/>
+        </w:numPr>
+      </w:pPr>
+      <w:r>
+        <w:rPr>
+          <w:b/>
+          <w:bCs/>
+        </w:rPr>
+        <w:t xml:space="preserve">0 picks</w:t>
+      </w:r>
+      <w:r>
+        <w:t xml:space="preserve"> </w:t>
+      </w:r>
+      <w:r>
+        <w:t xml:space="preserve">finish before they start.</w:t>
+      </w:r>
+    </w:p>
+    <w:p>
+      <w:pPr>
+        <w:pStyle w:val="Compact"/>
+        <w:numPr>
+          <w:ilvl w:val="0"/>
+          <w:numId w:val="1052"/>
+        </w:numPr>
+      </w:pPr>
+      <w:r>
+        <w:rPr>
+          <w:rStyle w:val="VerbatimChar"/>
+        </w:rPr>
+        <w:t xml:space="preserve">calday</w:t>
+      </w:r>
+      <w:r>
+        <w:t xml:space="preserve"> </w:t>
+      </w:r>
+      <w:r>
+        <w:t xml:space="preserve">matches the</w:t>
+      </w:r>
+      <w:r>
+        <w:t xml:space="preserve"> </w:t>
+      </w:r>
+      <w:r>
+        <w:rPr>
+          <w:rStyle w:val="VerbatimChar"/>
+        </w:rPr>
+        <w:t xml:space="preserve">finish_time</w:t>
+      </w:r>
+      <w:r>
+        <w:t xml:space="preserve"> </w:t>
+      </w:r>
+      <w:r>
+        <w:t xml:space="preserve">date for</w:t>
+      </w:r>
+      <w:r>
+        <w:t xml:space="preserve"> </w:t>
+      </w:r>
+      <w:r>
+        <w:rPr>
+          <w:b/>
+          <w:bCs/>
+        </w:rPr>
+        <w:t xml:space="preserve">every row</w:t>
+      </w:r>
+      <w:r>
+        <w:t xml:space="preserve">.</w:t>
+      </w:r>
+    </w:p>
+    <w:p>
+      <w:pPr>
+        <w:pStyle w:val="FirstParagraph"/>
+      </w:pPr>
+      <w:r>
+        <w:rPr>
+          <w:b/>
+          <w:bCs/>
+        </w:rPr>
+        <w:t xml:space="preserve">Conclusion:</w:t>
+      </w:r>
+      <w:r>
+        <w:t xml:space="preserve"> </w:t>
+      </w:r>
+      <w:r>
+        <w:t xml:space="preserve">the timestamps are logically consistent.</w:t>
+      </w:r>
+      <w:r>
+        <w:t xml:space="preserve"> </w:t>
+      </w:r>
+      <w:r>
+        <w:rPr>
+          <w:rStyle w:val="VerbatimChar"/>
+        </w:rPr>
+        <w:t xml:space="preserve">calday</w:t>
+      </w:r>
+      <w:r>
+        <w:t xml:space="preserve"> </w:t>
+      </w:r>
+      <w:r>
+        <w:t xml:space="preserve">is based on</w:t>
+      </w:r>
+      <w:r>
+        <w:t xml:space="preserve"> </w:t>
+      </w:r>
+      <w:r>
+        <w:rPr>
+          <w:rStyle w:val="VerbatimChar"/>
+        </w:rPr>
+        <w:t xml:space="preserve">finish_time</w:t>
+      </w:r>
+      <w:r>
+        <w:t xml:space="preserve">, so a single night shift is</w:t>
+      </w:r>
+      <w:r>
+        <w:t xml:space="preserve"> </w:t>
+      </w:r>
+      <w:r>
+        <w:rPr>
+          <w:b/>
+          <w:bCs/>
+        </w:rPr>
+        <w:t xml:space="preserve">split across two</w:t>
+      </w:r>
+      <w:r>
+        <w:rPr>
+          <w:b/>
+          <w:bCs/>
+        </w:rPr>
+        <w:t xml:space="preserve"> </w:t>
+      </w:r>
+      <w:r>
+        <w:rPr>
+          <w:rStyle w:val="VerbatimChar"/>
+          <w:b/>
+          <w:bCs/>
+        </w:rPr>
+        <w:t xml:space="preserve">calday</w:t>
+      </w:r>
+      <w:r>
+        <w:rPr>
+          <w:b/>
+          <w:bCs/>
+        </w:rPr>
+        <w:t xml:space="preserve"> </w:t>
+      </w:r>
+      <w:r>
+        <w:rPr>
+          <w:b/>
+          <w:bCs/>
+        </w:rPr>
+        <w:t xml:space="preserve">values</w:t>
+      </w:r>
+      <w:r>
+        <w:t xml:space="preserve"> </w:t>
+      </w:r>
+      <w:r>
+        <w:t xml:space="preserve">at midnight. A</w:t>
+      </w:r>
+      <w:r>
+        <w:t xml:space="preserve"> </w:t>
+      </w:r>
+      <w:r>
+        <w:rPr>
+          <w:rStyle w:val="VerbatimChar"/>
+        </w:rPr>
+        <w:t xml:space="preserve">shift_date</w:t>
+      </w:r>
+      <w:r>
+        <w:t xml:space="preserve"> </w:t>
+      </w:r>
+      <w:r>
+        <w:t xml:space="preserve">is needed.</w:t>
+      </w:r>
+    </w:p>
+    <w:bookmarkEnd w:id="42"/>
+    <w:bookmarkStart w:id="43" w:name="X26cba7ef15bb4bd6e11f03c7552b6e1631f90de"/>
+    <w:p>
+      <w:pPr>
+        <w:pStyle w:val="Heading3"/>
+      </w:pPr>
+      <w:r>
+        <w:t xml:space="preserve">Q4. Is start-to-finish a realistic pick duration?</w:t>
+      </w:r>
+    </w:p>
+    <w:p>
+      <w:pPr>
+        <w:pStyle w:val="FirstParagraph"/>
+      </w:pPr>
+      <w:r>
+        <w:rPr>
+          <w:i/>
+          <w:iCs/>
+        </w:rPr>
+        <w:t xml:space="preserve">Goal: check whether finish_time − start_time makes physical sense as a pick duration.</w:t>
+      </w:r>
+    </w:p>
+    <w:p>
+      <w:pPr>
+        <w:pStyle w:val="BodyText"/>
+      </w:pPr>
+      <w:r>
+        <w:rPr>
+          <w:b/>
+          <w:bCs/>
+        </w:rPr>
+        <w:t xml:space="preserve">What to look for:</w:t>
+      </w:r>
+    </w:p>
+    <w:p>
+      <w:pPr>
+        <w:pStyle w:val="Compact"/>
+        <w:numPr>
+          <w:ilvl w:val="0"/>
+          <w:numId w:val="1053"/>
+        </w:numPr>
+      </w:pPr>
+      <w:r>
+        <w:t xml:space="preserve">How many picks take 0 seconds.</w:t>
+      </w:r>
+    </w:p>
+    <w:p>
+      <w:pPr>
+        <w:pStyle w:val="Compact"/>
+        <w:numPr>
+          <w:ilvl w:val="0"/>
+          <w:numId w:val="1053"/>
+        </w:numPr>
+      </w:pPr>
+      <w:r>
+        <w:t xml:space="preserve">How long the longest durations are.</w:t>
+      </w:r>
+    </w:p>
+    <w:p>
+      <w:pPr>
+        <w:pStyle w:val="FirstParagraph"/>
+      </w:pPr>
+      <w:r>
+        <w:rPr>
+          <w:b/>
+          <w:bCs/>
+        </w:rPr>
+        <w:t xml:space="preserve">Findings:</w:t>
+      </w:r>
+    </w:p>
+    <w:p>
+      <w:pPr>
+        <w:pStyle w:val="Compact"/>
+        <w:numPr>
+          <w:ilvl w:val="0"/>
+          <w:numId w:val="1054"/>
+        </w:numPr>
+      </w:pPr>
+      <w:r>
+        <w:t xml:space="preserve">Median start-to-finish duration is</w:t>
+      </w:r>
+      <w:r>
+        <w:t xml:space="preserve"> </w:t>
+      </w:r>
+      <w:r>
+        <w:rPr>
+          <w:b/>
+          <w:bCs/>
+        </w:rPr>
+        <w:t xml:space="preserve">19 seconds</w:t>
+      </w:r>
+      <w:r>
+        <w:t xml:space="preserve">; 95% take 60 seconds or less.</w:t>
+      </w:r>
+    </w:p>
+    <w:p>
+      <w:pPr>
+        <w:pStyle w:val="Compact"/>
+        <w:numPr>
+          <w:ilvl w:val="0"/>
+          <w:numId w:val="1054"/>
+        </w:numPr>
+      </w:pPr>
+      <w:r>
+        <w:rPr>
+          <w:b/>
+          <w:bCs/>
+        </w:rPr>
+        <w:t xml:space="preserve">9,780 picks (4.5%) take 0 seconds</w:t>
+      </w:r>
+      <w:r>
+        <w:t xml:space="preserve">, and 5% take 1 second or less.</w:t>
+      </w:r>
+    </w:p>
+    <w:p>
+      <w:pPr>
+        <w:pStyle w:val="Compact"/>
+        <w:numPr>
+          <w:ilvl w:val="0"/>
+          <w:numId w:val="1054"/>
+        </w:numPr>
+      </w:pPr>
+      <w:r>
+        <w:t xml:space="preserve">The longest duration is</w:t>
+      </w:r>
+      <w:r>
+        <w:t xml:space="preserve"> </w:t>
+      </w:r>
+      <w:r>
+        <w:rPr>
+          <w:b/>
+          <w:bCs/>
+        </w:rPr>
+        <w:t xml:space="preserve">2,247 seconds</w:t>
+      </w:r>
+      <w:r>
+        <w:t xml:space="preserve"> </w:t>
+      </w:r>
+      <w:r>
+        <w:t xml:space="preserve">(about 37 minutes).</w:t>
+      </w:r>
+    </w:p>
+    <w:p>
+      <w:pPr>
+        <w:pStyle w:val="FirstParagraph"/>
+      </w:pPr>
+      <w:r>
+        <w:rPr>
+          <w:b/>
+          <w:bCs/>
+        </w:rPr>
+        <w:t xml:space="preserve">Conclusion:</w:t>
+      </w:r>
+      <w:r>
+        <w:t xml:space="preserve"> </w:t>
+      </w:r>
+      <w:r>
+        <w:t xml:space="preserve">a 0-second pick is physically impossible, so start-to-finish is questionable as a pick duration. Q5 checks whether it can be trusted at all.</w:t>
+      </w:r>
+    </w:p>
+    <w:bookmarkEnd w:id="43"/>
+    <w:bookmarkStart w:id="44" w:name="Xcf4cf61ab528c06313a1e0eefa9da9d23bdf586"/>
+    <w:p>
+      <w:pPr>
+        <w:pStyle w:val="Heading3"/>
+      </w:pPr>
+      <w:r>
+        <w:t xml:space="preserve">Q5. Do consecutive picks by the same picker overlap?</w:t>
+      </w:r>
+    </w:p>
+    <w:p>
+      <w:pPr>
+        <w:pStyle w:val="FirstParagraph"/>
+      </w:pPr>
+      <w:r>
+        <w:rPr>
+          <w:i/>
+          <w:iCs/>
+        </w:rPr>
+        <w:t xml:space="preserve">Goal: decide whether start-to-finish measures the time a picker actually spends on a pick.</w:t>
+      </w:r>
+    </w:p>
+    <w:p>
+      <w:pPr>
+        <w:pStyle w:val="BodyText"/>
+      </w:pPr>
+      <w:r>
+        <w:rPr>
+          <w:b/>
+          <w:bCs/>
+        </w:rPr>
+        <w:t xml:space="preserve">What to look for:</w:t>
+      </w:r>
+    </w:p>
+    <w:p>
+      <w:pPr>
+        <w:pStyle w:val="Compact"/>
+        <w:numPr>
+          <w:ilvl w:val="0"/>
+          <w:numId w:val="1055"/>
+        </w:numPr>
+      </w:pPr>
+      <w:r>
+        <w:t xml:space="preserve">Whether overlap is rare (a few errors) or the norm (the timestamps mean something else).</w:t>
+      </w:r>
+    </w:p>
+    <w:p>
+      <w:pPr>
+        <w:pStyle w:val="Compact"/>
+        <w:numPr>
+          <w:ilvl w:val="0"/>
+          <w:numId w:val="1055"/>
+        </w:numPr>
+      </w:pPr>
+      <w:r>
+        <w:t xml:space="preserve">What</w:t>
+      </w:r>
+      <w:r>
+        <w:t xml:space="preserve"> </w:t>
+      </w:r>
+      <w:r>
+        <w:rPr>
+          <w:rStyle w:val="VerbatimChar"/>
+        </w:rPr>
+        <w:t xml:space="preserve">start_time</w:t>
+      </w:r>
+      <w:r>
+        <w:t xml:space="preserve"> </w:t>
+      </w:r>
+      <w:r>
+        <w:t xml:space="preserve">might actually record, based on an example sequence.</w:t>
+      </w:r>
+    </w:p>
+    <w:p>
+      <w:pPr>
+        <w:pStyle w:val="FirstParagraph"/>
+      </w:pPr>
+      <w:r>
+        <w:rPr>
+          <w:b/>
+          <w:bCs/>
+        </w:rPr>
+        <w:t xml:space="preserve">Findings:</w:t>
+      </w:r>
+    </w:p>
+    <w:p>
+      <w:pPr>
+        <w:pStyle w:val="Compact"/>
+        <w:numPr>
+          <w:ilvl w:val="0"/>
+          <w:numId w:val="1056"/>
+        </w:numPr>
+      </w:pPr>
+      <w:r>
+        <w:rPr>
+          <w:b/>
+          <w:bCs/>
+        </w:rPr>
+        <w:t xml:space="preserve">91.4% of picks start before the picker’s previous pick has finished.</w:t>
+      </w:r>
+    </w:p>
+    <w:p>
+      <w:pPr>
+        <w:pStyle w:val="Compact"/>
+        <w:numPr>
+          <w:ilvl w:val="0"/>
+          <w:numId w:val="1056"/>
+        </w:numPr>
+      </w:pPr>
+      <w:r>
+        <w:t xml:space="preserve">In the</w:t>
+      </w:r>
+      <w:r>
+        <w:t xml:space="preserve"> </w:t>
+      </w:r>
+      <w:r>
+        <w:rPr>
+          <w:rStyle w:val="VerbatimChar"/>
+        </w:rPr>
+        <w:t xml:space="preserve">picker_0</w:t>
+      </w:r>
+      <w:r>
+        <w:t xml:space="preserve"> </w:t>
+      </w:r>
+      <w:r>
+        <w:t xml:space="preserve">example, each new pick starts about 5–10 seconds</w:t>
+      </w:r>
+      <w:r>
+        <w:t xml:space="preserve"> </w:t>
+      </w:r>
+      <w:r>
+        <w:rPr>
+          <w:b/>
+          <w:bCs/>
+        </w:rPr>
+        <w:t xml:space="preserve">before</w:t>
+      </w:r>
+      <w:r>
+        <w:t xml:space="preserve"> </w:t>
+      </w:r>
+      <w:r>
+        <w:t xml:space="preserve">the previous one is confirmed (e.g. previous finish 00:00:10, next start 00:00:03).</w:t>
+      </w:r>
+    </w:p>
+    <w:p>
+      <w:pPr>
+        <w:pStyle w:val="Compact"/>
+        <w:numPr>
+          <w:ilvl w:val="0"/>
+          <w:numId w:val="1056"/>
+        </w:numPr>
+      </w:pPr>
+      <w:r>
+        <w:t xml:space="preserve">The first pick in the example even starts on</w:t>
+      </w:r>
+      <w:r>
+        <w:t xml:space="preserve"> </w:t>
+      </w:r>
+      <w:r>
+        <w:rPr>
+          <w:b/>
+          <w:bCs/>
+        </w:rPr>
+        <w:t xml:space="preserve">31 March</w:t>
+      </w:r>
+      <w:r>
+        <w:t xml:space="preserve">, before the data period.</w:t>
+      </w:r>
+    </w:p>
+    <w:p>
+      <w:pPr>
+        <w:pStyle w:val="FirstParagraph"/>
+      </w:pPr>
+      <w:r>
+        <w:rPr>
+          <w:b/>
+          <w:bCs/>
+        </w:rPr>
+        <w:t xml:space="preserve">Conclusion:</w:t>
+      </w:r>
+      <w:r>
+        <w:t xml:space="preserve"> </w:t>
+      </w:r>
+      <w:r>
+        <w:t xml:space="preserve">overlap is the norm, not an error.</w:t>
+      </w:r>
+      <w:r>
+        <w:t xml:space="preserve"> </w:t>
+      </w:r>
+      <w:r>
+        <w:rPr>
+          <w:rStyle w:val="VerbatimChar"/>
+        </w:rPr>
+        <w:t xml:space="preserve">start_time</w:t>
+      </w:r>
+      <w:r>
+        <w:t xml:space="preserve"> </w:t>
+      </w:r>
+      <w:r>
+        <w:t xml:space="preserve">probably records something other than the moment the picker begins the pick (for example, when the task is released or the next location is shown).</w:t>
+      </w:r>
+      <w:r>
+        <w:t xml:space="preserve"> </w:t>
+      </w:r>
+      <w:r>
+        <w:rPr>
+          <w:b/>
+          <w:bCs/>
+        </w:rPr>
+        <w:t xml:space="preserve">Start-to-finish should not be used as the pick duration</w:t>
+      </w:r>
+      <w:r>
+        <w:t xml:space="preserve">: summing it would count overlapping time twice.</w:t>
+      </w:r>
+    </w:p>
+    <w:bookmarkEnd w:id="44"/>
+    <w:bookmarkStart w:id="45" w:name="Xfea1c4f6a07b710a76dc41c8459d23993e0436e"/>
+    <w:p>
+      <w:pPr>
+        <w:pStyle w:val="Heading3"/>
+      </w:pPr>
+      <w:r>
+        <w:t xml:space="preserve">Q6. What does the time between consecutive picks look like?</w:t>
+      </w:r>
+    </w:p>
+    <w:p>
+      <w:pPr>
+        <w:pStyle w:val="FirstParagraph"/>
+      </w:pPr>
+      <w:r>
+        <w:rPr>
+          <w:i/>
+          <w:iCs/>
+        </w:rPr>
+        <w:t xml:space="preserve">Goal: test finish-to-finish as an alternative time metric and find where picking ends and idle time begins.</w:t>
+      </w:r>
+    </w:p>
+    <w:p>
+      <w:pPr>
+        <w:pStyle w:val="BodyText"/>
+      </w:pPr>
+      <w:r>
+        <w:rPr>
+          <w:b/>
+          <w:bCs/>
+        </w:rPr>
+        <w:t xml:space="preserve">What to look for:</w:t>
+      </w:r>
+    </w:p>
+    <w:p>
+      <w:pPr>
+        <w:pStyle w:val="Compact"/>
+        <w:numPr>
+          <w:ilvl w:val="0"/>
+          <w:numId w:val="1057"/>
+        </w:numPr>
+      </w:pPr>
+      <w:r>
+        <w:t xml:space="preserve">Whether a typical gap is realistic for walking to a location and picking.</w:t>
+      </w:r>
+    </w:p>
+    <w:p>
+      <w:pPr>
+        <w:pStyle w:val="Compact"/>
+        <w:numPr>
+          <w:ilvl w:val="0"/>
+          <w:numId w:val="1057"/>
+        </w:numPr>
+      </w:pPr>
+      <w:r>
+        <w:t xml:space="preserve">The threshold where a gap becomes a break or idle time.</w:t>
+      </w:r>
+    </w:p>
+    <w:p>
+      <w:pPr>
+        <w:pStyle w:val="Compact"/>
+        <w:numPr>
+          <w:ilvl w:val="0"/>
+          <w:numId w:val="1057"/>
+        </w:numPr>
+      </w:pPr>
+      <w:r>
+        <w:t xml:space="preserve">What 0-second gaps mean.</w:t>
+      </w:r>
+    </w:p>
+    <w:p>
+      <w:pPr>
+        <w:pStyle w:val="FirstParagraph"/>
+      </w:pPr>
+      <w:r>
+        <w:rPr>
+          <w:b/>
+          <w:bCs/>
+        </w:rPr>
+        <w:t xml:space="preserve">Findings:</w:t>
+      </w:r>
+    </w:p>
+    <w:p>
+      <w:pPr>
+        <w:pStyle w:val="Compact"/>
+        <w:numPr>
+          <w:ilvl w:val="0"/>
+          <w:numId w:val="1058"/>
+        </w:numPr>
+      </w:pPr>
+      <w:r>
+        <w:t xml:space="preserve">Median finish-to-finish gap is</w:t>
+      </w:r>
+      <w:r>
+        <w:t xml:space="preserve"> </w:t>
+      </w:r>
+      <w:r>
+        <w:rPr>
+          <w:b/>
+          <w:bCs/>
+        </w:rPr>
+        <w:t xml:space="preserve">12 seconds</w:t>
+      </w:r>
+      <w:r>
+        <w:t xml:space="preserve">; 75% are 20 seconds or less and 90% are 37 seconds or less.</w:t>
+      </w:r>
+    </w:p>
+    <w:p>
+      <w:pPr>
+        <w:pStyle w:val="Compact"/>
+        <w:numPr>
+          <w:ilvl w:val="0"/>
+          <w:numId w:val="1058"/>
+        </w:numPr>
+      </w:pPr>
+      <w:r>
+        <w:t xml:space="preserve">Long gaps are rare:</w:t>
+      </w:r>
+      <w:r>
+        <w:t xml:space="preserve"> </w:t>
+      </w:r>
+      <w:r>
+        <w:rPr>
+          <w:b/>
+          <w:bCs/>
+        </w:rPr>
+        <w:t xml:space="preserve">5.5% exceed 1 minute</w:t>
+      </w:r>
+      <w:r>
+        <w:t xml:space="preserve">, 1.0% exceed 5 minutes, 0.5% exceed 15 minutes and 0.18% exceed 60 minutes (breaks, end of shift, days off). The maximum is about</w:t>
+      </w:r>
+      <w:r>
+        <w:t xml:space="preserve"> </w:t>
+      </w:r>
+      <w:r>
+        <w:rPr>
+          <w:b/>
+          <w:bCs/>
+        </w:rPr>
+        <w:t xml:space="preserve">13 days</w:t>
+      </w:r>
+      <w:r>
+        <w:t xml:space="preserve">.</w:t>
+      </w:r>
+    </w:p>
+    <w:p>
+      <w:pPr>
+        <w:pStyle w:val="Compact"/>
+        <w:numPr>
+          <w:ilvl w:val="0"/>
+          <w:numId w:val="1058"/>
+        </w:numPr>
+      </w:pPr>
+      <w:r>
+        <w:rPr>
+          <w:b/>
+          <w:bCs/>
+        </w:rPr>
+        <w:t xml:space="preserve">561 gaps are exactly 0 seconds</w:t>
+      </w:r>
+      <w:r>
+        <w:t xml:space="preserve"> </w:t>
+      </w:r>
+      <w:r>
+        <w:t xml:space="preserve">(two picks confirmed at the same moment).</w:t>
+      </w:r>
+    </w:p>
+    <w:p>
+      <w:pPr>
+        <w:pStyle w:val="FirstParagraph"/>
+      </w:pPr>
+      <w:r>
+        <w:rPr>
+          <w:b/>
+          <w:bCs/>
+        </w:rPr>
+        <w:t xml:space="preserve">Conclusion:</w:t>
+      </w:r>
+      <w:r>
+        <w:t xml:space="preserve"> </w:t>
+      </w:r>
+      <w:r>
+        <w:t xml:space="preserve">finish-to-finish uses only the complete, reliable</w:t>
+      </w:r>
+      <w:r>
+        <w:t xml:space="preserve"> </w:t>
+      </w:r>
+      <w:r>
+        <w:rPr>
+          <w:rStyle w:val="VerbatimChar"/>
+        </w:rPr>
+        <w:t xml:space="preserve">finish_time</w:t>
+      </w:r>
+      <w:r>
+        <w:t xml:space="preserve"> </w:t>
+      </w:r>
+      <w:r>
+        <w:t xml:space="preserve">and gives realistic values. It is the</w:t>
+      </w:r>
+      <w:r>
+        <w:t xml:space="preserve"> </w:t>
+      </w:r>
+      <w:r>
+        <w:rPr>
+          <w:b/>
+          <w:bCs/>
+        </w:rPr>
+        <w:t xml:space="preserve">strongest candidate for time per pick</w:t>
+      </w:r>
+      <w:r>
+        <w:t xml:space="preserve">, but it needs an</w:t>
+      </w:r>
+      <w:r>
+        <w:t xml:space="preserve"> </w:t>
+      </w:r>
+      <w:r>
+        <w:rPr>
+          <w:b/>
+          <w:bCs/>
+        </w:rPr>
+        <w:t xml:space="preserve">idle threshold</w:t>
+      </w:r>
+      <w:r>
+        <w:t xml:space="preserve"> </w:t>
+      </w:r>
+      <w:r>
+        <w:t xml:space="preserve">(e.g. gaps above 5 minutes treated as breaks) so that breaks and days off are not counted as picking time.</w:t>
+      </w:r>
+    </w:p>
+    <w:bookmarkEnd w:id="45"/>
+    <w:bookmarkStart w:id="46" w:name="think-about-this-before-deciding-5"/>
+    <w:p>
+      <w:pPr>
+        <w:pStyle w:val="Heading3"/>
+      </w:pPr>
+      <w:r>
+        <w:t xml:space="preserve">Think about this before deciding</w:t>
+      </w:r>
+    </w:p>
+    <w:p>
+      <w:pPr>
+        <w:pStyle w:val="Compact"/>
+        <w:numPr>
+          <w:ilvl w:val="0"/>
+          <w:numId w:val="1059"/>
+        </w:numPr>
+      </w:pPr>
+      <w:r>
+        <w:t xml:space="preserve">Which</w:t>
+      </w:r>
+      <w:r>
+        <w:t xml:space="preserve"> </w:t>
+      </w:r>
+      <w:r>
+        <w:rPr>
+          <w:b/>
+          <w:bCs/>
+        </w:rPr>
+        <w:t xml:space="preserve">idle threshold</w:t>
+      </w:r>
+      <w:r>
+        <w:t xml:space="preserve"> </w:t>
+      </w:r>
+      <w:r>
+        <w:t xml:space="preserve">separates picking from breaks (1, 5 or 15 minutes)? What does a threshold that is too low or too high do to productivity?</w:t>
+      </w:r>
+    </w:p>
+    <w:p>
+      <w:pPr>
+        <w:pStyle w:val="Compact"/>
+        <w:numPr>
+          <w:ilvl w:val="0"/>
+          <w:numId w:val="1059"/>
+        </w:numPr>
+      </w:pPr>
+      <w:r>
+        <w:t xml:space="preserve">Is a 0-second gap (two picks confirmed at the same moment) one pick or two?</w:t>
+      </w:r>
+    </w:p>
+    <w:p>
+      <w:pPr>
+        <w:pStyle w:val="Compact"/>
+        <w:numPr>
+          <w:ilvl w:val="0"/>
+          <w:numId w:val="1059"/>
+        </w:numPr>
+      </w:pPr>
+      <w:r>
+        <w:t xml:space="preserve">Should the 470 picks outside the shift window be kept, or excluded as non-regular activity?</w:t>
+      </w:r>
+    </w:p>
+    <w:p>
+      <w:pPr>
+        <w:pStyle w:val="Compact"/>
+        <w:numPr>
+          <w:ilvl w:val="0"/>
+          <w:numId w:val="1059"/>
+        </w:numPr>
+      </w:pPr>
+      <w:r>
+        <w:t xml:space="preserve">Is 91.4% overlap enough evidence to stop using</w:t>
+      </w:r>
+      <w:r>
+        <w:t xml:space="preserve"> </w:t>
+      </w:r>
+      <w:r>
+        <w:rPr>
+          <w:rStyle w:val="VerbatimChar"/>
+        </w:rPr>
+        <w:t xml:space="preserve">start_time</w:t>
+      </w:r>
+      <w:r>
+        <w:t xml:space="preserve"> </w:t>
+      </w:r>
+      <w:r>
+        <w:t xml:space="preserve">entirely, or is it still useful for anything?</w:t>
+      </w:r>
+    </w:p>
+    <w:bookmarkEnd w:id="46"/>
+    <w:bookmarkEnd w:id="47"/>
+    <w:bookmarkStart w:id="53" w:name="product-id"/>
+    <w:p>
+      <w:pPr>
+        <w:pStyle w:val="Heading1"/>
+      </w:pPr>
+      <w:r>
+        <w:t xml:space="preserve">8. Product ID</w:t>
+      </w:r>
+    </w:p>
+    <w:p>
+      <w:pPr>
+        <w:pStyle w:val="FirstParagraph"/>
+      </w:pPr>
+      <w:r>
+        <w:t xml:space="preserve">Product is the</w:t>
+      </w:r>
+      <w:r>
+        <w:t xml:space="preserve"> </w:t>
+      </w:r>
+      <w:r>
+        <w:t xml:space="preserve">“what”</w:t>
+      </w:r>
+      <w:r>
+        <w:t xml:space="preserve"> </w:t>
+      </w:r>
+      <w:r>
+        <w:t xml:space="preserve">of each pick. Because each product has exactly one location (see Location Q3), product demand is also location demand, which makes it the basis for any slotting analysis.</w:t>
+      </w:r>
+    </w:p>
+    <w:bookmarkStart w:id="48" w:name="Xa9b37d90f4f8caff595d02e7e3cc723e4488dd3"/>
+    <w:p>
+      <w:pPr>
+        <w:pStyle w:val="Heading3"/>
+      </w:pPr>
+      <w:r>
+        <w:t xml:space="preserve">Q1. Is product_id complete and consistently formatted?</w:t>
+      </w:r>
+    </w:p>
+    <w:p>
+      <w:pPr>
+        <w:pStyle w:val="FirstParagraph"/>
+      </w:pPr>
+      <w:r>
+        <w:rPr>
+          <w:i/>
+          <w:iCs/>
+        </w:rPr>
+        <w:t xml:space="preserve">Goal: make sure every pick is linked to one product, with no IDs split or lost.</w:t>
+      </w:r>
+    </w:p>
+    <w:p>
+      <w:pPr>
+        <w:pStyle w:val="BodyText"/>
+      </w:pPr>
+      <w:r>
+        <w:rPr>
+          <w:b/>
+          <w:bCs/>
+        </w:rPr>
+        <w:t xml:space="preserve">What to look for:</w:t>
+      </w:r>
+    </w:p>
+    <w:p>
+      <w:pPr>
+        <w:pStyle w:val="Compact"/>
+        <w:numPr>
+          <w:ilvl w:val="0"/>
+          <w:numId w:val="1060"/>
+        </w:numPr>
+      </w:pPr>
+      <w:r>
+        <w:t xml:space="preserve">Zero missing values and zero rows failing the</w:t>
+      </w:r>
+      <w:r>
+        <w:t xml:space="preserve"> </w:t>
+      </w:r>
+      <w:r>
+        <w:rPr>
+          <w:rStyle w:val="VerbatimChar"/>
+        </w:rPr>
+        <w:t xml:space="preserve">product_&lt;number&gt;</w:t>
+      </w:r>
+      <w:r>
+        <w:t xml:space="preserve"> </w:t>
+      </w:r>
+      <w:r>
+        <w:t xml:space="preserve">pattern.</w:t>
+      </w:r>
+    </w:p>
+    <w:p>
+      <w:pPr>
+        <w:pStyle w:val="Compact"/>
+        <w:numPr>
+          <w:ilvl w:val="0"/>
+          <w:numId w:val="1060"/>
+        </w:numPr>
+      </w:pPr>
+      <w:r>
+        <w:t xml:space="preserve">Whether the number of products matches the 185 locations.</w:t>
+      </w:r>
+    </w:p>
+    <w:p>
+      <w:pPr>
+        <w:pStyle w:val="FirstParagraph"/>
+      </w:pPr>
+      <w:r>
+        <w:rPr>
+          <w:b/>
+          <w:bCs/>
+        </w:rPr>
+        <w:t xml:space="preserve">Findings:</w:t>
+      </w:r>
+    </w:p>
+    <w:p>
+      <w:pPr>
+        <w:pStyle w:val="Compact"/>
+        <w:numPr>
+          <w:ilvl w:val="0"/>
+          <w:numId w:val="1061"/>
+        </w:numPr>
+      </w:pPr>
+      <w:r>
+        <w:t xml:space="preserve">No missing values and</w:t>
+      </w:r>
+      <w:r>
+        <w:t xml:space="preserve"> </w:t>
+      </w:r>
+      <w:r>
+        <w:rPr>
+          <w:b/>
+          <w:bCs/>
+        </w:rPr>
+        <w:t xml:space="preserve">185 unique products</w:t>
+      </w:r>
+      <w:r>
+        <w:t xml:space="preserve">; every ID follows the</w:t>
+      </w:r>
+      <w:r>
+        <w:t xml:space="preserve"> </w:t>
+      </w:r>
+      <w:r>
+        <w:rPr>
+          <w:rStyle w:val="VerbatimChar"/>
+        </w:rPr>
+        <w:t xml:space="preserve">product_&lt;number&gt;</w:t>
+      </w:r>
+      <w:r>
+        <w:t xml:space="preserve"> </w:t>
+      </w:r>
+      <w:r>
+        <w:t xml:space="preserve">format.</w:t>
+      </w:r>
+    </w:p>
+    <w:p>
+      <w:pPr>
+        <w:pStyle w:val="Compact"/>
+        <w:numPr>
+          <w:ilvl w:val="0"/>
+          <w:numId w:val="1061"/>
+        </w:numPr>
+      </w:pPr>
+      <w:r>
+        <w:t xml:space="preserve">185 products match the 185 locations (1:1, as found in Location Q3).</w:t>
+      </w:r>
+    </w:p>
+    <w:p>
+      <w:pPr>
+        <w:pStyle w:val="FirstParagraph"/>
+      </w:pPr>
+      <w:r>
+        <w:rPr>
+          <w:b/>
+          <w:bCs/>
+        </w:rPr>
+        <w:t xml:space="preserve">Conclusion:</w:t>
+      </w:r>
+      <w:r>
+        <w:t xml:space="preserve"> </w:t>
+      </w:r>
+      <w:r>
+        <w:t xml:space="preserve">the column is clean and reliable. No cleaning needed.</w:t>
+      </w:r>
+    </w:p>
+    <w:bookmarkEnd w:id="48"/>
+    <w:bookmarkStart w:id="49" w:name="Xf9976dcc5a0b6cbb5497b34929dd2c6742cb1e6"/>
+    <w:p>
+      <w:pPr>
+        <w:pStyle w:val="Heading3"/>
+      </w:pPr>
+      <w:r>
+        <w:t xml:space="preserve">Q2. How many picks does each product have?</w:t>
+      </w:r>
+    </w:p>
+    <w:p>
+      <w:pPr>
+        <w:pStyle w:val="FirstParagraph"/>
+      </w:pPr>
+      <w:r>
+        <w:rPr>
+          <w:i/>
+          <w:iCs/>
+        </w:rPr>
+        <w:t xml:space="preserve">Goal: know how uneven demand is and how many products have enough data to analyse.</w:t>
+      </w:r>
+    </w:p>
+    <w:p>
+      <w:pPr>
+        <w:pStyle w:val="BodyText"/>
+      </w:pPr>
+      <w:r>
+        <w:rPr>
+          <w:b/>
+          <w:bCs/>
+        </w:rPr>
+        <w:t xml:space="preserve">What to look for:</w:t>
+      </w:r>
+    </w:p>
+    <w:p>
+      <w:pPr>
+        <w:pStyle w:val="Compact"/>
+        <w:numPr>
+          <w:ilvl w:val="0"/>
+          <w:numId w:val="1062"/>
+        </w:numPr>
+      </w:pPr>
+      <w:r>
+        <w:t xml:space="preserve">How uneven demand is between products.</w:t>
+      </w:r>
+    </w:p>
+    <w:p>
+      <w:pPr>
+        <w:pStyle w:val="Compact"/>
+        <w:numPr>
+          <w:ilvl w:val="0"/>
+          <w:numId w:val="1062"/>
+        </w:numPr>
+      </w:pPr>
+      <w:r>
+        <w:t xml:space="preserve">A natural gap between regular and rarely picked products.</w:t>
+      </w:r>
+    </w:p>
+    <w:p>
+      <w:pPr>
+        <w:pStyle w:val="Compact"/>
+        <w:numPr>
+          <w:ilvl w:val="0"/>
+          <w:numId w:val="1062"/>
+        </w:numPr>
+      </w:pPr>
+      <w:r>
+        <w:t xml:space="preserve">How much data sits in the rarely picked products.</w:t>
+      </w:r>
+    </w:p>
+    <w:p>
+      <w:pPr>
+        <w:pStyle w:val="FirstParagraph"/>
+      </w:pPr>
+      <w:r>
+        <w:rPr>
+          <w:b/>
+          <w:bCs/>
+        </w:rPr>
+        <w:t xml:space="preserve">Findings:</w:t>
+      </w:r>
+    </w:p>
+    <w:p>
+      <w:pPr>
+        <w:pStyle w:val="Compact"/>
+        <w:numPr>
+          <w:ilvl w:val="0"/>
+          <w:numId w:val="1063"/>
+        </w:numPr>
+      </w:pPr>
+      <w:r>
+        <w:t xml:space="preserve">Picks per product range from</w:t>
+      </w:r>
+      <w:r>
+        <w:t xml:space="preserve"> </w:t>
+      </w:r>
+      <w:r>
+        <w:rPr>
+          <w:b/>
+          <w:bCs/>
+        </w:rPr>
+        <w:t xml:space="preserve">1 to 4,269</w:t>
+      </w:r>
+      <w:r>
+        <w:t xml:space="preserve"> </w:t>
+      </w:r>
+      <w:r>
+        <w:t xml:space="preserve">(median</w:t>
+      </w:r>
+      <w:r>
+        <w:t xml:space="preserve"> </w:t>
+      </w:r>
+      <w:r>
+        <w:rPr>
+          <w:b/>
+          <w:bCs/>
+        </w:rPr>
+        <w:t xml:space="preserve">792</w:t>
+      </w:r>
+      <w:r>
+        <w:t xml:space="preserve">). The top 25% of products have 1,746 picks or more, while the bottom 25% have 390 or fewer.</w:t>
+      </w:r>
+    </w:p>
+    <w:p>
+      <w:pPr>
+        <w:pStyle w:val="Compact"/>
+        <w:numPr>
+          <w:ilvl w:val="0"/>
+          <w:numId w:val="1063"/>
+        </w:numPr>
+      </w:pPr>
+      <w:r>
+        <w:rPr>
+          <w:b/>
+          <w:bCs/>
+        </w:rPr>
+        <w:t xml:space="preserve">14 products</w:t>
+      </w:r>
+      <w:r>
+        <w:t xml:space="preserve"> </w:t>
+      </w:r>
+      <w:r>
+        <w:t xml:space="preserve">have fewer than 100 picks, but together they account for only</w:t>
+      </w:r>
+      <w:r>
+        <w:t xml:space="preserve"> </w:t>
+      </w:r>
+      <w:r>
+        <w:rPr>
+          <w:b/>
+          <w:bCs/>
+        </w:rPr>
+        <w:t xml:space="preserve">427 picks (0.20% of rows)</w:t>
+      </w:r>
+      <w:r>
+        <w:t xml:space="preserve">.</w:t>
+      </w:r>
+    </w:p>
+    <w:p>
+      <w:pPr>
+        <w:pStyle w:val="Compact"/>
+        <w:numPr>
+          <w:ilvl w:val="0"/>
+          <w:numId w:val="1063"/>
+        </w:numPr>
+      </w:pPr>
+      <w:r>
+        <w:rPr>
+          <w:b/>
+          <w:bCs/>
+        </w:rPr>
+        <w:t xml:space="preserve">6 products</w:t>
+      </w:r>
+      <w:r>
+        <w:t xml:space="preserve"> </w:t>
+      </w:r>
+      <w:r>
+        <w:t xml:space="preserve">have fewer than 10 picks (23 picks, 0.01% of rows).</w:t>
+      </w:r>
+    </w:p>
+    <w:p>
+      <w:pPr>
+        <w:pStyle w:val="FirstParagraph"/>
+      </w:pPr>
+      <w:r>
+        <w:rPr>
+          <w:b/>
+          <w:bCs/>
+        </w:rPr>
+        <w:t xml:space="preserve">Conclusion:</w:t>
+      </w:r>
+      <w:r>
+        <w:t xml:space="preserve"> </w:t>
+      </w:r>
+      <w:r>
+        <w:t xml:space="preserve">demand is very uneven across products, which is useful for slotting later. Rarely picked products hold almost no data, so excluding or grouping them has little impact.</w:t>
+      </w:r>
+    </w:p>
+    <w:bookmarkEnd w:id="49"/>
+    <w:bookmarkStart w:id="50" w:name="X1bd3c74e6272925077e675c3d1f5ec2e701725a"/>
+    <w:p>
+      <w:pPr>
+        <w:pStyle w:val="Heading3"/>
+      </w:pPr>
+      <w:r>
+        <w:t xml:space="preserve">Q3. Are rarely picked products new, discontinued or just slow movers?</w:t>
+      </w:r>
+    </w:p>
+    <w:p>
+      <w:pPr>
+        <w:pStyle w:val="FirstParagraph"/>
+      </w:pPr>
+      <w:r>
+        <w:rPr>
+          <w:i/>
+          <w:iCs/>
+        </w:rPr>
+        <w:t xml:space="preserve">Goal: separate data-coverage issues (new or removed products) from genuine low demand.</w:t>
+      </w:r>
+    </w:p>
+    <w:p>
+      <w:pPr>
+        <w:pStyle w:val="BodyText"/>
+      </w:pPr>
+      <w:r>
+        <w:rPr>
+          <w:b/>
+          <w:bCs/>
+        </w:rPr>
+        <w:t xml:space="preserve">What to look for:</w:t>
+      </w:r>
+    </w:p>
+    <w:p>
+      <w:pPr>
+        <w:pStyle w:val="Compact"/>
+        <w:numPr>
+          <w:ilvl w:val="0"/>
+          <w:numId w:val="1064"/>
+        </w:numPr>
+      </w:pPr>
+      <w:r>
+        <w:t xml:space="preserve">Whether rarely picked products appear only near the start or end of the period.</w:t>
+      </w:r>
+    </w:p>
+    <w:p>
+      <w:pPr>
+        <w:pStyle w:val="Compact"/>
+        <w:numPr>
+          <w:ilvl w:val="0"/>
+          <w:numId w:val="1064"/>
+        </w:numPr>
+      </w:pPr>
+      <w:r>
+        <w:t xml:space="preserve">Whether they are spread across the whole period with few picks (genuine slow movers).</w:t>
+      </w:r>
+    </w:p>
+    <w:p>
+      <w:pPr>
+        <w:pStyle w:val="FirstParagraph"/>
+      </w:pPr>
+      <w:r>
+        <w:rPr>
+          <w:b/>
+          <w:bCs/>
+        </w:rPr>
+        <w:t xml:space="preserve">Findings:</w:t>
+      </w:r>
+    </w:p>
+    <w:p>
+      <w:pPr>
+        <w:pStyle w:val="Compact"/>
+        <w:numPr>
+          <w:ilvl w:val="0"/>
+          <w:numId w:val="1065"/>
+        </w:numPr>
+      </w:pPr>
+      <w:r>
+        <w:rPr>
+          <w:b/>
+          <w:bCs/>
+        </w:rPr>
+        <w:t xml:space="preserve">5 products</w:t>
+      </w:r>
+      <w:r>
+        <w:t xml:space="preserve"> </w:t>
+      </w:r>
+      <w:r>
+        <w:t xml:space="preserve">(</w:t>
+      </w:r>
+      <w:r>
+        <w:rPr>
+          <w:rStyle w:val="VerbatimChar"/>
+        </w:rPr>
+        <w:t xml:space="preserve">product_177</w:t>
+      </w:r>
+      <w:r>
+        <w:t xml:space="preserve">,</w:t>
+      </w:r>
+      <w:r>
+        <w:t xml:space="preserve"> </w:t>
+      </w:r>
+      <w:r>
+        <w:rPr>
+          <w:rStyle w:val="VerbatimChar"/>
+        </w:rPr>
+        <w:t xml:space="preserve">product_179</w:t>
+      </w:r>
+      <w:r>
+        <w:t xml:space="preserve">,</w:t>
+      </w:r>
+      <w:r>
+        <w:t xml:space="preserve"> </w:t>
+      </w:r>
+      <w:r>
+        <w:rPr>
+          <w:rStyle w:val="VerbatimChar"/>
+        </w:rPr>
+        <w:t xml:space="preserve">product_180</w:t>
+      </w:r>
+      <w:r>
+        <w:t xml:space="preserve">,</w:t>
+      </w:r>
+      <w:r>
+        <w:t xml:space="preserve"> </w:t>
+      </w:r>
+      <w:r>
+        <w:rPr>
+          <w:rStyle w:val="VerbatimChar"/>
+        </w:rPr>
+        <w:t xml:space="preserve">product_181</w:t>
+      </w:r>
+      <w:r>
+        <w:t xml:space="preserve">,</w:t>
+      </w:r>
+      <w:r>
+        <w:t xml:space="preserve"> </w:t>
+      </w:r>
+      <w:r>
+        <w:rPr>
+          <w:rStyle w:val="VerbatimChar"/>
+        </w:rPr>
+        <w:t xml:space="preserve">product_183</w:t>
+      </w:r>
+      <w:r>
+        <w:t xml:space="preserve">) first appear on</w:t>
+      </w:r>
+      <w:r>
+        <w:t xml:space="preserve"> </w:t>
+      </w:r>
+      <w:r>
+        <w:rPr>
+          <w:b/>
+          <w:bCs/>
+        </w:rPr>
+        <w:t xml:space="preserve">19 April</w:t>
+      </w:r>
+      <w:r>
+        <w:t xml:space="preserve">, with only 1–2 active days. They look like</w:t>
+      </w:r>
+      <w:r>
+        <w:t xml:space="preserve"> </w:t>
+      </w:r>
+      <w:r>
+        <w:rPr>
+          <w:b/>
+          <w:bCs/>
+        </w:rPr>
+        <w:t xml:space="preserve">new products</w:t>
+      </w:r>
+      <w:r>
+        <w:t xml:space="preserve"> </w:t>
+      </w:r>
+      <w:r>
+        <w:t xml:space="preserve">introduced at the end of the period.</w:t>
+      </w:r>
+    </w:p>
+    <w:p>
+      <w:pPr>
+        <w:pStyle w:val="Compact"/>
+        <w:numPr>
+          <w:ilvl w:val="0"/>
+          <w:numId w:val="1065"/>
+        </w:numPr>
+      </w:pPr>
+      <w:r>
+        <w:rPr>
+          <w:b/>
+          <w:bCs/>
+        </w:rPr>
+        <w:t xml:space="preserve">2 products</w:t>
+      </w:r>
+      <w:r>
+        <w:t xml:space="preserve"> </w:t>
+      </w:r>
+      <w:r>
+        <w:t xml:space="preserve">(</w:t>
+      </w:r>
+      <w:r>
+        <w:rPr>
+          <w:rStyle w:val="VerbatimChar"/>
+        </w:rPr>
+        <w:t xml:space="preserve">product_182</w:t>
+      </w:r>
+      <w:r>
+        <w:t xml:space="preserve">,</w:t>
+      </w:r>
+      <w:r>
+        <w:t xml:space="preserve"> </w:t>
+      </w:r>
+      <w:r>
+        <w:rPr>
+          <w:rStyle w:val="VerbatimChar"/>
+        </w:rPr>
+        <w:t xml:space="preserve">product_184</w:t>
+      </w:r>
+      <w:r>
+        <w:t xml:space="preserve">) have a</w:t>
+      </w:r>
+      <w:r>
+        <w:t xml:space="preserve"> </w:t>
+      </w:r>
+      <w:r>
+        <w:rPr>
+          <w:b/>
+          <w:bCs/>
+        </w:rPr>
+        <w:t xml:space="preserve">single pick</w:t>
+      </w:r>
+      <w:r>
+        <w:t xml:space="preserve"> </w:t>
+      </w:r>
+      <w:r>
+        <w:t xml:space="preserve">on one day (3 and 7 April): one-off picks.</w:t>
+      </w:r>
+    </w:p>
+    <w:p>
+      <w:pPr>
+        <w:pStyle w:val="Compact"/>
+        <w:numPr>
+          <w:ilvl w:val="0"/>
+          <w:numId w:val="1065"/>
+        </w:numPr>
+      </w:pPr>
+      <w:r>
+        <w:t xml:space="preserve">The other low-volume products (e.g. </w:t>
+      </w:r>
+      <w:r>
+        <w:rPr>
+          <w:rStyle w:val="VerbatimChar"/>
+        </w:rPr>
+        <w:t xml:space="preserve">product_171</w:t>
+      </w:r>
+      <w:r>
+        <w:t xml:space="preserve">,</w:t>
+      </w:r>
+      <w:r>
+        <w:t xml:space="preserve"> </w:t>
+      </w:r>
+      <w:r>
+        <w:rPr>
+          <w:rStyle w:val="VerbatimChar"/>
+        </w:rPr>
+        <w:t xml:space="preserve">product_175</w:t>
+      </w:r>
+      <w:r>
+        <w:t xml:space="preserve">,</w:t>
+      </w:r>
+      <w:r>
+        <w:t xml:space="preserve"> </w:t>
+      </w:r>
+      <w:r>
+        <w:rPr>
+          <w:rStyle w:val="VerbatimChar"/>
+        </w:rPr>
+        <w:t xml:space="preserve">product_178</w:t>
+      </w:r>
+      <w:r>
+        <w:t xml:space="preserve">) are picked across</w:t>
+      </w:r>
+      <w:r>
+        <w:t xml:space="preserve"> </w:t>
+      </w:r>
+      <w:r>
+        <w:rPr>
+          <w:b/>
+          <w:bCs/>
+        </w:rPr>
+        <w:t xml:space="preserve">13–17 days</w:t>
+      </w:r>
+      <w:r>
+        <w:t xml:space="preserve"> </w:t>
+      </w:r>
+      <w:r>
+        <w:t xml:space="preserve">from 1 to 20 April, so they are</w:t>
+      </w:r>
+      <w:r>
+        <w:t xml:space="preserve"> </w:t>
+      </w:r>
+      <w:r>
+        <w:rPr>
+          <w:b/>
+          <w:bCs/>
+        </w:rPr>
+        <w:t xml:space="preserve">genuine slow movers</w:t>
+      </w:r>
+      <w:r>
+        <w:t xml:space="preserve">.</w:t>
+      </w:r>
+    </w:p>
+    <w:p>
+      <w:pPr>
+        <w:pStyle w:val="FirstParagraph"/>
+      </w:pPr>
+      <w:r>
+        <w:rPr>
+          <w:b/>
+          <w:bCs/>
+        </w:rPr>
+        <w:t xml:space="preserve">Conclusion:</w:t>
+      </w:r>
+      <w:r>
+        <w:t xml:space="preserve"> </w:t>
+      </w:r>
+      <w:r>
+        <w:t xml:space="preserve">low pick counts have different causes. New products and one-off picks are not comparable with regular products, while genuine slow movers are a real business fact that matters for slotting.</w:t>
+      </w:r>
+    </w:p>
+    <w:bookmarkEnd w:id="50"/>
+    <w:bookmarkStart w:id="51" w:name="X47b23128d3349df45d327ba96b8473ee46cce66"/>
+    <w:p>
+      <w:pPr>
+        <w:pStyle w:val="Heading3"/>
+      </w:pPr>
+      <w:r>
+        <w:t xml:space="preserve">Q4. Are any products linked to the placeholder colli?</w:t>
+      </w:r>
+    </w:p>
+    <w:p>
+      <w:pPr>
+        <w:pStyle w:val="FirstParagraph"/>
+      </w:pPr>
+      <w:r>
+        <w:rPr>
+          <w:i/>
+          <w:iCs/>
+        </w:rPr>
+        <w:t xml:space="preserve">Goal: check whether excluding</w:t>
+      </w:r>
+      <w:r>
+        <w:rPr>
+          <w:i/>
+          <w:iCs/>
+        </w:rPr>
+        <w:t xml:space="preserve"> </w:t>
+      </w:r>
+      <w:r>
+        <w:rPr>
+          <w:rStyle w:val="VerbatimChar"/>
+          <w:i/>
+          <w:iCs/>
+        </w:rPr>
+        <w:t xml:space="preserve">colli_6599</w:t>
+      </w:r>
+      <w:r>
+        <w:rPr>
+          <w:i/>
+          <w:iCs/>
+        </w:rPr>
+        <w:t xml:space="preserve"> </w:t>
+      </w:r>
+      <w:r>
+        <w:rPr>
+          <w:i/>
+          <w:iCs/>
+        </w:rPr>
+        <w:t xml:space="preserve">would remove or distort any product’s data.</w:t>
+      </w:r>
+    </w:p>
+    <w:p>
+      <w:pPr>
+        <w:pStyle w:val="BodyText"/>
+      </w:pPr>
+      <w:r>
+        <w:rPr>
+          <w:b/>
+          <w:bCs/>
+        </w:rPr>
+        <w:t xml:space="preserve">What to look for:</w:t>
+      </w:r>
+    </w:p>
+    <w:p>
+      <w:pPr>
+        <w:pStyle w:val="Compact"/>
+        <w:numPr>
+          <w:ilvl w:val="0"/>
+          <w:numId w:val="1066"/>
+        </w:numPr>
+      </w:pPr>
+      <w:r>
+        <w:t xml:space="preserve">Products whose records are mostly or entirely in</w:t>
+      </w:r>
+      <w:r>
+        <w:t xml:space="preserve"> </w:t>
+      </w:r>
+      <w:r>
+        <w:rPr>
+          <w:rStyle w:val="VerbatimChar"/>
+        </w:rPr>
+        <w:t xml:space="preserve">colli_6599</w:t>
+      </w:r>
+      <w:r>
+        <w:t xml:space="preserve">.</w:t>
+      </w:r>
+    </w:p>
+    <w:p>
+      <w:pPr>
+        <w:pStyle w:val="Compact"/>
+        <w:numPr>
+          <w:ilvl w:val="0"/>
+          <w:numId w:val="1066"/>
+        </w:numPr>
+      </w:pPr>
+      <w:r>
+        <w:t xml:space="preserve">Whether excluding the placeholder would make any product disappear.</w:t>
+      </w:r>
+    </w:p>
+    <w:p>
+      <w:pPr>
+        <w:pStyle w:val="FirstParagraph"/>
+      </w:pPr>
+      <w:r>
+        <w:rPr>
+          <w:b/>
+          <w:bCs/>
+        </w:rPr>
+        <w:t xml:space="preserve">Findings:</w:t>
+      </w:r>
+    </w:p>
+    <w:p>
+      <w:pPr>
+        <w:pStyle w:val="Compact"/>
+        <w:numPr>
+          <w:ilvl w:val="0"/>
+          <w:numId w:val="1067"/>
+        </w:numPr>
+      </w:pPr>
+      <w:r>
+        <w:t xml:space="preserve">Only</w:t>
+      </w:r>
+      <w:r>
+        <w:t xml:space="preserve"> </w:t>
+      </w:r>
+      <w:r>
+        <w:rPr>
+          <w:rStyle w:val="VerbatimChar"/>
+          <w:b/>
+          <w:bCs/>
+        </w:rPr>
+        <w:t xml:space="preserve">product_184</w:t>
+      </w:r>
+      <w:r>
+        <w:t xml:space="preserve"> </w:t>
+      </w:r>
+      <w:r>
+        <w:t xml:space="preserve">has all its records in</w:t>
+      </w:r>
+      <w:r>
+        <w:t xml:space="preserve"> </w:t>
+      </w:r>
+      <w:r>
+        <w:rPr>
+          <w:rStyle w:val="VerbatimChar"/>
+        </w:rPr>
+        <w:t xml:space="preserve">colli_6599</w:t>
+      </w:r>
+      <w:r>
+        <w:t xml:space="preserve">, and that is a single pick.</w:t>
+      </w:r>
+    </w:p>
+    <w:p>
+      <w:pPr>
+        <w:pStyle w:val="Compact"/>
+        <w:numPr>
+          <w:ilvl w:val="0"/>
+          <w:numId w:val="1067"/>
+        </w:numPr>
+      </w:pPr>
+      <w:r>
+        <w:t xml:space="preserve">Every other product has</w:t>
+      </w:r>
+      <w:r>
+        <w:t xml:space="preserve"> </w:t>
+      </w:r>
+      <w:r>
+        <w:rPr>
+          <w:b/>
+          <w:bCs/>
+        </w:rPr>
+        <w:t xml:space="preserve">2% or less</w:t>
+      </w:r>
+      <w:r>
+        <w:t xml:space="preserve"> </w:t>
+      </w:r>
+      <w:r>
+        <w:t xml:space="preserve">of its picks in the placeholder colli.</w:t>
+      </w:r>
+    </w:p>
+    <w:p>
+      <w:pPr>
+        <w:pStyle w:val="FirstParagraph"/>
+      </w:pPr>
+      <w:r>
+        <w:rPr>
+          <w:b/>
+          <w:bCs/>
+        </w:rPr>
+        <w:t xml:space="preserve">Conclusion:</w:t>
+      </w:r>
+      <w:r>
+        <w:t xml:space="preserve"> </w:t>
+      </w:r>
+      <w:r>
+        <w:t xml:space="preserve">excluding</w:t>
+      </w:r>
+      <w:r>
+        <w:t xml:space="preserve"> </w:t>
+      </w:r>
+      <w:r>
+        <w:rPr>
+          <w:rStyle w:val="VerbatimChar"/>
+        </w:rPr>
+        <w:t xml:space="preserve">colli_6599</w:t>
+      </w:r>
+      <w:r>
+        <w:t xml:space="preserve"> </w:t>
+      </w:r>
+      <w:r>
+        <w:t xml:space="preserve">has almost no effect on product-level analysis; only one single-pick product disappears.</w:t>
+      </w:r>
+    </w:p>
+    <w:bookmarkEnd w:id="51"/>
+    <w:bookmarkStart w:id="52" w:name="think-about-this-before-deciding-6"/>
+    <w:p>
+      <w:pPr>
+        <w:pStyle w:val="Heading3"/>
+      </w:pPr>
+      <w:r>
+        <w:t xml:space="preserve">Think about this before deciding</w:t>
+      </w:r>
+    </w:p>
+    <w:p>
+      <w:pPr>
+        <w:pStyle w:val="Compact"/>
+        <w:numPr>
+          <w:ilvl w:val="0"/>
+          <w:numId w:val="1068"/>
+        </w:numPr>
+      </w:pPr>
+      <w:r>
+        <w:t xml:space="preserve">Should rarely picked products be</w:t>
+      </w:r>
+      <w:r>
+        <w:t xml:space="preserve"> </w:t>
+      </w:r>
+      <w:r>
+        <w:rPr>
+          <w:b/>
+          <w:bCs/>
+        </w:rPr>
+        <w:t xml:space="preserve">excluded</w:t>
+      </w:r>
+      <w:r>
+        <w:t xml:space="preserve"> </w:t>
+      </w:r>
+      <w:r>
+        <w:t xml:space="preserve">from product-level comparisons (like pickers), or</w:t>
+      </w:r>
+      <w:r>
+        <w:t xml:space="preserve"> </w:t>
+      </w:r>
+      <w:r>
+        <w:rPr>
+          <w:b/>
+          <w:bCs/>
+        </w:rPr>
+        <w:t xml:space="preserve">kept</w:t>
+      </w:r>
+      <w:r>
+        <w:t xml:space="preserve"> </w:t>
+      </w:r>
+      <w:r>
+        <w:t xml:space="preserve">because low demand is itself useful for slotting?</w:t>
+      </w:r>
+    </w:p>
+    <w:p>
+      <w:pPr>
+        <w:pStyle w:val="Compact"/>
+        <w:numPr>
+          <w:ilvl w:val="0"/>
+          <w:numId w:val="1068"/>
+        </w:numPr>
+      </w:pPr>
+      <w:r>
+        <w:t xml:space="preserve">Is a new product picked on only 2 days a</w:t>
+      </w:r>
+      <w:r>
+        <w:t xml:space="preserve"> </w:t>
+      </w:r>
+      <w:r>
+        <w:t xml:space="preserve">“slow mover”</w:t>
+      </w:r>
+      <w:r>
+        <w:t xml:space="preserve">, or just not yet comparable?</w:t>
+      </w:r>
+    </w:p>
+    <w:p>
+      <w:pPr>
+        <w:pStyle w:val="Compact"/>
+        <w:numPr>
+          <w:ilvl w:val="0"/>
+          <w:numId w:val="1068"/>
+        </w:numPr>
+      </w:pPr>
+      <w:r>
+        <w:t xml:space="preserve">Should new and one-off products be grouped as</w:t>
+      </w:r>
+      <w:r>
+        <w:t xml:space="preserve"> </w:t>
+      </w:r>
+      <w:r>
+        <w:t xml:space="preserve">“other”</w:t>
+      </w:r>
+      <w:r>
+        <w:t xml:space="preserve"> </w:t>
+      </w:r>
+      <w:r>
+        <w:t xml:space="preserve">in the dashboard instead of being removed?</w:t>
+      </w:r>
+    </w:p>
+    <w:bookmarkEnd w:id="52"/>
+    <w:bookmarkEnd w:id="53"/>
+    <w:bookmarkStart w:id="60" w:name="wm_tapos"/>
+    <w:p>
+      <w:pPr>
+        <w:pStyle w:val="Heading1"/>
+      </w:pPr>
+      <w:r>
+        <w:t xml:space="preserve">9. wm_tapos</w:t>
+      </w:r>
+    </w:p>
+    <w:p>
+      <w:pPr>
+        <w:pStyle w:val="FirstParagraph"/>
+      </w:pPr>
+      <w:r>
+        <w:rPr>
+          <w:rStyle w:val="VerbatimChar"/>
+        </w:rPr>
+        <w:t xml:space="preserve">wm_tapos</w:t>
+      </w:r>
+      <w:r>
+        <w:t xml:space="preserve"> </w:t>
+      </w:r>
+      <w:r>
+        <w:t xml:space="preserve">appeared in earlier findings (negative-volume corrections, repeated products in a colli). The</w:t>
+      </w:r>
+      <w:r>
+        <w:t xml:space="preserve"> </w:t>
+      </w:r>
+      <w:r>
+        <w:rPr>
+          <w:rStyle w:val="VerbatimChar"/>
+        </w:rPr>
+        <w:t xml:space="preserve">wm_</w:t>
+      </w:r>
+      <w:r>
+        <w:t xml:space="preserve"> </w:t>
+      </w:r>
+      <w:r>
+        <w:t xml:space="preserve">prefix suggests SAP Warehouse Management, where</w:t>
+      </w:r>
+      <w:r>
+        <w:t xml:space="preserve"> </w:t>
+      </w:r>
+      <w:r>
+        <w:rPr>
+          <w:i/>
+          <w:iCs/>
+        </w:rPr>
+        <w:t xml:space="preserve">TAPOS</w:t>
+      </w:r>
+      <w:r>
+        <w:t xml:space="preserve"> </w:t>
+      </w:r>
+      <w:r>
+        <w:t xml:space="preserve">is usually the</w:t>
+      </w:r>
+      <w:r>
+        <w:t xml:space="preserve"> </w:t>
+      </w:r>
+      <w:r>
+        <w:rPr>
+          <w:b/>
+          <w:bCs/>
+        </w:rPr>
+        <w:t xml:space="preserve">item number within a transfer order</w:t>
+      </w:r>
+      <w:r>
+        <w:t xml:space="preserve">. This section tests that hypothesis with the data.</w:t>
+      </w:r>
+    </w:p>
+    <w:bookmarkStart w:id="54" w:name="X8dd9139edfddbeb31629829daf3d46bff0fdd84"/>
+    <w:p>
+      <w:pPr>
+        <w:pStyle w:val="Heading3"/>
+      </w:pPr>
+      <w:r>
+        <w:t xml:space="preserve">Q1. What values does wm_tapos take, and how often?</w:t>
+      </w:r>
+    </w:p>
+    <w:p>
+      <w:pPr>
+        <w:pStyle w:val="FirstParagraph"/>
+      </w:pPr>
+      <w:r>
+        <w:rPr>
+          <w:i/>
+          <w:iCs/>
+        </w:rPr>
+        <w:t xml:space="preserve">Goal: understand the basic distribution before interpreting it.</w:t>
+      </w:r>
+    </w:p>
+    <w:p>
+      <w:pPr>
+        <w:pStyle w:val="BodyText"/>
+      </w:pPr>
+      <w:r>
+        <w:rPr>
+          <w:b/>
+          <w:bCs/>
+        </w:rPr>
+        <w:t xml:space="preserve">What to look for:</w:t>
+      </w:r>
+    </w:p>
+    <w:p>
+      <w:pPr>
+        <w:pStyle w:val="Compact"/>
+        <w:numPr>
+          <w:ilvl w:val="0"/>
+          <w:numId w:val="1069"/>
+        </w:numPr>
+      </w:pPr>
+      <w:r>
+        <w:t xml:space="preserve">How rare values 2 and 3 are.</w:t>
+      </w:r>
+    </w:p>
+    <w:p>
+      <w:pPr>
+        <w:pStyle w:val="Compact"/>
+        <w:numPr>
+          <w:ilvl w:val="0"/>
+          <w:numId w:val="1069"/>
+        </w:numPr>
+      </w:pPr>
+      <w:r>
+        <w:t xml:space="preserve">Whether value 3 is a one-off.</w:t>
+      </w:r>
+    </w:p>
+    <w:p>
+      <w:pPr>
+        <w:pStyle w:val="FirstParagraph"/>
+      </w:pPr>
+      <w:r>
+        <w:rPr>
+          <w:b/>
+          <w:bCs/>
+        </w:rPr>
+        <w:t xml:space="preserve">Findings:</w:t>
+      </w:r>
+    </w:p>
+    <w:p>
+      <w:pPr>
+        <w:pStyle w:val="Compact"/>
+        <w:numPr>
+          <w:ilvl w:val="0"/>
+          <w:numId w:val="1070"/>
+        </w:numPr>
+      </w:pPr>
+      <w:r>
+        <w:rPr>
+          <w:b/>
+          <w:bCs/>
+        </w:rPr>
+        <w:t xml:space="preserve">95.9%</w:t>
+      </w:r>
+      <w:r>
+        <w:t xml:space="preserve"> </w:t>
+      </w:r>
+      <w:r>
+        <w:t xml:space="preserve">of lines have</w:t>
+      </w:r>
+      <w:r>
+        <w:t xml:space="preserve"> </w:t>
+      </w:r>
+      <w:r>
+        <w:rPr>
+          <w:rStyle w:val="VerbatimChar"/>
+        </w:rPr>
+        <w:t xml:space="preserve">wm_tapos = 1</w:t>
+      </w:r>
+      <w:r>
+        <w:t xml:space="preserve">,</w:t>
+      </w:r>
+      <w:r>
+        <w:t xml:space="preserve"> </w:t>
+      </w:r>
+      <w:r>
+        <w:rPr>
+          <w:b/>
+          <w:bCs/>
+        </w:rPr>
+        <w:t xml:space="preserve">4.1% (8,913)</w:t>
+      </w:r>
+      <w:r>
+        <w:t xml:space="preserve"> </w:t>
+      </w:r>
+      <w:r>
+        <w:t xml:space="preserve">have</w:t>
       </w:r>
       <w:r>
         <w:t xml:space="preserve"> </w:t>
@@ -1601,6 +7282,34 @@
         <w:t xml:space="preserve">wm_tapos = 2</w:t>
       </w:r>
       <w:r>
+        <w:t xml:space="preserve">, and</w:t>
+      </w:r>
+      <w:r>
+        <w:t xml:space="preserve"> </w:t>
+      </w:r>
+      <w:r>
+        <w:rPr>
+          <w:b/>
+          <w:bCs/>
+        </w:rPr>
+        <w:t xml:space="preserve">1 line</w:t>
+      </w:r>
+      <w:r>
+        <w:t xml:space="preserve"> </w:t>
+      </w:r>
+      <w:r>
+        <w:t xml:space="preserve">has</w:t>
+      </w:r>
+      <w:r>
+        <w:t xml:space="preserve"> </w:t>
+      </w:r>
+      <w:r>
+        <w:rPr>
+          <w:rStyle w:val="VerbatimChar"/>
+        </w:rPr>
+        <w:t xml:space="preserve">wm_tapos = 3</w:t>
+      </w:r>
+      <w:r>
         <w:t xml:space="preserve">.</w:t>
       </w:r>
     </w:p>
@@ -1619,6 +7328,926 @@
         <w:t xml:space="preserve"> </w:t>
       </w:r>
       <w:r>
+        <w:t xml:space="preserve">almost all lines are</w:t>
+      </w:r>
+      <w:r>
+        <w:t xml:space="preserve"> </w:t>
+      </w:r>
+      <w:r>
+        <w:rPr>
+          <w:rStyle w:val="VerbatimChar"/>
+        </w:rPr>
+        <w:t xml:space="preserve">1</w:t>
+      </w:r>
+      <w:r>
+        <w:t xml:space="preserve">. Values 2 and 3 matter only for a small, specific group of lines.</w:t>
+      </w:r>
+    </w:p>
+    <w:bookmarkEnd w:id="54"/>
+    <w:bookmarkStart w:id="55" w:name="X2260223f93b9103551f015bdb4dfd291c72b855"/>
+    <w:p>
+      <w:pPr>
+        <w:pStyle w:val="Heading3"/>
+      </w:pPr>
+      <w:r>
+        <w:t xml:space="preserve">Q2. Does wm_tapos = 2 always belong to a product already picked in the same colli?</w:t>
+      </w:r>
+    </w:p>
+    <w:p>
+      <w:pPr>
+        <w:pStyle w:val="FirstParagraph"/>
+      </w:pPr>
+      <w:r>
+        <w:rPr>
+          <w:i/>
+          <w:iCs/>
+        </w:rPr>
+        <w:t xml:space="preserve">Goal: test whether value 2 is a continuation of an earlier pick (the SAP item-number hypothesis).</w:t>
+      </w:r>
+    </w:p>
+    <w:p>
+      <w:pPr>
+        <w:pStyle w:val="BodyText"/>
+      </w:pPr>
+      <w:r>
+        <w:rPr>
+          <w:b/>
+          <w:bCs/>
+        </w:rPr>
+        <w:t xml:space="preserve">What to look for:</w:t>
+      </w:r>
+    </w:p>
+    <w:p>
+      <w:pPr>
+        <w:pStyle w:val="Compact"/>
+        <w:numPr>
+          <w:ilvl w:val="0"/>
+          <w:numId w:val="1071"/>
+        </w:numPr>
+      </w:pPr>
+      <w:r>
+        <w:t xml:space="preserve">Whether both shares below are close to 100%.</w:t>
+      </w:r>
+    </w:p>
+    <w:p>
+      <w:pPr>
+        <w:pStyle w:val="FirstParagraph"/>
+      </w:pPr>
+      <w:r>
+        <w:rPr>
+          <w:b/>
+          <w:bCs/>
+        </w:rPr>
+        <w:t xml:space="preserve">Findings:</w:t>
+      </w:r>
+    </w:p>
+    <w:p>
+      <w:pPr>
+        <w:pStyle w:val="Compact"/>
+        <w:numPr>
+          <w:ilvl w:val="0"/>
+          <w:numId w:val="1072"/>
+        </w:numPr>
+      </w:pPr>
+      <w:r>
+        <w:rPr>
+          <w:b/>
+          <w:bCs/>
+        </w:rPr>
+        <w:t xml:space="preserve">99.99%</w:t>
+      </w:r>
+      <w:r>
+        <w:t xml:space="preserve"> </w:t>
+      </w:r>
+      <w:r>
+        <w:t xml:space="preserve">of</w:t>
+      </w:r>
+      <w:r>
+        <w:t xml:space="preserve"> </w:t>
+      </w:r>
+      <w:r>
+        <w:rPr>
+          <w:rStyle w:val="VerbatimChar"/>
+        </w:rPr>
+        <w:t xml:space="preserve">wm_tapos = 2</w:t>
+      </w:r>
+      <w:r>
+        <w:t xml:space="preserve"> </w:t>
+      </w:r>
+      <w:r>
+        <w:t xml:space="preserve">lines have another line of the same product in the same colli.</w:t>
+      </w:r>
+    </w:p>
+    <w:p>
+      <w:pPr>
+        <w:pStyle w:val="Compact"/>
+        <w:numPr>
+          <w:ilvl w:val="0"/>
+          <w:numId w:val="1072"/>
+        </w:numPr>
+      </w:pPr>
+      <w:r>
+        <w:rPr>
+          <w:b/>
+          <w:bCs/>
+        </w:rPr>
+        <w:t xml:space="preserve">99.98%</w:t>
+      </w:r>
+      <w:r>
+        <w:t xml:space="preserve"> </w:t>
+      </w:r>
+      <w:r>
+        <w:t xml:space="preserve">of those product groups start with a</w:t>
+      </w:r>
+      <w:r>
+        <w:t xml:space="preserve"> </w:t>
+      </w:r>
+      <w:r>
+        <w:rPr>
+          <w:rStyle w:val="VerbatimChar"/>
+        </w:rPr>
+        <w:t xml:space="preserve">wm_tapos = 1</w:t>
+      </w:r>
+      <w:r>
+        <w:t xml:space="preserve"> </w:t>
+      </w:r>
+      <w:r>
+        <w:t xml:space="preserve">line.</w:t>
+      </w:r>
+    </w:p>
+    <w:p>
+      <w:pPr>
+        <w:pStyle w:val="FirstParagraph"/>
+      </w:pPr>
+      <w:r>
+        <w:rPr>
+          <w:b/>
+          <w:bCs/>
+        </w:rPr>
+        <w:t xml:space="preserve">Conclusion:</w:t>
+      </w:r>
+      <w:r>
+        <w:t xml:space="preserve"> </w:t>
+      </w:r>
+      <w:r>
+        <w:t xml:space="preserve">the hypothesis is supported:</w:t>
+      </w:r>
+      <w:r>
+        <w:t xml:space="preserve"> </w:t>
+      </w:r>
+      <w:r>
+        <w:rPr>
+          <w:rStyle w:val="VerbatimChar"/>
+        </w:rPr>
+        <w:t xml:space="preserve">wm_tapos = 2</w:t>
+      </w:r>
+      <w:r>
+        <w:t xml:space="preserve"> </w:t>
+      </w:r>
+      <w:r>
+        <w:t xml:space="preserve">almost always continues a</w:t>
+      </w:r>
+      <w:r>
+        <w:t xml:space="preserve"> </w:t>
+      </w:r>
+      <w:r>
+        <w:rPr>
+          <w:rStyle w:val="VerbatimChar"/>
+        </w:rPr>
+        <w:t xml:space="preserve">wm_tapos = 1</w:t>
+      </w:r>
+      <w:r>
+        <w:t xml:space="preserve"> </w:t>
+      </w:r>
+      <w:r>
+        <w:t xml:space="preserve">pick of the same product in the same colli.</w:t>
+      </w:r>
+    </w:p>
+    <w:bookmarkEnd w:id="55"/>
+    <w:bookmarkStart w:id="56" w:name="X7debfbd48e57938cb540e8e3c817df6b878826f"/>
+    <w:p>
+      <w:pPr>
+        <w:pStyle w:val="Heading3"/>
+      </w:pPr>
+      <w:r>
+        <w:t xml:space="preserve">Q3. Do wm_tapos = 2 lines behave differently from normal lines?</w:t>
+      </w:r>
+    </w:p>
+    <w:p>
+      <w:pPr>
+        <w:pStyle w:val="FirstParagraph"/>
+      </w:pPr>
+      <w:r>
+        <w:rPr>
+          <w:i/>
+          <w:iCs/>
+        </w:rPr>
+        <w:t xml:space="preserve">Goal: check whether continuation lines represent separate physical work.</w:t>
+      </w:r>
+    </w:p>
+    <w:p>
+      <w:pPr>
+        <w:pStyle w:val="BodyText"/>
+      </w:pPr>
+      <w:r>
+        <w:rPr>
+          <w:b/>
+          <w:bCs/>
+        </w:rPr>
+        <w:t xml:space="preserve">What to look for:</w:t>
+      </w:r>
+    </w:p>
+    <w:p>
+      <w:pPr>
+        <w:pStyle w:val="Compact"/>
+        <w:numPr>
+          <w:ilvl w:val="0"/>
+          <w:numId w:val="1073"/>
+        </w:numPr>
+      </w:pPr>
+      <w:r>
+        <w:t xml:space="preserve">Whether</w:t>
+      </w:r>
+      <w:r>
+        <w:t xml:space="preserve"> </w:t>
+      </w:r>
+      <w:r>
+        <w:rPr>
+          <w:rStyle w:val="VerbatimChar"/>
+        </w:rPr>
+        <w:t xml:space="preserve">wm_tapos = 2</w:t>
+      </w:r>
+      <w:r>
+        <w:t xml:space="preserve"> </w:t>
+      </w:r>
+      <w:r>
+        <w:t xml:space="preserve">quantities are much smaller than normal lines.</w:t>
+      </w:r>
+    </w:p>
+    <w:p>
+      <w:pPr>
+        <w:pStyle w:val="Compact"/>
+        <w:numPr>
+          <w:ilvl w:val="0"/>
+          <w:numId w:val="1073"/>
+        </w:numPr>
+      </w:pPr>
+      <w:r>
+        <w:t xml:space="preserve">How quickly a continuation line follows the previous line of the same product (seconds = same visit; minutes = separate trip).</w:t>
+      </w:r>
+    </w:p>
+    <w:p>
+      <w:pPr>
+        <w:pStyle w:val="Compact"/>
+        <w:numPr>
+          <w:ilvl w:val="0"/>
+          <w:numId w:val="1073"/>
+        </w:numPr>
+      </w:pPr>
+      <w:r>
+        <w:t xml:space="preserve">How repeated</w:t>
+      </w:r>
+      <w:r>
+        <w:t xml:space="preserve"> </w:t>
+      </w:r>
+      <w:r>
+        <w:rPr>
+          <w:rStyle w:val="VerbatimChar"/>
+        </w:rPr>
+        <w:t xml:space="preserve">wm_tapos = 1</w:t>
+      </w:r>
+      <w:r>
+        <w:t xml:space="preserve"> </w:t>
+      </w:r>
+      <w:r>
+        <w:t xml:space="preserve">lines compare.</w:t>
+      </w:r>
+    </w:p>
+    <w:p>
+      <w:pPr>
+        <w:pStyle w:val="FirstParagraph"/>
+      </w:pPr>
+      <w:r>
+        <w:rPr>
+          <w:b/>
+          <w:bCs/>
+        </w:rPr>
+        <w:t xml:space="preserve">Findings:</w:t>
+      </w:r>
+    </w:p>
+    <w:p>
+      <w:pPr>
+        <w:pStyle w:val="Compact"/>
+        <w:numPr>
+          <w:ilvl w:val="0"/>
+          <w:numId w:val="1074"/>
+        </w:numPr>
+      </w:pPr>
+      <w:r>
+        <w:t xml:space="preserve">Continuation lines are small: median</w:t>
+      </w:r>
+      <w:r>
+        <w:t xml:space="preserve"> </w:t>
+      </w:r>
+      <w:r>
+        <w:rPr>
+          <w:b/>
+          <w:bCs/>
+        </w:rPr>
+        <w:t xml:space="preserve">1 unit</w:t>
+      </w:r>
+      <w:r>
+        <w:t xml:space="preserve"> </w:t>
+      </w:r>
+      <w:r>
+        <w:t xml:space="preserve">(volume 0.003) vs</w:t>
+      </w:r>
+      <w:r>
+        <w:t xml:space="preserve"> </w:t>
+      </w:r>
+      <w:r>
+        <w:rPr>
+          <w:b/>
+          <w:bCs/>
+        </w:rPr>
+        <w:t xml:space="preserve">6 units</w:t>
+      </w:r>
+      <w:r>
+        <w:t xml:space="preserve"> </w:t>
+      </w:r>
+      <w:r>
+        <w:t xml:space="preserve">(volume 0.014) for normal lines.</w:t>
+      </w:r>
+    </w:p>
+    <w:p>
+      <w:pPr>
+        <w:pStyle w:val="Compact"/>
+        <w:numPr>
+          <w:ilvl w:val="0"/>
+          <w:numId w:val="1074"/>
+        </w:numPr>
+      </w:pPr>
+      <w:r>
+        <w:t xml:space="preserve">They follow the previous line of the same product within a median of</w:t>
+      </w:r>
+      <w:r>
+        <w:t xml:space="preserve"> </w:t>
+      </w:r>
+      <w:r>
+        <w:rPr>
+          <w:b/>
+          <w:bCs/>
+        </w:rPr>
+        <w:t xml:space="preserve">6 seconds</w:t>
+      </w:r>
+      <w:r>
+        <w:t xml:space="preserve"> </w:t>
+      </w:r>
+      <w:r>
+        <w:t xml:space="preserve">(75% within 11 seconds, 99% within 55 seconds).</w:t>
+      </w:r>
+    </w:p>
+    <w:p>
+      <w:pPr>
+        <w:pStyle w:val="Compact"/>
+        <w:numPr>
+          <w:ilvl w:val="0"/>
+          <w:numId w:val="1074"/>
+        </w:numPr>
+      </w:pPr>
+      <w:r>
+        <w:rPr>
+          <w:b/>
+          <w:bCs/>
+        </w:rPr>
+        <w:t xml:space="preserve">2,811</w:t>
+      </w:r>
+      <w:r>
+        <w:t xml:space="preserve"> </w:t>
+      </w:r>
+      <w:r>
+        <w:t xml:space="preserve">repeated lines have</w:t>
+      </w:r>
+      <w:r>
+        <w:t xml:space="preserve"> </w:t>
+      </w:r>
+      <w:r>
+        <w:rPr>
+          <w:rStyle w:val="VerbatimChar"/>
+        </w:rPr>
+        <w:t xml:space="preserve">wm_tapos = 1</w:t>
+      </w:r>
+      <w:r>
+        <w:t xml:space="preserve"> </w:t>
+      </w:r>
+      <w:r>
+        <w:t xml:space="preserve">and follow even faster: median</w:t>
+      </w:r>
+      <w:r>
+        <w:t xml:space="preserve"> </w:t>
+      </w:r>
+      <w:r>
+        <w:rPr>
+          <w:b/>
+          <w:bCs/>
+        </w:rPr>
+        <w:t xml:space="preserve">2 seconds</w:t>
+      </w:r>
+      <w:r>
+        <w:t xml:space="preserve"> </w:t>
+      </w:r>
+      <w:r>
+        <w:t xml:space="preserve">(75% within 2 seconds).</w:t>
+      </w:r>
+    </w:p>
+    <w:p>
+      <w:pPr>
+        <w:pStyle w:val="FirstParagraph"/>
+      </w:pPr>
+      <w:r>
+        <w:rPr>
+          <w:b/>
+          <w:bCs/>
+        </w:rPr>
+        <w:t xml:space="preserve">Conclusion:</w:t>
+      </w:r>
+      <w:r>
+        <w:t xml:space="preserve"> </w:t>
+      </w:r>
+      <w:r>
+        <w:t xml:space="preserve">continuation lines happen during the</w:t>
+      </w:r>
+      <w:r>
+        <w:t xml:space="preserve"> </w:t>
+      </w:r>
+      <w:r>
+        <w:rPr>
+          <w:b/>
+          <w:bCs/>
+        </w:rPr>
+        <w:t xml:space="preserve">same visit</w:t>
+      </w:r>
+      <w:r>
+        <w:t xml:space="preserve"> </w:t>
+      </w:r>
+      <w:r>
+        <w:t xml:space="preserve">to the location and add only a small remainder. Repeated</w:t>
+      </w:r>
+      <w:r>
+        <w:t xml:space="preserve"> </w:t>
+      </w:r>
+      <w:r>
+        <w:rPr>
+          <w:rStyle w:val="VerbatimChar"/>
+        </w:rPr>
+        <w:t xml:space="preserve">wm_tapos = 1</w:t>
+      </w:r>
+      <w:r>
+        <w:t xml:space="preserve"> </w:t>
+      </w:r>
+      <w:r>
+        <w:t xml:space="preserve">lines, confirmed within about 2 seconds, may be</w:t>
+      </w:r>
+      <w:r>
+        <w:t xml:space="preserve"> </w:t>
+      </w:r>
+      <w:r>
+        <w:rPr>
+          <w:b/>
+          <w:bCs/>
+        </w:rPr>
+        <w:t xml:space="preserve">double confirmations</w:t>
+      </w:r>
+      <w:r>
+        <w:t xml:space="preserve">.</w:t>
+      </w:r>
+    </w:p>
+    <w:bookmarkEnd w:id="56"/>
+    <w:bookmarkStart w:id="57" w:name="X4262b44ea040451610fccd929021b9e541dafb3"/>
+    <w:p>
+      <w:pPr>
+        <w:pStyle w:val="Heading3"/>
+      </w:pPr>
+      <w:r>
+        <w:t xml:space="preserve">Q4. Are wm_tapos = 2 lines concentrated in specific products, pickers or the placeholder?</w:t>
+      </w:r>
+    </w:p>
+    <w:p>
+      <w:pPr>
+        <w:pStyle w:val="FirstParagraph"/>
+      </w:pPr>
+      <w:r>
+        <w:rPr>
+          <w:i/>
+          <w:iCs/>
+        </w:rPr>
+        <w:t xml:space="preserve">Goal: find whether the cause is product-related, picker-related or a data artefact.</w:t>
+      </w:r>
+    </w:p>
+    <w:p>
+      <w:pPr>
+        <w:pStyle w:val="BodyText"/>
+      </w:pPr>
+      <w:r>
+        <w:rPr>
+          <w:b/>
+          <w:bCs/>
+        </w:rPr>
+        <w:t xml:space="preserve">What to look for:</w:t>
+      </w:r>
+    </w:p>
+    <w:p>
+      <w:pPr>
+        <w:pStyle w:val="Compact"/>
+        <w:numPr>
+          <w:ilvl w:val="0"/>
+          <w:numId w:val="1075"/>
+        </w:numPr>
+      </w:pPr>
+      <w:r>
+        <w:t xml:space="preserve">Whether a few products cause most continuation lines.</w:t>
+      </w:r>
+    </w:p>
+    <w:p>
+      <w:pPr>
+        <w:pStyle w:val="Compact"/>
+        <w:numPr>
+          <w:ilvl w:val="0"/>
+          <w:numId w:val="1075"/>
+        </w:numPr>
+      </w:pPr>
+      <w:r>
+        <w:t xml:space="preserve">Whether the spread across pickers is even (not picker behaviour).</w:t>
+      </w:r>
+    </w:p>
+    <w:p>
+      <w:pPr>
+        <w:pStyle w:val="FirstParagraph"/>
+      </w:pPr>
+      <w:r>
+        <w:rPr>
+          <w:b/>
+          <w:bCs/>
+        </w:rPr>
+        <w:t xml:space="preserve">Findings:</w:t>
+      </w:r>
+    </w:p>
+    <w:p>
+      <w:pPr>
+        <w:pStyle w:val="Compact"/>
+        <w:numPr>
+          <w:ilvl w:val="0"/>
+          <w:numId w:val="1076"/>
+        </w:numPr>
+      </w:pPr>
+      <w:r>
+        <w:t xml:space="preserve">Continuation lines occur across</w:t>
+      </w:r>
+      <w:r>
+        <w:t xml:space="preserve"> </w:t>
+      </w:r>
+      <w:r>
+        <w:rPr>
+          <w:b/>
+          <w:bCs/>
+        </w:rPr>
+        <w:t xml:space="preserve">132 products</w:t>
+      </w:r>
+      <w:r>
+        <w:t xml:space="preserve"> </w:t>
+      </w:r>
+      <w:r>
+        <w:t xml:space="preserve">and</w:t>
+      </w:r>
+      <w:r>
+        <w:t xml:space="preserve"> </w:t>
+      </w:r>
+      <w:r>
+        <w:rPr>
+          <w:b/>
+          <w:bCs/>
+        </w:rPr>
+        <w:t xml:space="preserve">28 pickers</w:t>
+      </w:r>
+      <w:r>
+        <w:t xml:space="preserve"> </w:t>
+      </w:r>
+      <w:r>
+        <w:t xml:space="preserve">(the regular pickers); only</w:t>
+      </w:r>
+      <w:r>
+        <w:t xml:space="preserve"> </w:t>
+      </w:r>
+      <w:r>
+        <w:rPr>
+          <w:b/>
+          <w:bCs/>
+        </w:rPr>
+        <w:t xml:space="preserve">11</w:t>
+      </w:r>
+      <w:r>
+        <w:t xml:space="preserve"> </w:t>
+      </w:r>
+      <w:r>
+        <w:t xml:space="preserve">are in</w:t>
+      </w:r>
+      <w:r>
+        <w:t xml:space="preserve"> </w:t>
+      </w:r>
+      <w:r>
+        <w:rPr>
+          <w:rStyle w:val="VerbatimChar"/>
+        </w:rPr>
+        <w:t xml:space="preserve">colli_6599</w:t>
+      </w:r>
+      <w:r>
+        <w:t xml:space="preserve">.</w:t>
+      </w:r>
+    </w:p>
+    <w:p>
+      <w:pPr>
+        <w:pStyle w:val="Compact"/>
+        <w:numPr>
+          <w:ilvl w:val="0"/>
+          <w:numId w:val="1076"/>
+        </w:numPr>
+      </w:pPr>
+      <w:r>
+        <w:t xml:space="preserve">They concentrate in a few products:</w:t>
+      </w:r>
+      <w:r>
+        <w:t xml:space="preserve"> </w:t>
+      </w:r>
+      <w:r>
+        <w:rPr>
+          <w:rStyle w:val="VerbatimChar"/>
+        </w:rPr>
+        <w:t xml:space="preserve">product_65</w:t>
+      </w:r>
+      <w:r>
+        <w:t xml:space="preserve"> </w:t>
+      </w:r>
+      <w:r>
+        <w:t xml:space="preserve">(383),</w:t>
+      </w:r>
+      <w:r>
+        <w:t xml:space="preserve"> </w:t>
+      </w:r>
+      <w:r>
+        <w:rPr>
+          <w:rStyle w:val="VerbatimChar"/>
+        </w:rPr>
+        <w:t xml:space="preserve">product_72</w:t>
+      </w:r>
+      <w:r>
+        <w:t xml:space="preserve"> </w:t>
+      </w:r>
+      <w:r>
+        <w:t xml:space="preserve">(363),</w:t>
+      </w:r>
+      <w:r>
+        <w:t xml:space="preserve"> </w:t>
+      </w:r>
+      <w:r>
+        <w:rPr>
+          <w:rStyle w:val="VerbatimChar"/>
+        </w:rPr>
+        <w:t xml:space="preserve">product_58</w:t>
+      </w:r>
+      <w:r>
+        <w:t xml:space="preserve"> </w:t>
+      </w:r>
+      <w:r>
+        <w:t xml:space="preserve">(342),</w:t>
+      </w:r>
+      <w:r>
+        <w:t xml:space="preserve"> </w:t>
+      </w:r>
+      <w:r>
+        <w:rPr>
+          <w:rStyle w:val="VerbatimChar"/>
+        </w:rPr>
+        <w:t xml:space="preserve">product_76</w:t>
+      </w:r>
+      <w:r>
+        <w:t xml:space="preserve"> </w:t>
+      </w:r>
+      <w:r>
+        <w:t xml:space="preserve">(300),</w:t>
+      </w:r>
+      <w:r>
+        <w:t xml:space="preserve"> </w:t>
+      </w:r>
+      <w:r>
+        <w:rPr>
+          <w:rStyle w:val="VerbatimChar"/>
+        </w:rPr>
+        <w:t xml:space="preserve">product_81</w:t>
+      </w:r>
+      <w:r>
+        <w:t xml:space="preserve"> </w:t>
+      </w:r>
+      <w:r>
+        <w:t xml:space="preserve">(255).</w:t>
+      </w:r>
+    </w:p>
+    <w:p>
+      <w:pPr>
+        <w:pStyle w:val="Compact"/>
+        <w:numPr>
+          <w:ilvl w:val="0"/>
+          <w:numId w:val="1076"/>
+        </w:numPr>
+      </w:pPr>
+      <w:r>
+        <w:t xml:space="preserve">Across pickers, counts follow workload: the top pickers (</w:t>
+      </w:r>
+      <w:r>
+        <w:rPr>
+          <w:rStyle w:val="VerbatimChar"/>
+        </w:rPr>
+        <w:t xml:space="preserve">picker_7</w:t>
+      </w:r>
+      <w:r>
+        <w:t xml:space="preserve">: 605,</w:t>
+      </w:r>
+      <w:r>
+        <w:t xml:space="preserve"> </w:t>
+      </w:r>
+      <w:r>
+        <w:rPr>
+          <w:rStyle w:val="VerbatimChar"/>
+        </w:rPr>
+        <w:t xml:space="preserve">picker_0</w:t>
+      </w:r>
+      <w:r>
+        <w:t xml:space="preserve">: 598) are also among the busiest overall.</w:t>
+      </w:r>
+    </w:p>
+    <w:p>
+      <w:pPr>
+        <w:pStyle w:val="FirstParagraph"/>
+      </w:pPr>
+      <w:r>
+        <w:rPr>
+          <w:b/>
+          <w:bCs/>
+        </w:rPr>
+        <w:t xml:space="preserve">Conclusion:</w:t>
+      </w:r>
+      <w:r>
+        <w:t xml:space="preserve"> </w:t>
+      </w:r>
+      <w:r>
+        <w:t xml:space="preserve">the cause is more likely</w:t>
+      </w:r>
+      <w:r>
+        <w:t xml:space="preserve"> </w:t>
+      </w:r>
+      <w:r>
+        <w:rPr>
+          <w:b/>
+          <w:bCs/>
+        </w:rPr>
+        <w:t xml:space="preserve">product-related</w:t>
+      </w:r>
+      <w:r>
+        <w:t xml:space="preserve"> </w:t>
+      </w:r>
+      <w:r>
+        <w:t xml:space="preserve">(e.g. stock split across bins) than picker behaviour. This could become a business finding later.</w:t>
+      </w:r>
+    </w:p>
+    <w:bookmarkEnd w:id="57"/>
+    <w:bookmarkStart w:id="58" w:name="q5.-what-is-the-single-wm_tapos-3-row"/>
+    <w:p>
+      <w:pPr>
+        <w:pStyle w:val="Heading3"/>
+      </w:pPr>
+      <w:r>
+        <w:t xml:space="preserve">Q5. What is the single wm_tapos = 3 row?</w:t>
+      </w:r>
+    </w:p>
+    <w:p>
+      <w:pPr>
+        <w:pStyle w:val="FirstParagraph"/>
+      </w:pPr>
+      <w:r>
+        <w:rPr>
+          <w:i/>
+          <w:iCs/>
+        </w:rPr>
+        <w:t xml:space="preserve">Goal: check the one unusual value before ignoring it.</w:t>
+      </w:r>
+    </w:p>
+    <w:p>
+      <w:pPr>
+        <w:pStyle w:val="BodyText"/>
+      </w:pPr>
+      <w:r>
+        <w:rPr>
+          <w:b/>
+          <w:bCs/>
+        </w:rPr>
+        <w:t xml:space="preserve">What to look for:</w:t>
+      </w:r>
+    </w:p>
+    <w:p>
+      <w:pPr>
+        <w:pStyle w:val="Compact"/>
+        <w:numPr>
+          <w:ilvl w:val="0"/>
+          <w:numId w:val="1077"/>
+        </w:numPr>
+      </w:pPr>
+      <w:r>
+        <w:t xml:space="preserve">Whether it is a third line of the same product (1 → 2 → 3).</w:t>
+      </w:r>
+    </w:p>
+    <w:p>
+      <w:pPr>
+        <w:pStyle w:val="FirstParagraph"/>
+      </w:pPr>
+      <w:r>
+        <w:rPr>
+          <w:b/>
+          <w:bCs/>
+        </w:rPr>
+        <w:t xml:space="preserve">Findings:</w:t>
+      </w:r>
+    </w:p>
+    <w:p>
+      <w:pPr>
+        <w:pStyle w:val="Compact"/>
+        <w:numPr>
+          <w:ilvl w:val="0"/>
+          <w:numId w:val="1078"/>
+        </w:numPr>
+      </w:pPr>
+      <w:r>
+        <w:t xml:space="preserve">It is the</w:t>
+      </w:r>
+      <w:r>
+        <w:t xml:space="preserve"> </w:t>
+      </w:r>
+      <w:r>
+        <w:rPr>
+          <w:b/>
+          <w:bCs/>
+        </w:rPr>
+        <w:t xml:space="preserve">third line of</w:t>
+      </w:r>
+      <w:r>
+        <w:rPr>
+          <w:b/>
+          <w:bCs/>
+        </w:rPr>
+        <w:t xml:space="preserve"> </w:t>
+      </w:r>
+      <w:r>
+        <w:rPr>
+          <w:rStyle w:val="VerbatimChar"/>
+          <w:b/>
+          <w:bCs/>
+        </w:rPr>
+        <w:t xml:space="preserve">product_85</w:t>
+      </w:r>
+      <w:r>
+        <w:rPr>
+          <w:b/>
+          <w:bCs/>
+        </w:rPr>
+        <w:t xml:space="preserve"> </w:t>
+      </w:r>
+      <w:r>
+        <w:rPr>
+          <w:b/>
+          <w:bCs/>
+        </w:rPr>
+        <w:t xml:space="preserve">in</w:t>
+      </w:r>
+      <w:r>
+        <w:rPr>
+          <w:b/>
+          <w:bCs/>
+        </w:rPr>
+        <w:t xml:space="preserve"> </w:t>
+      </w:r>
+      <w:r>
+        <w:rPr>
+          <w:rStyle w:val="VerbatimChar"/>
+          <w:b/>
+          <w:bCs/>
+        </w:rPr>
+        <w:t xml:space="preserve">colli_8215</w:t>
+      </w:r>
+      <w:r>
+        <w:t xml:space="preserve">:</w:t>
+      </w:r>
+      <w:r>
+        <w:t xml:space="preserve"> </w:t>
+      </w:r>
+      <w:r>
         <w:rPr>
           <w:rStyle w:val="VerbatimChar"/>
         </w:rPr>
@@ -1628,30 +8257,1144 @@
         <w:t xml:space="preserve"> </w:t>
       </w:r>
       <w:r>
-        <w:t xml:space="preserve">does not fully explain the repeats, and raw line counts may overstate picks. Decide in cleaning whether a</w:t>
-      </w:r>
-      <w:r>
-        <w:t xml:space="preserve"> </w:t>
-      </w:r>
-      <w:r>
-        <w:t xml:space="preserve">“pick”</w:t>
-      </w:r>
-      <w:r>
-        <w:t xml:space="preserve"> </w:t>
-      </w:r>
-      <w:r>
-        <w:t xml:space="preserve">is a line or a unique product per colli.</w:t>
-      </w:r>
-    </w:p>
-    <w:bookmarkEnd w:id="23"/>
-    <w:bookmarkEnd w:id="24"/>
-    <w:bookmarkStart w:id="25" w:name="data-quality-log"/>
+        <w:t xml:space="preserve">1 → 2 → 3 within</w:t>
+      </w:r>
+      <w:r>
+        <w:t xml:space="preserve"> </w:t>
+      </w:r>
+      <w:r>
+        <w:rPr>
+          <w:b/>
+          <w:bCs/>
+        </w:rPr>
+        <w:t xml:space="preserve">5 seconds</w:t>
+      </w:r>
+      <w:r>
+        <w:t xml:space="preserve"> </w:t>
+      </w:r>
+      <w:r>
+        <w:t xml:space="preserve">(9, 9 and 3 units).</w:t>
+      </w:r>
+    </w:p>
+    <w:p>
+      <w:pPr>
+        <w:pStyle w:val="FirstParagraph"/>
+      </w:pPr>
+      <w:r>
+        <w:rPr>
+          <w:b/>
+          <w:bCs/>
+        </w:rPr>
+        <w:t xml:space="preserve">Conclusion:</w:t>
+      </w:r>
+      <w:r>
+        <w:t xml:space="preserve"> </w:t>
+      </w:r>
+      <w:r>
+        <w:t xml:space="preserve">it follows the same continuation pattern as value 2. No special handling needed.</w:t>
+      </w:r>
+    </w:p>
+    <w:bookmarkEnd w:id="58"/>
+    <w:bookmarkStart w:id="59" w:name="think-about-this-before-deciding-7"/>
+    <w:p>
+      <w:pPr>
+        <w:pStyle w:val="Heading3"/>
+      </w:pPr>
+      <w:r>
+        <w:t xml:space="preserve">Think about this before deciding</w:t>
+      </w:r>
+    </w:p>
+    <w:p>
+      <w:pPr>
+        <w:pStyle w:val="Compact"/>
+        <w:numPr>
+          <w:ilvl w:val="0"/>
+          <w:numId w:val="1079"/>
+        </w:numPr>
+      </w:pPr>
+      <w:r>
+        <w:t xml:space="preserve">If</w:t>
+      </w:r>
+      <w:r>
+        <w:t xml:space="preserve"> </w:t>
+      </w:r>
+      <w:r>
+        <w:rPr>
+          <w:rStyle w:val="VerbatimChar"/>
+        </w:rPr>
+        <w:t xml:space="preserve">wm_tapos = 2</w:t>
+      </w:r>
+      <w:r>
+        <w:t xml:space="preserve"> </w:t>
+      </w:r>
+      <w:r>
+        <w:t xml:space="preserve">continues the same pick, should it count as</w:t>
+      </w:r>
+      <w:r>
+        <w:t xml:space="preserve"> </w:t>
+      </w:r>
+      <w:r>
+        <w:rPr>
+          <w:b/>
+          <w:bCs/>
+        </w:rPr>
+        <w:t xml:space="preserve">one pick</w:t>
+      </w:r>
+      <w:r>
+        <w:t xml:space="preserve"> </w:t>
+      </w:r>
+      <w:r>
+        <w:t xml:space="preserve">(merge the lines) or as</w:t>
+      </w:r>
+      <w:r>
+        <w:t xml:space="preserve"> </w:t>
+      </w:r>
+      <w:r>
+        <w:rPr>
+          <w:b/>
+          <w:bCs/>
+        </w:rPr>
+        <w:t xml:space="preserve">two lines</w:t>
+      </w:r>
+      <w:r>
+        <w:t xml:space="preserve"> </w:t>
+      </w:r>
+      <w:r>
+        <w:t xml:space="preserve">of work? Which makes picks per hour more honest?</w:t>
+      </w:r>
+    </w:p>
+    <w:p>
+      <w:pPr>
+        <w:pStyle w:val="Compact"/>
+        <w:numPr>
+          <w:ilvl w:val="0"/>
+          <w:numId w:val="1079"/>
+        </w:numPr>
+      </w:pPr>
+      <w:r>
+        <w:t xml:space="preserve">Should the 2,811 repeated</w:t>
+      </w:r>
+      <w:r>
+        <w:t xml:space="preserve"> </w:t>
+      </w:r>
+      <w:r>
+        <w:rPr>
+          <w:rStyle w:val="VerbatimChar"/>
+        </w:rPr>
+        <w:t xml:space="preserve">wm_tapos = 1</w:t>
+      </w:r>
+      <w:r>
+        <w:t xml:space="preserve"> </w:t>
+      </w:r>
+      <w:r>
+        <w:t xml:space="preserve">lines confirmed within ~2 seconds be treated as double confirmations and merged?</w:t>
+      </w:r>
+    </w:p>
+    <w:p>
+      <w:pPr>
+        <w:pStyle w:val="Compact"/>
+        <w:numPr>
+          <w:ilvl w:val="0"/>
+          <w:numId w:val="1079"/>
+        </w:numPr>
+      </w:pPr>
+      <w:r>
+        <w:t xml:space="preserve">If a few products cause most split lines, is that a</w:t>
+      </w:r>
+      <w:r>
+        <w:t xml:space="preserve"> </w:t>
+      </w:r>
+      <w:r>
+        <w:rPr>
+          <w:b/>
+          <w:bCs/>
+        </w:rPr>
+        <w:t xml:space="preserve">business finding</w:t>
+      </w:r>
+      <w:r>
+        <w:t xml:space="preserve"> </w:t>
+      </w:r>
+      <w:r>
+        <w:t xml:space="preserve">(e.g. stock spread over several bins) worth including in the analysis?</w:t>
+      </w:r>
+    </w:p>
+    <w:bookmarkEnd w:id="59"/>
+    <w:bookmarkEnd w:id="60"/>
+    <w:bookmarkStart w:id="66" w:name="calendar-week-calweek"/>
     <w:p>
       <w:pPr>
         <w:pStyle w:val="Heading1"/>
       </w:pPr>
       <w:r>
-        <w:t xml:space="preserve">5. Data Quality Log</w:t>
+        <w:t xml:space="preserve">10. Calendar Week (calweek)</w:t>
+      </w:r>
+    </w:p>
+    <w:p>
+      <w:pPr>
+        <w:pStyle w:val="FirstParagraph"/>
+      </w:pPr>
+      <w:r>
+        <w:rPr>
+          <w:rStyle w:val="VerbatimChar"/>
+        </w:rPr>
+        <w:t xml:space="preserve">calweek</w:t>
+      </w:r>
+      <w:r>
+        <w:t xml:space="preserve"> </w:t>
+      </w:r>
+      <w:r>
+        <w:t xml:space="preserve">is the only column that allows weekly comparisons. With only 20 days of data, the key question is whether the weeks are complete and comparable.</w:t>
+      </w:r>
+    </w:p>
+    <w:bookmarkStart w:id="61" w:name="X6997c6db22ccfd3af4dced871e3a01884f3ccf2"/>
+    <w:p>
+      <w:pPr>
+        <w:pStyle w:val="Heading3"/>
+      </w:pPr>
+      <w:r>
+        <w:t xml:space="preserve">Q1. Is calweek complete and stored correctly?</w:t>
+      </w:r>
+    </w:p>
+    <w:p>
+      <w:pPr>
+        <w:pStyle w:val="FirstParagraph"/>
+      </w:pPr>
+      <w:r>
+        <w:rPr>
+          <w:i/>
+          <w:iCs/>
+        </w:rPr>
+        <w:t xml:space="preserve">Goal: basic completeness check and understanding the format (</w:t>
+      </w:r>
+      <w:r>
+        <w:rPr>
+          <w:rStyle w:val="VerbatimChar"/>
+          <w:i/>
+          <w:iCs/>
+        </w:rPr>
+        <w:t xml:space="preserve">202313</w:t>
+      </w:r>
+      <w:r>
+        <w:rPr>
+          <w:i/>
+          <w:iCs/>
+        </w:rPr>
+        <w:t xml:space="preserve"> </w:t>
+      </w:r>
+      <w:r>
+        <w:rPr>
+          <w:i/>
+          <w:iCs/>
+        </w:rPr>
+        <w:t xml:space="preserve">= year 2023, week 13).</w:t>
+      </w:r>
+    </w:p>
+    <w:p>
+      <w:pPr>
+        <w:pStyle w:val="BodyText"/>
+      </w:pPr>
+      <w:r>
+        <w:rPr>
+          <w:b/>
+          <w:bCs/>
+        </w:rPr>
+        <w:t xml:space="preserve">What to look for:</w:t>
+      </w:r>
+    </w:p>
+    <w:p>
+      <w:pPr>
+        <w:pStyle w:val="Compact"/>
+        <w:numPr>
+          <w:ilvl w:val="0"/>
+          <w:numId w:val="1080"/>
+        </w:numPr>
+      </w:pPr>
+      <w:r>
+        <w:t xml:space="preserve">Zero missing values.</w:t>
+      </w:r>
+    </w:p>
+    <w:p>
+      <w:pPr>
+        <w:pStyle w:val="Compact"/>
+        <w:numPr>
+          <w:ilvl w:val="0"/>
+          <w:numId w:val="1080"/>
+        </w:numPr>
+      </w:pPr>
+      <w:r>
+        <w:t xml:space="preserve">How many weeks there are and how unevenly picks are spread across them.</w:t>
+      </w:r>
+    </w:p>
+    <w:p>
+      <w:pPr>
+        <w:pStyle w:val="FirstParagraph"/>
+      </w:pPr>
+      <w:r>
+        <w:rPr>
+          <w:b/>
+          <w:bCs/>
+        </w:rPr>
+        <w:t xml:space="preserve">Findings:</w:t>
+      </w:r>
+    </w:p>
+    <w:p>
+      <w:pPr>
+        <w:pStyle w:val="Compact"/>
+        <w:numPr>
+          <w:ilvl w:val="0"/>
+          <w:numId w:val="1081"/>
+        </w:numPr>
+      </w:pPr>
+      <w:r>
+        <w:t xml:space="preserve">Integer type with</w:t>
+      </w:r>
+      <w:r>
+        <w:t xml:space="preserve"> </w:t>
+      </w:r>
+      <w:r>
+        <w:rPr>
+          <w:b/>
+          <w:bCs/>
+        </w:rPr>
+        <w:t xml:space="preserve">no missing values</w:t>
+      </w:r>
+      <w:r>
+        <w:t xml:space="preserve">.</w:t>
+      </w:r>
+    </w:p>
+    <w:p>
+      <w:pPr>
+        <w:pStyle w:val="Compact"/>
+        <w:numPr>
+          <w:ilvl w:val="0"/>
+          <w:numId w:val="1081"/>
+        </w:numPr>
+      </w:pPr>
+      <w:r>
+        <w:rPr>
+          <w:b/>
+          <w:bCs/>
+        </w:rPr>
+        <w:t xml:space="preserve">4 weeks</w:t>
+      </w:r>
+      <w:r>
+        <w:t xml:space="preserve"> </w:t>
+      </w:r>
+      <w:r>
+        <w:t xml:space="preserve">(202313–202316), with picks per week ranging from</w:t>
+      </w:r>
+      <w:r>
+        <w:t xml:space="preserve"> </w:t>
+      </w:r>
+      <w:r>
+        <w:rPr>
+          <w:b/>
+          <w:bCs/>
+        </w:rPr>
+        <w:t xml:space="preserve">22,652 to 82,197</w:t>
+      </w:r>
+      <w:r>
+        <w:t xml:space="preserve">.</w:t>
+      </w:r>
+    </w:p>
+    <w:p>
+      <w:pPr>
+        <w:pStyle w:val="FirstParagraph"/>
+      </w:pPr>
+      <w:r>
+        <w:rPr>
+          <w:b/>
+          <w:bCs/>
+        </w:rPr>
+        <w:t xml:space="preserve">Conclusion:</w:t>
+      </w:r>
+      <w:r>
+        <w:t xml:space="preserve"> </w:t>
+      </w:r>
+      <w:r>
+        <w:t xml:space="preserve">the column is complete, but the large differences in weekly totals need explaining before any weekly comparison (see Q3).</w:t>
+      </w:r>
+    </w:p>
+    <w:bookmarkEnd w:id="61"/>
+    <w:bookmarkStart w:id="62" w:name="q2.-is-calweek-consistent-with-calday"/>
+    <w:p>
+      <w:pPr>
+        <w:pStyle w:val="Heading3"/>
+      </w:pPr>
+      <w:r>
+        <w:t xml:space="preserve">Q2. Is calweek consistent with calday?</w:t>
+      </w:r>
+    </w:p>
+    <w:p>
+      <w:pPr>
+        <w:pStyle w:val="FirstParagraph"/>
+      </w:pPr>
+      <w:r>
+        <w:rPr>
+          <w:i/>
+          <w:iCs/>
+        </w:rPr>
+        <w:t xml:space="preserve">Goal: confirm which week rule is used so weekly totals match in SQL and Power BI.</w:t>
+      </w:r>
+    </w:p>
+    <w:p>
+      <w:pPr>
+        <w:pStyle w:val="BodyText"/>
+      </w:pPr>
+      <w:r>
+        <w:rPr>
+          <w:b/>
+          <w:bCs/>
+        </w:rPr>
+        <w:t xml:space="preserve">What to look for:</w:t>
+      </w:r>
+    </w:p>
+    <w:p>
+      <w:pPr>
+        <w:pStyle w:val="Compact"/>
+        <w:numPr>
+          <w:ilvl w:val="0"/>
+          <w:numId w:val="1082"/>
+        </w:numPr>
+      </w:pPr>
+      <w:r>
+        <w:t xml:space="preserve">0 mismatches between</w:t>
+      </w:r>
+      <w:r>
+        <w:t xml:space="preserve"> </w:t>
+      </w:r>
+      <w:r>
+        <w:rPr>
+          <w:rStyle w:val="VerbatimChar"/>
+        </w:rPr>
+        <w:t xml:space="preserve">calweek</w:t>
+      </w:r>
+      <w:r>
+        <w:t xml:space="preserve"> </w:t>
+      </w:r>
+      <w:r>
+        <w:t xml:space="preserve">and the ISO week of</w:t>
+      </w:r>
+      <w:r>
+        <w:t xml:space="preserve"> </w:t>
+      </w:r>
+      <w:r>
+        <w:rPr>
+          <w:rStyle w:val="VerbatimChar"/>
+        </w:rPr>
+        <w:t xml:space="preserve">calday</w:t>
+      </w:r>
+      <w:r>
+        <w:t xml:space="preserve">.</w:t>
+      </w:r>
+    </w:p>
+    <w:p>
+      <w:pPr>
+        <w:pStyle w:val="FirstParagraph"/>
+      </w:pPr>
+      <w:r>
+        <w:rPr>
+          <w:b/>
+          <w:bCs/>
+        </w:rPr>
+        <w:t xml:space="preserve">Findings:</w:t>
+      </w:r>
+    </w:p>
+    <w:p>
+      <w:pPr>
+        <w:pStyle w:val="Compact"/>
+        <w:numPr>
+          <w:ilvl w:val="0"/>
+          <w:numId w:val="1083"/>
+        </w:numPr>
+      </w:pPr>
+      <w:r>
+        <w:rPr>
+          <w:b/>
+          <w:bCs/>
+        </w:rPr>
+        <w:t xml:space="preserve">0 rows</w:t>
+      </w:r>
+      <w:r>
+        <w:t xml:space="preserve"> </w:t>
+      </w:r>
+      <w:r>
+        <w:t xml:space="preserve">where</w:t>
+      </w:r>
+      <w:r>
+        <w:t xml:space="preserve"> </w:t>
+      </w:r>
+      <w:r>
+        <w:rPr>
+          <w:rStyle w:val="VerbatimChar"/>
+        </w:rPr>
+        <w:t xml:space="preserve">calweek</w:t>
+      </w:r>
+      <w:r>
+        <w:t xml:space="preserve"> </w:t>
+      </w:r>
+      <w:r>
+        <w:t xml:space="preserve">differs from the ISO week of</w:t>
+      </w:r>
+      <w:r>
+        <w:t xml:space="preserve"> </w:t>
+      </w:r>
+      <w:r>
+        <w:rPr>
+          <w:rStyle w:val="VerbatimChar"/>
+        </w:rPr>
+        <w:t xml:space="preserve">calday</w:t>
+      </w:r>
+      <w:r>
+        <w:t xml:space="preserve">.</w:t>
+      </w:r>
+    </w:p>
+    <w:p>
+      <w:pPr>
+        <w:pStyle w:val="FirstParagraph"/>
+      </w:pPr>
+      <w:r>
+        <w:rPr>
+          <w:b/>
+          <w:bCs/>
+        </w:rPr>
+        <w:t xml:space="preserve">Conclusion:</w:t>
+      </w:r>
+      <w:r>
+        <w:t xml:space="preserve"> </w:t>
+      </w:r>
+      <w:r>
+        <w:rPr>
+          <w:rStyle w:val="VerbatimChar"/>
+        </w:rPr>
+        <w:t xml:space="preserve">calweek</w:t>
+      </w:r>
+      <w:r>
+        <w:t xml:space="preserve"> </w:t>
+      </w:r>
+      <w:r>
+        <w:t xml:space="preserve">follows</w:t>
+      </w:r>
+      <w:r>
+        <w:t xml:space="preserve"> </w:t>
+      </w:r>
+      <w:r>
+        <w:rPr>
+          <w:b/>
+          <w:bCs/>
+        </w:rPr>
+        <w:t xml:space="preserve">ISO weeks (Monday to Sunday)</w:t>
+      </w:r>
+      <w:r>
+        <w:t xml:space="preserve"> </w:t>
+      </w:r>
+      <w:r>
+        <w:t xml:space="preserve">and is derived from</w:t>
+      </w:r>
+      <w:r>
+        <w:t xml:space="preserve"> </w:t>
+      </w:r>
+      <w:r>
+        <w:rPr>
+          <w:rStyle w:val="VerbatimChar"/>
+        </w:rPr>
+        <w:t xml:space="preserve">calday</w:t>
+      </w:r>
+      <w:r>
+        <w:t xml:space="preserve">, so it can be recreated from any date.</w:t>
+      </w:r>
+    </w:p>
+    <w:bookmarkEnd w:id="62"/>
+    <w:bookmarkStart w:id="63" w:name="q3.-are-all-weeks-complete"/>
+    <w:p>
+      <w:pPr>
+        <w:pStyle w:val="Heading3"/>
+      </w:pPr>
+      <w:r>
+        <w:t xml:space="preserve">Q3. Are all weeks complete?</w:t>
+      </w:r>
+    </w:p>
+    <w:p>
+      <w:pPr>
+        <w:pStyle w:val="FirstParagraph"/>
+      </w:pPr>
+      <w:r>
+        <w:rPr>
+          <w:i/>
+          <w:iCs/>
+        </w:rPr>
+        <w:t xml:space="preserve">Goal: check whether weekly totals are comparable.</w:t>
+      </w:r>
+    </w:p>
+    <w:p>
+      <w:pPr>
+        <w:pStyle w:val="BodyText"/>
+      </w:pPr>
+      <w:r>
+        <w:rPr>
+          <w:b/>
+          <w:bCs/>
+        </w:rPr>
+        <w:t xml:space="preserve">What to look for:</w:t>
+      </w:r>
+    </w:p>
+    <w:p>
+      <w:pPr>
+        <w:pStyle w:val="Compact"/>
+        <w:numPr>
+          <w:ilvl w:val="0"/>
+          <w:numId w:val="1084"/>
+        </w:numPr>
+      </w:pPr>
+      <w:r>
+        <w:t xml:space="preserve">Weeks with fewer than 7 days.</w:t>
+      </w:r>
+    </w:p>
+    <w:p>
+      <w:pPr>
+        <w:pStyle w:val="Compact"/>
+        <w:numPr>
+          <w:ilvl w:val="0"/>
+          <w:numId w:val="1084"/>
+        </w:numPr>
+      </w:pPr>
+      <w:r>
+        <w:t xml:space="preserve">Whether weeks still differ when compared per day instead of in total.</w:t>
+      </w:r>
+    </w:p>
+    <w:p>
+      <w:pPr>
+        <w:pStyle w:val="FirstParagraph"/>
+      </w:pPr>
+      <w:r>
+        <w:rPr>
+          <w:b/>
+          <w:bCs/>
+        </w:rPr>
+        <w:t xml:space="preserve">Findings:</w:t>
+      </w:r>
+    </w:p>
+    <w:p>
+      <w:pPr>
+        <w:pStyle w:val="Compact"/>
+        <w:numPr>
+          <w:ilvl w:val="0"/>
+          <w:numId w:val="1085"/>
+        </w:numPr>
+      </w:pPr>
+      <w:r>
+        <w:t xml:space="preserve">Only</w:t>
+      </w:r>
+      <w:r>
+        <w:t xml:space="preserve"> </w:t>
+      </w:r>
+      <w:r>
+        <w:rPr>
+          <w:b/>
+          <w:bCs/>
+        </w:rPr>
+        <w:t xml:space="preserve">weeks 14 and 15 are complete</w:t>
+      </w:r>
+      <w:r>
+        <w:t xml:space="preserve"> </w:t>
+      </w:r>
+      <w:r>
+        <w:t xml:space="preserve">(7 days each).</w:t>
+      </w:r>
+    </w:p>
+    <w:p>
+      <w:pPr>
+        <w:pStyle w:val="Compact"/>
+        <w:numPr>
+          <w:ilvl w:val="0"/>
+          <w:numId w:val="1085"/>
+        </w:numPr>
+      </w:pPr>
+      <w:r>
+        <w:rPr>
+          <w:b/>
+          <w:bCs/>
+        </w:rPr>
+        <w:t xml:space="preserve">Week 13 has only 2 days</w:t>
+      </w:r>
+      <w:r>
+        <w:t xml:space="preserve"> </w:t>
+      </w:r>
+      <w:r>
+        <w:t xml:space="preserve">(1–2 April, Saturday–Sunday) and</w:t>
+      </w:r>
+      <w:r>
+        <w:t xml:space="preserve"> </w:t>
+      </w:r>
+      <w:r>
+        <w:rPr>
+          <w:b/>
+          <w:bCs/>
+        </w:rPr>
+        <w:t xml:space="preserve">week 16 has only 4 days</w:t>
+      </w:r>
+      <w:r>
+        <w:t xml:space="preserve"> </w:t>
+      </w:r>
+      <w:r>
+        <w:t xml:space="preserve">(17–20 April, Monday–Thursday).</w:t>
+      </w:r>
+    </w:p>
+    <w:p>
+      <w:pPr>
+        <w:pStyle w:val="Compact"/>
+        <w:numPr>
+          <w:ilvl w:val="0"/>
+          <w:numId w:val="1085"/>
+        </w:numPr>
+      </w:pPr>
+      <w:r>
+        <w:t xml:space="preserve">Per day, weeks 13, 15 and 16 are similar (</w:t>
+      </w:r>
+      <w:r>
+        <w:rPr>
+          <w:b/>
+          <w:bCs/>
+        </w:rPr>
+        <w:t xml:space="preserve">11,326–11,742 picks/day</w:t>
+      </w:r>
+      <w:r>
+        <w:t xml:space="preserve">), while</w:t>
+      </w:r>
+      <w:r>
+        <w:t xml:space="preserve"> </w:t>
+      </w:r>
+      <w:r>
+        <w:rPr>
+          <w:b/>
+          <w:bCs/>
+        </w:rPr>
+        <w:t xml:space="preserve">week 14 is lower (9,457 picks/day)</w:t>
+      </w:r>
+      <w:r>
+        <w:t xml:space="preserve">.</w:t>
+      </w:r>
+    </w:p>
+    <w:p>
+      <w:pPr>
+        <w:pStyle w:val="FirstParagraph"/>
+      </w:pPr>
+      <w:r>
+        <w:rPr>
+          <w:b/>
+          <w:bCs/>
+        </w:rPr>
+        <w:t xml:space="preserve">Conclusion:</w:t>
+      </w:r>
+      <w:r>
+        <w:t xml:space="preserve"> </w:t>
+      </w:r>
+      <w:r>
+        <w:t xml:space="preserve">weekly</w:t>
+      </w:r>
+      <w:r>
+        <w:t xml:space="preserve"> </w:t>
+      </w:r>
+      <w:r>
+        <w:rPr>
+          <w:b/>
+          <w:bCs/>
+        </w:rPr>
+        <w:t xml:space="preserve">totals are misleading</w:t>
+      </w:r>
+      <w:r>
+        <w:t xml:space="preserve"> </w:t>
+      </w:r>
+      <w:r>
+        <w:t xml:space="preserve">because weeks cover different numbers of days. Compare</w:t>
+      </w:r>
+      <w:r>
+        <w:t xml:space="preserve"> </w:t>
+      </w:r>
+      <w:r>
+        <w:rPr>
+          <w:b/>
+          <w:bCs/>
+        </w:rPr>
+        <w:t xml:space="preserve">picks per day</w:t>
+      </w:r>
+      <w:r>
+        <w:t xml:space="preserve">. The lower week 14 is worth investigating at daily level in EDA.</w:t>
+      </w:r>
+    </w:p>
+    <w:bookmarkEnd w:id="63"/>
+    <w:bookmarkStart w:id="64" w:name="q4.-is-every-weekday-equally-represented"/>
+    <w:p>
+      <w:pPr>
+        <w:pStyle w:val="Heading3"/>
+      </w:pPr>
+      <w:r>
+        <w:t xml:space="preserve">Q4. Is every weekday equally represented?</w:t>
+      </w:r>
+    </w:p>
+    <w:p>
+      <w:pPr>
+        <w:pStyle w:val="FirstParagraph"/>
+      </w:pPr>
+      <w:r>
+        <w:rPr>
+          <w:i/>
+          <w:iCs/>
+        </w:rPr>
+        <w:t xml:space="preserve">Goal: make sure weekday comparisons are not biased by how often each weekday occurs.</w:t>
+      </w:r>
+    </w:p>
+    <w:p>
+      <w:pPr>
+        <w:pStyle w:val="BodyText"/>
+      </w:pPr>
+      <w:r>
+        <w:rPr>
+          <w:b/>
+          <w:bCs/>
+        </w:rPr>
+        <w:t xml:space="preserve">What to look for:</w:t>
+      </w:r>
+    </w:p>
+    <w:p>
+      <w:pPr>
+        <w:pStyle w:val="Compact"/>
+        <w:numPr>
+          <w:ilvl w:val="0"/>
+          <w:numId w:val="1086"/>
+        </w:numPr>
+      </w:pPr>
+      <w:r>
+        <w:t xml:space="preserve">Whether each weekday occurs the same number of times.</w:t>
+      </w:r>
+    </w:p>
+    <w:p>
+      <w:pPr>
+        <w:pStyle w:val="Compact"/>
+        <w:numPr>
+          <w:ilvl w:val="0"/>
+          <w:numId w:val="1086"/>
+        </w:numPr>
+      </w:pPr>
+      <w:r>
+        <w:t xml:space="preserve">The effect of the midnight split on weekday assignment.</w:t>
+      </w:r>
+    </w:p>
+    <w:p>
+      <w:pPr>
+        <w:pStyle w:val="FirstParagraph"/>
+      </w:pPr>
+      <w:r>
+        <w:rPr>
+          <w:b/>
+          <w:bCs/>
+        </w:rPr>
+        <w:t xml:space="preserve">Findings:</w:t>
+      </w:r>
+    </w:p>
+    <w:p>
+      <w:pPr>
+        <w:pStyle w:val="Compact"/>
+        <w:numPr>
+          <w:ilvl w:val="0"/>
+          <w:numId w:val="1087"/>
+        </w:numPr>
+      </w:pPr>
+      <w:r>
+        <w:rPr>
+          <w:b/>
+          <w:bCs/>
+        </w:rPr>
+        <w:t xml:space="preserve">Friday occurs only twice</w:t>
+      </w:r>
+      <w:r>
+        <w:t xml:space="preserve">; every other weekday occurs 3 times.</w:t>
+      </w:r>
+    </w:p>
+    <w:p>
+      <w:pPr>
+        <w:pStyle w:val="Compact"/>
+        <w:numPr>
+          <w:ilvl w:val="0"/>
+          <w:numId w:val="1087"/>
+        </w:numPr>
+      </w:pPr>
+      <w:r>
+        <w:t xml:space="preserve">Friday has the</w:t>
+      </w:r>
+      <w:r>
+        <w:t xml:space="preserve"> </w:t>
+      </w:r>
+      <w:r>
+        <w:rPr>
+          <w:b/>
+          <w:bCs/>
+        </w:rPr>
+        <w:t xml:space="preserve">fewest total picks (24,608)</w:t>
+      </w:r>
+      <w:r>
+        <w:t xml:space="preserve">, but per occurrence it has about</w:t>
+      </w:r>
+      <w:r>
+        <w:t xml:space="preserve"> </w:t>
+      </w:r>
+      <w:r>
+        <w:rPr>
+          <w:b/>
+          <w:bCs/>
+        </w:rPr>
+        <w:t xml:space="preserve">12,300 picks</w:t>
+      </w:r>
+      <w:r>
+        <w:t xml:space="preserve">, the highest of all weekdays. Thursday is the lowest per occurrence (about 9,000).</w:t>
+      </w:r>
+    </w:p>
+    <w:p>
+      <w:pPr>
+        <w:pStyle w:val="Compact"/>
+        <w:numPr>
+          <w:ilvl w:val="0"/>
+          <w:numId w:val="1087"/>
+        </w:numPr>
+      </w:pPr>
+      <w:r>
+        <w:rPr>
+          <w:rStyle w:val="VerbatimChar"/>
+        </w:rPr>
+        <w:t xml:space="preserve">calday</w:t>
+      </w:r>
+      <w:r>
+        <w:t xml:space="preserve"> </w:t>
+      </w:r>
+      <w:r>
+        <w:t xml:space="preserve">is based on</w:t>
+      </w:r>
+      <w:r>
+        <w:t xml:space="preserve"> </w:t>
+      </w:r>
+      <w:r>
+        <w:rPr>
+          <w:rStyle w:val="VerbatimChar"/>
+        </w:rPr>
+        <w:t xml:space="preserve">finish_time</w:t>
+      </w:r>
+      <w:r>
+        <w:t xml:space="preserve">, so picks after midnight are assigned to the</w:t>
+      </w:r>
+      <w:r>
+        <w:t xml:space="preserve"> </w:t>
+      </w:r>
+      <w:r>
+        <w:rPr>
+          <w:b/>
+          <w:bCs/>
+        </w:rPr>
+        <w:t xml:space="preserve">next weekday</w:t>
+      </w:r>
+      <w:r>
+        <w:t xml:space="preserve">. For example,</w:t>
+      </w:r>
+      <w:r>
+        <w:t xml:space="preserve"> </w:t>
+      </w:r>
+      <w:r>
+        <w:t xml:space="preserve">“Friday”</w:t>
+      </w:r>
+      <w:r>
+        <w:t xml:space="preserve"> </w:t>
+      </w:r>
+      <w:r>
+        <w:t xml:space="preserve">picks mix the end of Thursday’s night shift with the start of Friday’s.</w:t>
+      </w:r>
+    </w:p>
+    <w:p>
+      <w:pPr>
+        <w:pStyle w:val="FirstParagraph"/>
+      </w:pPr>
+      <w:r>
+        <w:rPr>
+          <w:b/>
+          <w:bCs/>
+        </w:rPr>
+        <w:t xml:space="preserve">Conclusion:</w:t>
+      </w:r>
+      <w:r>
+        <w:t xml:space="preserve"> </w:t>
+      </w:r>
+      <w:r>
+        <w:t xml:space="preserve">weekday totals are misleading: Friday only looks quiet because it occurs less often. Weekday analysis must use</w:t>
+      </w:r>
+      <w:r>
+        <w:t xml:space="preserve"> </w:t>
+      </w:r>
+      <w:r>
+        <w:rPr>
+          <w:b/>
+          <w:bCs/>
+        </w:rPr>
+        <w:t xml:space="preserve">averages per occurrence</w:t>
+      </w:r>
+      <w:r>
+        <w:t xml:space="preserve"> </w:t>
+      </w:r>
+      <w:r>
+        <w:t xml:space="preserve">and a</w:t>
+      </w:r>
+      <w:r>
+        <w:t xml:space="preserve"> </w:t>
+      </w:r>
+      <w:r>
+        <w:rPr>
+          <w:b/>
+          <w:bCs/>
+        </w:rPr>
+        <w:t xml:space="preserve">shift date</w:t>
+      </w:r>
+      <w:r>
+        <w:t xml:space="preserve">, not</w:t>
+      </w:r>
+      <w:r>
+        <w:t xml:space="preserve"> </w:t>
+      </w:r>
+      <w:r>
+        <w:rPr>
+          <w:rStyle w:val="VerbatimChar"/>
+        </w:rPr>
+        <w:t xml:space="preserve">calday</w:t>
+      </w:r>
+      <w:r>
+        <w:t xml:space="preserve">.</w:t>
+      </w:r>
+    </w:p>
+    <w:bookmarkEnd w:id="64"/>
+    <w:bookmarkStart w:id="65" w:name="think-about-this-before-deciding-8"/>
+    <w:p>
+      <w:pPr>
+        <w:pStyle w:val="Heading3"/>
+      </w:pPr>
+      <w:r>
+        <w:t xml:space="preserve">Think about this before deciding</w:t>
+      </w:r>
+    </w:p>
+    <w:p>
+      <w:pPr>
+        <w:pStyle w:val="Compact"/>
+        <w:numPr>
+          <w:ilvl w:val="0"/>
+          <w:numId w:val="1088"/>
+        </w:numPr>
+      </w:pPr>
+      <w:r>
+        <w:t xml:space="preserve">With only 2 complete weeks, is weekly analysis meaningful, or should the analysis use</w:t>
+      </w:r>
+      <w:r>
+        <w:t xml:space="preserve"> </w:t>
+      </w:r>
+      <w:r>
+        <w:rPr>
+          <w:b/>
+          <w:bCs/>
+        </w:rPr>
+        <w:t xml:space="preserve">daily</w:t>
+      </w:r>
+      <w:r>
+        <w:t xml:space="preserve"> </w:t>
+      </w:r>
+      <w:r>
+        <w:t xml:space="preserve">(per</w:t>
+      </w:r>
+      <w:r>
+        <w:t xml:space="preserve"> </w:t>
+      </w:r>
+      <w:r>
+        <w:rPr>
+          <w:rStyle w:val="VerbatimChar"/>
+        </w:rPr>
+        <w:t xml:space="preserve">shift_date</w:t>
+      </w:r>
+      <w:r>
+        <w:t xml:space="preserve">) figures instead?</w:t>
+      </w:r>
+    </w:p>
+    <w:p>
+      <w:pPr>
+        <w:pStyle w:val="Compact"/>
+        <w:numPr>
+          <w:ilvl w:val="0"/>
+          <w:numId w:val="1088"/>
+        </w:numPr>
+      </w:pPr>
+      <w:r>
+        <w:t xml:space="preserve">Should</w:t>
+      </w:r>
+      <w:r>
+        <w:t xml:space="preserve"> </w:t>
+      </w:r>
+      <w:r>
+        <w:rPr>
+          <w:rStyle w:val="VerbatimChar"/>
+        </w:rPr>
+        <w:t xml:space="preserve">calweek</w:t>
+      </w:r>
+      <w:r>
+        <w:t xml:space="preserve"> </w:t>
+      </w:r>
+      <w:r>
+        <w:t xml:space="preserve">be kept, dropped, or recalculated from</w:t>
+      </w:r>
+      <w:r>
+        <w:t xml:space="preserve"> </w:t>
+      </w:r>
+      <w:r>
+        <w:rPr>
+          <w:rStyle w:val="VerbatimChar"/>
+        </w:rPr>
+        <w:t xml:space="preserve">shift_date</w:t>
+      </w:r>
+      <w:r>
+        <w:t xml:space="preserve"> </w:t>
+      </w:r>
+      <w:r>
+        <w:t xml:space="preserve">so the midnight split does not move picks into the next day or week?</w:t>
+      </w:r>
+    </w:p>
+    <w:p>
+      <w:pPr>
+        <w:pStyle w:val="Compact"/>
+        <w:numPr>
+          <w:ilvl w:val="0"/>
+          <w:numId w:val="1088"/>
+        </w:numPr>
+      </w:pPr>
+      <w:r>
+        <w:t xml:space="preserve">In Power BI, would a proper</w:t>
+      </w:r>
+      <w:r>
+        <w:t xml:space="preserve"> </w:t>
+      </w:r>
+      <w:r>
+        <w:rPr>
+          <w:b/>
+          <w:bCs/>
+        </w:rPr>
+        <w:t xml:space="preserve">date table</w:t>
+      </w:r>
+      <w:r>
+        <w:t xml:space="preserve"> </w:t>
+      </w:r>
+      <w:r>
+        <w:t xml:space="preserve">(shift date, week, weekday) be better than relying on this column?</w:t>
+      </w:r>
+    </w:p>
+    <w:bookmarkEnd w:id="65"/>
+    <w:bookmarkEnd w:id="66"/>
+    <w:bookmarkStart w:id="67" w:name="data-quality-log"/>
+    <w:p>
+      <w:pPr>
+        <w:pStyle w:val="Heading1"/>
+      </w:pPr>
+      <w:r>
+        <w:t xml:space="preserve">11. Data Quality Log</w:t>
       </w:r>
     </w:p>
     <w:tbl>
@@ -2209,23 +9952,965 @@
           </w:p>
         </w:tc>
       </w:tr>
+      <w:tr>
+        <w:tc>
+          <w:tcPr/>
+          <w:p>
+            <w:pPr>
+              <w:pStyle w:val="Compact"/>
+            </w:pPr>
+            <w:r>
+              <w:t xml:space="preserve">wm_tapos</w:t>
+            </w:r>
+          </w:p>
+        </w:tc>
+        <w:tc>
+          <w:tcPr/>
+          <w:p>
+            <w:pPr>
+              <w:pStyle w:val="Compact"/>
+            </w:pPr>
+            <w:r>
+              <w:t xml:space="preserve">Continuation lines (</w:t>
+            </w:r>
+            <w:r>
+              <w:rPr>
+                <w:rStyle w:val="VerbatimChar"/>
+              </w:rPr>
+              <w:t xml:space="preserve">wm_tapos</w:t>
+            </w:r>
+            <w:r>
+              <w:t xml:space="preserve"> </w:t>
+            </w:r>
+            <w:r>
+              <w:t xml:space="preserve">= 2/3)</w:t>
+            </w:r>
+          </w:p>
+        </w:tc>
+        <w:tc>
+          <w:tcPr/>
+          <w:p>
+            <w:pPr>
+              <w:pStyle w:val="Compact"/>
+            </w:pPr>
+            <w:r>
+              <w:t xml:space="preserve">8,912</w:t>
+            </w:r>
+          </w:p>
+        </w:tc>
+        <w:tc>
+          <w:tcPr/>
+          <w:p>
+            <w:pPr>
+              <w:pStyle w:val="Compact"/>
+            </w:pPr>
+            <w:r>
+              <w:t xml:space="preserve">Open: merge into the original pick</w:t>
+            </w:r>
+          </w:p>
+        </w:tc>
+      </w:tr>
+      <w:tr>
+        <w:tc>
+          <w:tcPr/>
+          <w:p>
+            <w:pPr>
+              <w:pStyle w:val="Compact"/>
+            </w:pPr>
+            <w:r>
+              <w:t xml:space="preserve">wm_tapos</w:t>
+            </w:r>
+          </w:p>
+        </w:tc>
+        <w:tc>
+          <w:tcPr/>
+          <w:p>
+            <w:pPr>
+              <w:pStyle w:val="Compact"/>
+            </w:pPr>
+            <w:r>
+              <w:t xml:space="preserve">Repeated</w:t>
+            </w:r>
+            <w:r>
+              <w:t xml:space="preserve"> </w:t>
+            </w:r>
+            <w:r>
+              <w:rPr>
+                <w:rStyle w:val="VerbatimChar"/>
+              </w:rPr>
+              <w:t xml:space="preserve">wm_tapos = 1</w:t>
+            </w:r>
+            <w:r>
+              <w:t xml:space="preserve"> </w:t>
+            </w:r>
+            <w:r>
+              <w:t xml:space="preserve">lines within ~2 seconds</w:t>
+            </w:r>
+          </w:p>
+        </w:tc>
+        <w:tc>
+          <w:tcPr/>
+          <w:p>
+            <w:pPr>
+              <w:pStyle w:val="Compact"/>
+            </w:pPr>
+            <w:r>
+              <w:t xml:space="preserve">2,811</w:t>
+            </w:r>
+          </w:p>
+        </w:tc>
+        <w:tc>
+          <w:tcPr/>
+          <w:p>
+            <w:pPr>
+              <w:pStyle w:val="Compact"/>
+            </w:pPr>
+            <w:r>
+              <w:t xml:space="preserve">Open: possible double confirmations</w:t>
+            </w:r>
+          </w:p>
+        </w:tc>
+      </w:tr>
+      <w:tr>
+        <w:tc>
+          <w:tcPr/>
+          <w:p>
+            <w:pPr>
+              <w:pStyle w:val="Compact"/>
+            </w:pPr>
+            <w:r>
+              <w:t xml:space="preserve">picker</w:t>
+            </w:r>
+          </w:p>
+        </w:tc>
+        <w:tc>
+          <w:tcPr/>
+          <w:p>
+            <w:pPr>
+              <w:pStyle w:val="Compact"/>
+            </w:pPr>
+            <w:r>
+              <w:t xml:space="preserve">9 low-volume pickers linked to</w:t>
+            </w:r>
+            <w:r>
+              <w:t xml:space="preserve"> </w:t>
+            </w:r>
+            <w:r>
+              <w:rPr>
+                <w:rStyle w:val="VerbatimChar"/>
+              </w:rPr>
+              <w:t xml:space="preserve">colli_6599</w:t>
+            </w:r>
+          </w:p>
+        </w:tc>
+        <w:tc>
+          <w:tcPr/>
+          <w:p>
+            <w:pPr>
+              <w:pStyle w:val="Compact"/>
+            </w:pPr>
+            <w:r>
+              <w:t xml:space="preserve">620</w:t>
+            </w:r>
+          </w:p>
+        </w:tc>
+        <w:tc>
+          <w:tcPr/>
+          <w:p>
+            <w:pPr>
+              <w:pStyle w:val="Compact"/>
+            </w:pPr>
+            <w:r>
+              <w:t xml:space="preserve">Exclude from picker comparisons (threshold: 1,000 picks)</w:t>
+            </w:r>
+          </w:p>
+        </w:tc>
+      </w:tr>
+      <w:tr>
+        <w:tc>
+          <w:tcPr/>
+          <w:p>
+            <w:pPr>
+              <w:pStyle w:val="Compact"/>
+            </w:pPr>
+            <w:r>
+              <w:t xml:space="preserve">picker</w:t>
+            </w:r>
+          </w:p>
+        </w:tc>
+        <w:tc>
+          <w:tcPr/>
+          <w:p>
+            <w:pPr>
+              <w:pStyle w:val="Compact"/>
+            </w:pPr>
+            <w:r>
+              <w:t xml:space="preserve">Active days differ between pickers (6–20)</w:t>
+            </w:r>
+          </w:p>
+        </w:tc>
+        <w:tc>
+          <w:tcPr/>
+          <w:p>
+            <w:pPr>
+              <w:pStyle w:val="Compact"/>
+            </w:pPr>
+            <w:r>
+              <w:t xml:space="preserve">—</w:t>
+            </w:r>
+          </w:p>
+        </w:tc>
+        <w:tc>
+          <w:tcPr/>
+          <w:p>
+            <w:pPr>
+              <w:pStyle w:val="Compact"/>
+            </w:pPr>
+            <w:r>
+              <w:t xml:space="preserve">Compare per day or per hour, not totals</w:t>
+            </w:r>
+          </w:p>
+        </w:tc>
+      </w:tr>
+      <w:tr>
+        <w:tc>
+          <w:tcPr/>
+          <w:p>
+            <w:pPr>
+              <w:pStyle w:val="Compact"/>
+            </w:pPr>
+            <w:r>
+              <w:t xml:space="preserve">wm_vsola</w:t>
+            </w:r>
+          </w:p>
+        </w:tc>
+        <w:tc>
+          <w:tcPr/>
+          <w:p>
+            <w:pPr>
+              <w:pStyle w:val="Compact"/>
+            </w:pPr>
+            <w:r>
+              <w:t xml:space="preserve">Stored as float, but all values are whole numbers</w:t>
+            </w:r>
+          </w:p>
+        </w:tc>
+        <w:tc>
+          <w:tcPr/>
+          <w:p>
+            <w:pPr>
+              <w:pStyle w:val="Compact"/>
+            </w:pPr>
+            <w:r>
+              <w:t xml:space="preserve">All rows</w:t>
+            </w:r>
+          </w:p>
+        </w:tc>
+        <w:tc>
+          <w:tcPr/>
+          <w:p>
+            <w:pPr>
+              <w:pStyle w:val="Compact"/>
+            </w:pPr>
+            <w:r>
+              <w:t xml:space="preserve">Convert to integer</w:t>
+            </w:r>
+          </w:p>
+        </w:tc>
+      </w:tr>
+      <w:tr>
+        <w:tc>
+          <w:tcPr/>
+          <w:p>
+            <w:pPr>
+              <w:pStyle w:val="Compact"/>
+            </w:pPr>
+            <w:r>
+              <w:t xml:space="preserve">wm_vsola</w:t>
+            </w:r>
+          </w:p>
+        </w:tc>
+        <w:tc>
+          <w:tcPr/>
+          <w:p>
+            <w:pPr>
+              <w:pStyle w:val="Compact"/>
+            </w:pPr>
+            <w:r>
+              <w:t xml:space="preserve">Extreme quantities (up to 1,008)</w:t>
+            </w:r>
+          </w:p>
+        </w:tc>
+        <w:tc>
+          <w:tcPr/>
+          <w:p>
+            <w:pPr>
+              <w:pStyle w:val="Compact"/>
+            </w:pPr>
+            <w:r>
+              <w:t xml:space="preserve">Mostly</w:t>
+            </w:r>
+            <w:r>
+              <w:t xml:space="preserve"> </w:t>
+            </w:r>
+            <w:r>
+              <w:rPr>
+                <w:rStyle w:val="VerbatimChar"/>
+              </w:rPr>
+              <w:t xml:space="preserve">colli_6599</w:t>
+            </w:r>
+          </w:p>
+        </w:tc>
+        <w:tc>
+          <w:tcPr/>
+          <w:p>
+            <w:pPr>
+              <w:pStyle w:val="Compact"/>
+            </w:pPr>
+            <w:r>
+              <w:t xml:space="preserve">Excluded with the placeholder; review the rest with the correction rows</w:t>
+            </w:r>
+          </w:p>
+        </w:tc>
+      </w:tr>
+      <w:tr>
+        <w:tc>
+          <w:tcPr/>
+          <w:p>
+            <w:pPr>
+              <w:pStyle w:val="Compact"/>
+            </w:pPr>
+            <w:r>
+              <w:t xml:space="preserve">start_time</w:t>
+            </w:r>
+          </w:p>
+        </w:tc>
+        <w:tc>
+          <w:tcPr/>
+          <w:p>
+            <w:pPr>
+              <w:pStyle w:val="Compact"/>
+            </w:pPr>
+            <w:r>
+              <w:t xml:space="preserve">Missing values (all from 4 low-volume pickers)</w:t>
+            </w:r>
+          </w:p>
+        </w:tc>
+        <w:tc>
+          <w:tcPr/>
+          <w:p>
+            <w:pPr>
+              <w:pStyle w:val="Compact"/>
+            </w:pPr>
+            <w:r>
+              <w:t xml:space="preserve">94</w:t>
+            </w:r>
+          </w:p>
+        </w:tc>
+        <w:tc>
+          <w:tcPr/>
+          <w:p>
+            <w:pPr>
+              <w:pStyle w:val="Compact"/>
+            </w:pPr>
+            <w:r>
+              <w:t xml:space="preserve">Removed with the low-volume pickers / placeholder</w:t>
+            </w:r>
+          </w:p>
+        </w:tc>
+      </w:tr>
+      <w:tr>
+        <w:tc>
+          <w:tcPr/>
+          <w:p>
+            <w:pPr>
+              <w:pStyle w:val="Compact"/>
+            </w:pPr>
+            <w:r>
+              <w:t xml:space="preserve">start_time</w:t>
+            </w:r>
+          </w:p>
+        </w:tc>
+        <w:tc>
+          <w:tcPr/>
+          <w:p>
+            <w:pPr>
+              <w:pStyle w:val="Compact"/>
+            </w:pPr>
+            <w:r>
+              <w:t xml:space="preserve">Next pick starts before previous finishes (overlap)</w:t>
+            </w:r>
+          </w:p>
+        </w:tc>
+        <w:tc>
+          <w:tcPr/>
+          <w:p>
+            <w:pPr>
+              <w:pStyle w:val="Compact"/>
+            </w:pPr>
+            <w:r>
+              <w:t xml:space="preserve">91.4% of picks</w:t>
+            </w:r>
+          </w:p>
+        </w:tc>
+        <w:tc>
+          <w:tcPr/>
+          <w:p>
+            <w:pPr>
+              <w:pStyle w:val="Compact"/>
+            </w:pPr>
+            <w:r>
+              <w:t xml:space="preserve">Do not use start-to-finish as pick duration</w:t>
+            </w:r>
+          </w:p>
+        </w:tc>
+      </w:tr>
+      <w:tr>
+        <w:tc>
+          <w:tcPr/>
+          <w:p>
+            <w:pPr>
+              <w:pStyle w:val="Compact"/>
+            </w:pPr>
+            <w:r>
+              <w:t xml:space="preserve">start_time</w:t>
+            </w:r>
+          </w:p>
+        </w:tc>
+        <w:tc>
+          <w:tcPr/>
+          <w:p>
+            <w:pPr>
+              <w:pStyle w:val="Compact"/>
+            </w:pPr>
+            <w:r>
+              <w:t xml:space="preserve">Zero-second start-to-finish durations</w:t>
+            </w:r>
+          </w:p>
+        </w:tc>
+        <w:tc>
+          <w:tcPr/>
+          <w:p>
+            <w:pPr>
+              <w:pStyle w:val="Compact"/>
+            </w:pPr>
+            <w:r>
+              <w:t xml:space="preserve">9,780</w:t>
+            </w:r>
+          </w:p>
+        </w:tc>
+        <w:tc>
+          <w:tcPr/>
+          <w:p>
+            <w:pPr>
+              <w:pStyle w:val="Compact"/>
+            </w:pPr>
+            <w:r>
+              <w:t xml:space="preserve">Not used if finish-to-finish is chosen</w:t>
+            </w:r>
+          </w:p>
+        </w:tc>
+      </w:tr>
+      <w:tr>
+        <w:tc>
+          <w:tcPr/>
+          <w:p>
+            <w:pPr>
+              <w:pStyle w:val="Compact"/>
+            </w:pPr>
+            <w:r>
+              <w:t xml:space="preserve">finish_time</w:t>
+            </w:r>
+          </w:p>
+        </w:tc>
+        <w:tc>
+          <w:tcPr/>
+          <w:p>
+            <w:pPr>
+              <w:pStyle w:val="Compact"/>
+            </w:pPr>
+            <w:r>
+              <w:t xml:space="preserve">Activity outside the 21:00–03:00 shift</w:t>
+            </w:r>
+          </w:p>
+        </w:tc>
+        <w:tc>
+          <w:tcPr/>
+          <w:p>
+            <w:pPr>
+              <w:pStyle w:val="Compact"/>
+            </w:pPr>
+            <w:r>
+              <w:t xml:space="preserve">470 (04:00–20:59)</w:t>
+            </w:r>
+          </w:p>
+        </w:tc>
+        <w:tc>
+          <w:tcPr/>
+          <w:p>
+            <w:pPr>
+              <w:pStyle w:val="Compact"/>
+            </w:pPr>
+            <w:r>
+              <w:t xml:space="preserve">Check against placeholder and low-volume pickers</w:t>
+            </w:r>
+          </w:p>
+        </w:tc>
+      </w:tr>
+      <w:tr>
+        <w:tc>
+          <w:tcPr/>
+          <w:p>
+            <w:pPr>
+              <w:pStyle w:val="Compact"/>
+            </w:pPr>
+            <w:r>
+              <w:t xml:space="preserve">finish_time</w:t>
+            </w:r>
+          </w:p>
+        </w:tc>
+        <w:tc>
+          <w:tcPr/>
+          <w:p>
+            <w:pPr>
+              <w:pStyle w:val="Compact"/>
+            </w:pPr>
+            <w:r>
+              <w:t xml:space="preserve">Idle gaps between picks (breaks, days off)</w:t>
+            </w:r>
+          </w:p>
+        </w:tc>
+        <w:tc>
+          <w:tcPr/>
+          <w:p>
+            <w:pPr>
+              <w:pStyle w:val="Compact"/>
+            </w:pPr>
+            <w:r>
+              <w:t xml:space="preserve">2,236 gaps &gt; 5 min</w:t>
+            </w:r>
+          </w:p>
+        </w:tc>
+        <w:tc>
+          <w:tcPr/>
+          <w:p>
+            <w:pPr>
+              <w:pStyle w:val="Compact"/>
+            </w:pPr>
+            <w:r>
+              <w:t xml:space="preserve">Set an idle threshold for finish-to-finish</w:t>
+            </w:r>
+          </w:p>
+        </w:tc>
+      </w:tr>
+      <w:tr>
+        <w:tc>
+          <w:tcPr/>
+          <w:p>
+            <w:pPr>
+              <w:pStyle w:val="Compact"/>
+            </w:pPr>
+            <w:r>
+              <w:t xml:space="preserve">finish_time</w:t>
+            </w:r>
+          </w:p>
+        </w:tc>
+        <w:tc>
+          <w:tcPr/>
+          <w:p>
+            <w:pPr>
+              <w:pStyle w:val="Compact"/>
+            </w:pPr>
+            <w:r>
+              <w:t xml:space="preserve">Zero-second gaps (simultaneous confirmations)</w:t>
+            </w:r>
+          </w:p>
+        </w:tc>
+        <w:tc>
+          <w:tcPr/>
+          <w:p>
+            <w:pPr>
+              <w:pStyle w:val="Compact"/>
+            </w:pPr>
+            <w:r>
+              <w:t xml:space="preserve">561</w:t>
+            </w:r>
+          </w:p>
+        </w:tc>
+        <w:tc>
+          <w:tcPr/>
+          <w:p>
+            <w:pPr>
+              <w:pStyle w:val="Compact"/>
+            </w:pPr>
+            <w:r>
+              <w:t xml:space="preserve">Open: one pick or two?</w:t>
+            </w:r>
+          </w:p>
+        </w:tc>
+      </w:tr>
+      <w:tr>
+        <w:tc>
+          <w:tcPr/>
+          <w:p>
+            <w:pPr>
+              <w:pStyle w:val="Compact"/>
+            </w:pPr>
+            <w:r>
+              <w:t xml:space="preserve">calday</w:t>
+            </w:r>
+          </w:p>
+        </w:tc>
+        <w:tc>
+          <w:tcPr/>
+          <w:p>
+            <w:pPr>
+              <w:pStyle w:val="Compact"/>
+            </w:pPr>
+            <w:r>
+              <w:t xml:space="preserve">Night shift split at midnight</w:t>
+            </w:r>
+          </w:p>
+        </w:tc>
+        <w:tc>
+          <w:tcPr/>
+          <w:p>
+            <w:pPr>
+              <w:pStyle w:val="Compact"/>
+            </w:pPr>
+            <w:r>
+              <w:t xml:space="preserve">All rows</w:t>
+            </w:r>
+          </w:p>
+        </w:tc>
+        <w:tc>
+          <w:tcPr/>
+          <w:p>
+            <w:pPr>
+              <w:pStyle w:val="Compact"/>
+            </w:pPr>
+            <w:r>
+              <w:t xml:space="preserve">Create</w:t>
+            </w:r>
+            <w:r>
+              <w:t xml:space="preserve"> </w:t>
+            </w:r>
+            <w:r>
+              <w:rPr>
+                <w:rStyle w:val="VerbatimChar"/>
+              </w:rPr>
+              <w:t xml:space="preserve">shift_date</w:t>
+            </w:r>
+          </w:p>
+        </w:tc>
+      </w:tr>
+      <w:tr>
+        <w:tc>
+          <w:tcPr/>
+          <w:p>
+            <w:pPr>
+              <w:pStyle w:val="Compact"/>
+            </w:pPr>
+            <w:r>
+              <w:t xml:space="preserve">product_id</w:t>
+            </w:r>
+          </w:p>
+        </w:tc>
+        <w:tc>
+          <w:tcPr/>
+          <w:p>
+            <w:pPr>
+              <w:pStyle w:val="Compact"/>
+            </w:pPr>
+            <w:r>
+              <w:t xml:space="preserve">New products from 19 April (1–2 active days)</w:t>
+            </w:r>
+          </w:p>
+        </w:tc>
+        <w:tc>
+          <w:tcPr/>
+          <w:p>
+            <w:pPr>
+              <w:pStyle w:val="Compact"/>
+            </w:pPr>
+            <w:r>
+              <w:t xml:space="preserve">5 products</w:t>
+            </w:r>
+          </w:p>
+        </w:tc>
+        <w:tc>
+          <w:tcPr/>
+          <w:p>
+            <w:pPr>
+              <w:pStyle w:val="Compact"/>
+            </w:pPr>
+            <w:r>
+              <w:t xml:space="preserve">Flag as new; exclude from product comparisons</w:t>
+            </w:r>
+          </w:p>
+        </w:tc>
+      </w:tr>
+      <w:tr>
+        <w:tc>
+          <w:tcPr/>
+          <w:p>
+            <w:pPr>
+              <w:pStyle w:val="Compact"/>
+            </w:pPr>
+            <w:r>
+              <w:t xml:space="preserve">product_id</w:t>
+            </w:r>
+          </w:p>
+        </w:tc>
+        <w:tc>
+          <w:tcPr/>
+          <w:p>
+            <w:pPr>
+              <w:pStyle w:val="Compact"/>
+            </w:pPr>
+            <w:r>
+              <w:t xml:space="preserve">One-off products (single pick)</w:t>
+            </w:r>
+          </w:p>
+        </w:tc>
+        <w:tc>
+          <w:tcPr/>
+          <w:p>
+            <w:pPr>
+              <w:pStyle w:val="Compact"/>
+            </w:pPr>
+            <w:r>
+              <w:t xml:space="preserve">2 products</w:t>
+            </w:r>
+          </w:p>
+        </w:tc>
+        <w:tc>
+          <w:tcPr/>
+          <w:p>
+            <w:pPr>
+              <w:pStyle w:val="Compact"/>
+            </w:pPr>
+            <w:r>
+              <w:t xml:space="preserve">Flag; exclude from product comparisons</w:t>
+            </w:r>
+          </w:p>
+        </w:tc>
+      </w:tr>
+      <w:tr>
+        <w:tc>
+          <w:tcPr/>
+          <w:p>
+            <w:pPr>
+              <w:pStyle w:val="Compact"/>
+            </w:pPr>
+            <w:r>
+              <w:t xml:space="preserve">product_id</w:t>
+            </w:r>
+          </w:p>
+        </w:tc>
+        <w:tc>
+          <w:tcPr/>
+          <w:p>
+            <w:pPr>
+              <w:pStyle w:val="Compact"/>
+            </w:pPr>
+            <w:r>
+              <w:t xml:space="preserve">Rarely picked products (&lt; 100 picks)</w:t>
+            </w:r>
+          </w:p>
+        </w:tc>
+        <w:tc>
+          <w:tcPr/>
+          <w:p>
+            <w:pPr>
+              <w:pStyle w:val="Compact"/>
+            </w:pPr>
+            <w:r>
+              <w:t xml:space="preserve">14 products, 0.20% of rows</w:t>
+            </w:r>
+          </w:p>
+        </w:tc>
+        <w:tc>
+          <w:tcPr/>
+          <w:p>
+            <w:pPr>
+              <w:pStyle w:val="Compact"/>
+            </w:pPr>
+            <w:r>
+              <w:t xml:space="preserve">Open: exclude or group as</w:t>
+            </w:r>
+            <w:r>
+              <w:t xml:space="preserve"> </w:t>
+            </w:r>
+            <w:r>
+              <w:t xml:space="preserve">“other”</w:t>
+            </w:r>
+          </w:p>
+        </w:tc>
+      </w:tr>
+      <w:tr>
+        <w:tc>
+          <w:tcPr/>
+          <w:p>
+            <w:pPr>
+              <w:pStyle w:val="Compact"/>
+            </w:pPr>
+            <w:r>
+              <w:t xml:space="preserve">calweek</w:t>
+            </w:r>
+          </w:p>
+        </w:tc>
+        <w:tc>
+          <w:tcPr/>
+          <w:p>
+            <w:pPr>
+              <w:pStyle w:val="Compact"/>
+            </w:pPr>
+            <w:r>
+              <w:t xml:space="preserve">Partial weeks (week 13: 2 days, week 16: 4 days)</w:t>
+            </w:r>
+          </w:p>
+        </w:tc>
+        <w:tc>
+          <w:tcPr/>
+          <w:p>
+            <w:pPr>
+              <w:pStyle w:val="Compact"/>
+            </w:pPr>
+            <w:r>
+              <w:t xml:space="preserve">69,569</w:t>
+            </w:r>
+          </w:p>
+        </w:tc>
+        <w:tc>
+          <w:tcPr/>
+          <w:p>
+            <w:pPr>
+              <w:pStyle w:val="Compact"/>
+            </w:pPr>
+            <w:r>
+              <w:t xml:space="preserve">Compare picks per day, not weekly totals</w:t>
+            </w:r>
+          </w:p>
+        </w:tc>
+      </w:tr>
+      <w:tr>
+        <w:tc>
+          <w:tcPr/>
+          <w:p>
+            <w:pPr>
+              <w:pStyle w:val="Compact"/>
+            </w:pPr>
+            <w:r>
+              <w:t xml:space="preserve">calweek / calday</w:t>
+            </w:r>
+          </w:p>
+        </w:tc>
+        <w:tc>
+          <w:tcPr/>
+          <w:p>
+            <w:pPr>
+              <w:pStyle w:val="Compact"/>
+            </w:pPr>
+            <w:r>
+              <w:t xml:space="preserve">Friday occurs twice, other weekdays three times</w:t>
+            </w:r>
+          </w:p>
+        </w:tc>
+        <w:tc>
+          <w:tcPr/>
+          <w:p>
+            <w:pPr>
+              <w:pStyle w:val="Compact"/>
+            </w:pPr>
+            <w:r>
+              <w:t xml:space="preserve">—</w:t>
+            </w:r>
+          </w:p>
+        </w:tc>
+        <w:tc>
+          <w:tcPr/>
+          <w:p>
+            <w:pPr>
+              <w:pStyle w:val="Compact"/>
+            </w:pPr>
+            <w:r>
+              <w:t xml:space="preserve">Use averages per occurrence for weekdays</w:t>
+            </w:r>
+          </w:p>
+        </w:tc>
+      </w:tr>
+      <w:tr>
+        <w:tc>
+          <w:tcPr/>
+          <w:p>
+            <w:pPr>
+              <w:pStyle w:val="Compact"/>
+            </w:pPr>
+            <w:r>
+              <w:t xml:space="preserve">calweek / calday</w:t>
+            </w:r>
+          </w:p>
+        </w:tc>
+        <w:tc>
+          <w:tcPr/>
+          <w:p>
+            <w:pPr>
+              <w:pStyle w:val="Compact"/>
+            </w:pPr>
+            <w:r>
+              <w:t xml:space="preserve">Weekday and week based on finish date (midnight split)</w:t>
+            </w:r>
+          </w:p>
+        </w:tc>
+        <w:tc>
+          <w:tcPr/>
+          <w:p>
+            <w:pPr>
+              <w:pStyle w:val="Compact"/>
+            </w:pPr>
+            <w:r>
+              <w:t xml:space="preserve">All rows</w:t>
+            </w:r>
+          </w:p>
+        </w:tc>
+        <w:tc>
+          <w:tcPr/>
+          <w:p>
+            <w:pPr>
+              <w:pStyle w:val="Compact"/>
+            </w:pPr>
+            <w:r>
+              <w:t xml:space="preserve">Recalculate from</w:t>
+            </w:r>
+            <w:r>
+              <w:t xml:space="preserve"> </w:t>
+            </w:r>
+            <w:r>
+              <w:rPr>
+                <w:rStyle w:val="VerbatimChar"/>
+              </w:rPr>
+              <w:t xml:space="preserve">shift_date</w:t>
+            </w:r>
+          </w:p>
+        </w:tc>
+      </w:tr>
     </w:tbl>
-    <w:bookmarkEnd w:id="25"/>
-    <w:bookmarkStart w:id="26" w:name="open-questions"/>
+    <w:bookmarkEnd w:id="67"/>
+    <w:bookmarkStart w:id="68" w:name="open-questions"/>
     <w:p>
       <w:pPr>
         <w:pStyle w:val="Heading1"/>
       </w:pPr>
       <w:r>
-        <w:t xml:space="preserve">6. Open Questions</w:t>
-      </w:r>
-    </w:p>
-    <w:p>
-      <w:pPr>
-        <w:pStyle w:val="Compact"/>
-        <w:numPr>
-          <w:ilvl w:val="0"/>
-          <w:numId w:val="1013"/>
+        <w:t xml:space="preserve">12. Open Questions</w:t>
+      </w:r>
+    </w:p>
+    <w:p>
+      <w:pPr>
+        <w:numPr>
+          <w:ilvl w:val="0"/>
+          <w:numId w:val="1089"/>
         </w:numPr>
       </w:pPr>
       <w:r>
@@ -2234,10 +10919,9 @@
     </w:p>
     <w:p>
       <w:pPr>
-        <w:pStyle w:val="Compact"/>
-        <w:numPr>
-          <w:ilvl w:val="0"/>
-          <w:numId w:val="1013"/>
+        <w:numPr>
+          <w:ilvl w:val="0"/>
+          <w:numId w:val="1089"/>
         </w:numPr>
       </w:pPr>
       <w:r>
@@ -2246,35 +10930,56 @@
     </w:p>
     <w:p>
       <w:pPr>
-        <w:pStyle w:val="Compact"/>
-        <w:numPr>
-          <w:ilvl w:val="0"/>
-          <w:numId w:val="1013"/>
-        </w:numPr>
-      </w:pPr>
-      <w:r>
-        <w:t xml:space="preserve">Which time metric best represents picking effort: start-to-finish, finish-to-finish, or colli duration?</w:t>
-      </w:r>
-    </w:p>
-    <w:p>
-      <w:pPr>
-        <w:pStyle w:val="FirstParagraph"/>
-      </w:pPr>
-      <w:r>
-        <w:rPr>
-          <w:b/>
-          <w:bCs/>
-        </w:rPr>
-        <w:t xml:space="preserve">Still to profile:</w:t>
-      </w:r>
-      <w:r>
-        <w:t xml:space="preserve"> </w:t>
-      </w:r>
-      <w:r>
-        <w:t xml:space="preserve">picker, wm_vsola (quantity), calday / calweek, start_time, finish_time, product_id, wm_tapos.</w:t>
-      </w:r>
-    </w:p>
-    <w:bookmarkEnd w:id="26"/>
+        <w:numPr>
+          <w:ilvl w:val="0"/>
+          <w:numId w:val="1089"/>
+        </w:numPr>
+      </w:pPr>
+      <w:r>
+        <w:t xml:space="preserve">Time metric: finish-to-finish is the strongest candidate. Which idle threshold should separate picking from breaks (e.g. 5 minutes)?</w:t>
+      </w:r>
+    </w:p>
+    <w:p>
+      <w:pPr>
+        <w:numPr>
+          <w:ilvl w:val="0"/>
+          <w:numId w:val="1089"/>
+        </w:numPr>
+      </w:pPr>
+      <w:r>
+        <w:t xml:space="preserve">Should the 9 low-volume pickers be kept in totals (e.g. overall volume) but excluded only from picker comparisons?</w:t>
+      </w:r>
+    </w:p>
+    <w:p>
+      <w:pPr>
+        <w:numPr>
+          <w:ilvl w:val="0"/>
+          <w:numId w:val="1089"/>
+        </w:numPr>
+      </w:pPr>
+      <w:r>
+        <w:t xml:space="preserve">Should productivity be measured as lines per hour, units per hour, or both?</w:t>
+      </w:r>
+    </w:p>
+    <w:p>
+      <w:pPr>
+        <w:pStyle w:val="FirstParagraph"/>
+      </w:pPr>
+      <w:r>
+        <w:rPr>
+          <w:b/>
+          <w:bCs/>
+        </w:rPr>
+        <w:t xml:space="preserve">Profiling complete.</w:t>
+      </w:r>
+      <w:r>
+        <w:t xml:space="preserve"> </w:t>
+      </w:r>
+      <w:r>
+        <w:t xml:space="preserve">Next step: decide the open questions above before cleaning.</w:t>
+      </w:r>
+    </w:p>
+    <w:bookmarkEnd w:id="68"/>
     <w:sectPr>
       <w:footnotePr>
         <w:numRestart w:val="eachSect"/>
@@ -2528,6 +11233,234 @@
     <w:abstractNumId w:val="991"/>
   </w:num>
   <w:num w:numId="1013">
+    <w:abstractNumId w:val="991"/>
+  </w:num>
+  <w:num w:numId="1014">
+    <w:abstractNumId w:val="991"/>
+  </w:num>
+  <w:num w:numId="1015">
+    <w:abstractNumId w:val="991"/>
+  </w:num>
+  <w:num w:numId="1016">
+    <w:abstractNumId w:val="991"/>
+  </w:num>
+  <w:num w:numId="1017">
+    <w:abstractNumId w:val="991"/>
+  </w:num>
+  <w:num w:numId="1018">
+    <w:abstractNumId w:val="991"/>
+  </w:num>
+  <w:num w:numId="1019">
+    <w:abstractNumId w:val="991"/>
+  </w:num>
+  <w:num w:numId="1020">
+    <w:abstractNumId w:val="991"/>
+  </w:num>
+  <w:num w:numId="1021">
+    <w:abstractNumId w:val="991"/>
+  </w:num>
+  <w:num w:numId="1022">
+    <w:abstractNumId w:val="991"/>
+  </w:num>
+  <w:num w:numId="1023">
+    <w:abstractNumId w:val="991"/>
+  </w:num>
+  <w:num w:numId="1024">
+    <w:abstractNumId w:val="991"/>
+  </w:num>
+  <w:num w:numId="1025">
+    <w:abstractNumId w:val="991"/>
+  </w:num>
+  <w:num w:numId="1026">
+    <w:abstractNumId w:val="991"/>
+  </w:num>
+  <w:num w:numId="1027">
+    <w:abstractNumId w:val="991"/>
+  </w:num>
+  <w:num w:numId="1028">
+    <w:abstractNumId w:val="991"/>
+  </w:num>
+  <w:num w:numId="1029">
+    <w:abstractNumId w:val="991"/>
+  </w:num>
+  <w:num w:numId="1030">
+    <w:abstractNumId w:val="991"/>
+  </w:num>
+  <w:num w:numId="1031">
+    <w:abstractNumId w:val="991"/>
+  </w:num>
+  <w:num w:numId="1032">
+    <w:abstractNumId w:val="991"/>
+  </w:num>
+  <w:num w:numId="1033">
+    <w:abstractNumId w:val="991"/>
+  </w:num>
+  <w:num w:numId="1034">
+    <w:abstractNumId w:val="991"/>
+  </w:num>
+  <w:num w:numId="1035">
+    <w:abstractNumId w:val="991"/>
+  </w:num>
+  <w:num w:numId="1036">
+    <w:abstractNumId w:val="991"/>
+  </w:num>
+  <w:num w:numId="1037">
+    <w:abstractNumId w:val="991"/>
+  </w:num>
+  <w:num w:numId="1038">
+    <w:abstractNumId w:val="991"/>
+  </w:num>
+  <w:num w:numId="1039">
+    <w:abstractNumId w:val="991"/>
+  </w:num>
+  <w:num w:numId="1040">
+    <w:abstractNumId w:val="991"/>
+  </w:num>
+  <w:num w:numId="1041">
+    <w:abstractNumId w:val="991"/>
+  </w:num>
+  <w:num w:numId="1042">
+    <w:abstractNumId w:val="991"/>
+  </w:num>
+  <w:num w:numId="1043">
+    <w:abstractNumId w:val="991"/>
+  </w:num>
+  <w:num w:numId="1044">
+    <w:abstractNumId w:val="991"/>
+  </w:num>
+  <w:num w:numId="1045">
+    <w:abstractNumId w:val="991"/>
+  </w:num>
+  <w:num w:numId="1046">
+    <w:abstractNumId w:val="991"/>
+  </w:num>
+  <w:num w:numId="1047">
+    <w:abstractNumId w:val="991"/>
+  </w:num>
+  <w:num w:numId="1048">
+    <w:abstractNumId w:val="991"/>
+  </w:num>
+  <w:num w:numId="1049">
+    <w:abstractNumId w:val="991"/>
+  </w:num>
+  <w:num w:numId="1050">
+    <w:abstractNumId w:val="991"/>
+  </w:num>
+  <w:num w:numId="1051">
+    <w:abstractNumId w:val="991"/>
+  </w:num>
+  <w:num w:numId="1052">
+    <w:abstractNumId w:val="991"/>
+  </w:num>
+  <w:num w:numId="1053">
+    <w:abstractNumId w:val="991"/>
+  </w:num>
+  <w:num w:numId="1054">
+    <w:abstractNumId w:val="991"/>
+  </w:num>
+  <w:num w:numId="1055">
+    <w:abstractNumId w:val="991"/>
+  </w:num>
+  <w:num w:numId="1056">
+    <w:abstractNumId w:val="991"/>
+  </w:num>
+  <w:num w:numId="1057">
+    <w:abstractNumId w:val="991"/>
+  </w:num>
+  <w:num w:numId="1058">
+    <w:abstractNumId w:val="991"/>
+  </w:num>
+  <w:num w:numId="1059">
+    <w:abstractNumId w:val="991"/>
+  </w:num>
+  <w:num w:numId="1060">
+    <w:abstractNumId w:val="991"/>
+  </w:num>
+  <w:num w:numId="1061">
+    <w:abstractNumId w:val="991"/>
+  </w:num>
+  <w:num w:numId="1062">
+    <w:abstractNumId w:val="991"/>
+  </w:num>
+  <w:num w:numId="1063">
+    <w:abstractNumId w:val="991"/>
+  </w:num>
+  <w:num w:numId="1064">
+    <w:abstractNumId w:val="991"/>
+  </w:num>
+  <w:num w:numId="1065">
+    <w:abstractNumId w:val="991"/>
+  </w:num>
+  <w:num w:numId="1066">
+    <w:abstractNumId w:val="991"/>
+  </w:num>
+  <w:num w:numId="1067">
+    <w:abstractNumId w:val="991"/>
+  </w:num>
+  <w:num w:numId="1068">
+    <w:abstractNumId w:val="991"/>
+  </w:num>
+  <w:num w:numId="1069">
+    <w:abstractNumId w:val="991"/>
+  </w:num>
+  <w:num w:numId="1070">
+    <w:abstractNumId w:val="991"/>
+  </w:num>
+  <w:num w:numId="1071">
+    <w:abstractNumId w:val="991"/>
+  </w:num>
+  <w:num w:numId="1072">
+    <w:abstractNumId w:val="991"/>
+  </w:num>
+  <w:num w:numId="1073">
+    <w:abstractNumId w:val="991"/>
+  </w:num>
+  <w:num w:numId="1074">
+    <w:abstractNumId w:val="991"/>
+  </w:num>
+  <w:num w:numId="1075">
+    <w:abstractNumId w:val="991"/>
+  </w:num>
+  <w:num w:numId="1076">
+    <w:abstractNumId w:val="991"/>
+  </w:num>
+  <w:num w:numId="1077">
+    <w:abstractNumId w:val="991"/>
+  </w:num>
+  <w:num w:numId="1078">
+    <w:abstractNumId w:val="991"/>
+  </w:num>
+  <w:num w:numId="1079">
+    <w:abstractNumId w:val="991"/>
+  </w:num>
+  <w:num w:numId="1080">
+    <w:abstractNumId w:val="991"/>
+  </w:num>
+  <w:num w:numId="1081">
+    <w:abstractNumId w:val="991"/>
+  </w:num>
+  <w:num w:numId="1082">
+    <w:abstractNumId w:val="991"/>
+  </w:num>
+  <w:num w:numId="1083">
+    <w:abstractNumId w:val="991"/>
+  </w:num>
+  <w:num w:numId="1084">
+    <w:abstractNumId w:val="991"/>
+  </w:num>
+  <w:num w:numId="1085">
+    <w:abstractNumId w:val="991"/>
+  </w:num>
+  <w:num w:numId="1086">
+    <w:abstractNumId w:val="991"/>
+  </w:num>
+  <w:num w:numId="1087">
+    <w:abstractNumId w:val="991"/>
+  </w:num>
+  <w:num w:numId="1088">
+    <w:abstractNumId w:val="991"/>
+  </w:num>
+  <w:num w:numId="1089">
     <w:abstractNumId w:val="991"/>
   </w:num>
 </w:numbering>
